--- a/docs/가격예측AI_연구노트.docx
+++ b/docs/가격예측AI_연구노트.docx
@@ -20,20 +20,8 @@
           <w:sz w:val="52"/>
           <w:szCs w:val="52"/>
         </w:rPr>
-        <w:t xml:space="preserve">연 구 노 </w:t>
+        <w:t>연 구 노 트</w:t>
       </w:r>
-      <w:proofErr w:type="spellStart"/>
-      <w:r>
-        <w:rPr>
-          <w:b/>
-          <w:bCs/>
-          <w:color w:val="1B3A5C"/>
-          <w:sz w:val="52"/>
-          <w:szCs w:val="52"/>
-        </w:rPr>
-        <w:t>트</w:t>
-      </w:r>
-      <w:proofErr w:type="spellEnd"/>
     </w:p>
     <w:p>
       <w:pPr>
@@ -136,41 +124,13 @@
             <w:pPr>
               <w:spacing w:before="20" w:after="20"/>
             </w:pPr>
-            <w:proofErr w:type="spellStart"/>
             <w:r>
               <w:rPr>
                 <w:b/>
                 <w:bCs/>
                 <w:color w:val="333333"/>
               </w:rPr>
-              <w:t>VisionAI</w:t>
-            </w:r>
-            <w:proofErr w:type="spellEnd"/>
-            <w:r>
-              <w:rPr>
-                <w:b/>
-                <w:bCs/>
-                <w:color w:val="333333"/>
-              </w:rPr>
-              <w:t xml:space="preserve"> - 하이브리드/</w:t>
-            </w:r>
-            <w:proofErr w:type="spellStart"/>
-            <w:r>
-              <w:rPr>
-                <w:b/>
-                <w:bCs/>
-                <w:color w:val="333333"/>
-              </w:rPr>
-              <w:t>멀티모달</w:t>
-            </w:r>
-            <w:proofErr w:type="spellEnd"/>
-            <w:r>
-              <w:rPr>
-                <w:b/>
-                <w:bCs/>
-                <w:color w:val="333333"/>
-              </w:rPr>
-              <w:t xml:space="preserve"> 기반 미술품 가격 예측 AI</w:t>
+              <w:t>VisionAI - 하이브리드/멀티모달 기반 미술품 가격 예측 AI</w:t>
             </w:r>
           </w:p>
         </w:tc>
@@ -514,7 +474,6 @@
                 <w:rFonts w:hint="eastAsia"/>
               </w:rPr>
             </w:pPr>
-            <w:proofErr w:type="spellStart"/>
             <w:r>
               <w:rPr>
                 <w:rFonts w:hint="eastAsia"/>
@@ -522,7 +481,6 @@
               </w:rPr>
               <w:t>고보승</w:t>
             </w:r>
-            <w:proofErr w:type="spellEnd"/>
           </w:p>
         </w:tc>
       </w:tr>
@@ -624,7 +582,6 @@
             <w:pPr>
               <w:jc w:val="center"/>
             </w:pPr>
-            <w:proofErr w:type="spellStart"/>
             <w:r>
               <w:rPr>
                 <w:b/>
@@ -633,7 +590,6 @@
               </w:rPr>
               <w:t>기술스택</w:t>
             </w:r>
-            <w:proofErr w:type="spellEnd"/>
           </w:p>
         </w:tc>
         <w:tc>
@@ -661,35 +617,7 @@
               <w:rPr>
                 <w:color w:val="333333"/>
               </w:rPr>
-              <w:t xml:space="preserve">Python 3.11+ / </w:t>
-            </w:r>
-            <w:proofErr w:type="spellStart"/>
-            <w:r>
-              <w:rPr>
-                <w:color w:val="333333"/>
-              </w:rPr>
-              <w:t>PyTorch</w:t>
-            </w:r>
-            <w:proofErr w:type="spellEnd"/>
-            <w:r>
-              <w:rPr>
-                <w:color w:val="333333"/>
-              </w:rPr>
-              <w:t xml:space="preserve"> / </w:t>
-            </w:r>
-            <w:proofErr w:type="spellStart"/>
-            <w:r>
-              <w:rPr>
-                <w:color w:val="333333"/>
-              </w:rPr>
-              <w:t>CatBoost</w:t>
-            </w:r>
-            <w:proofErr w:type="spellEnd"/>
-            <w:r>
-              <w:rPr>
-                <w:color w:val="333333"/>
-              </w:rPr>
-              <w:t xml:space="preserve"> / ONNX / W&amp;B</w:t>
+              <w:t>Python 3.11+ / PyTorch / CatBoost / ONNX / W&amp;B</w:t>
             </w:r>
           </w:p>
         </w:tc>
@@ -813,23 +741,13 @@
             <w:pPr>
               <w:spacing w:before="20" w:after="20"/>
             </w:pPr>
-            <w:proofErr w:type="spellStart"/>
             <w:r>
               <w:rPr>
                 <w:b/>
                 <w:bCs/>
                 <w:color w:val="333333"/>
               </w:rPr>
-              <w:t>VisionAI</w:t>
-            </w:r>
-            <w:proofErr w:type="spellEnd"/>
-            <w:r>
-              <w:rPr>
-                <w:b/>
-                <w:bCs/>
-                <w:color w:val="333333"/>
-              </w:rPr>
-              <w:t xml:space="preserve"> - 미술 시장 AI 플랫폼</w:t>
+              <w:t>VisionAI - 미술 시장 AI 플랫폼</w:t>
             </w:r>
           </w:p>
         </w:tc>
@@ -1024,7 +942,6 @@
             <w:pPr>
               <w:spacing w:before="20" w:after="20"/>
             </w:pPr>
-            <w:proofErr w:type="spellStart"/>
             <w:r>
               <w:rPr>
                 <w:rFonts w:hint="eastAsia"/>
@@ -1032,7 +949,6 @@
               </w:rPr>
               <w:t>고보승</w:t>
             </w:r>
-            <w:proofErr w:type="spellEnd"/>
             <w:r>
               <w:rPr>
                 <w:color w:val="333333"/>
@@ -1393,21 +1309,7 @@
               <w:rPr>
                 <w:color w:val="333333"/>
               </w:rPr>
-              <w:t xml:space="preserve">프로젝트 킥오프, </w:t>
-            </w:r>
-            <w:proofErr w:type="spellStart"/>
-            <w:r>
-              <w:rPr>
-                <w:color w:val="333333"/>
-              </w:rPr>
-              <w:t>목업</w:t>
-            </w:r>
-            <w:proofErr w:type="spellEnd"/>
-            <w:r>
-              <w:rPr>
-                <w:color w:val="333333"/>
-              </w:rPr>
-              <w:t xml:space="preserve"> 분석, 상세 개발 기획서 작성</w:t>
+              <w:t>프로젝트 킥오프, 목업 분석, 상세 개발 기획서 작성</w:t>
             </w:r>
           </w:p>
         </w:tc>
@@ -1455,19 +1357,11 @@
         </w:numPr>
         <w:spacing w:after="50"/>
       </w:pPr>
-      <w:proofErr w:type="spellStart"/>
       <w:r>
         <w:rPr>
           <w:color w:val="444444"/>
         </w:rPr>
-        <w:t>VisionAI</w:t>
-      </w:r>
-      <w:proofErr w:type="spellEnd"/>
-      <w:r>
-        <w:rPr>
-          <w:color w:val="444444"/>
-        </w:rPr>
-        <w:t xml:space="preserve"> 프로젝트 전체 구조 파악 및 가격 예측 AI 담당 도메인 범위 확정 (총 120 SP, AI 90 + BE 30)</w:t>
+        <w:t>VisionAI 프로젝트 전체 구조 파악 및 가격 예측 AI 담당 도메인 범위 확정 (총 120 SP, AI 90 + BE 30)</w:t>
       </w:r>
     </w:p>
     <w:p>
@@ -1515,63 +1409,7 @@
         <w:rPr>
           <w:color w:val="444444"/>
         </w:rPr>
-        <w:t xml:space="preserve">frontend/index.html </w:t>
-      </w:r>
-      <w:proofErr w:type="spellStart"/>
-      <w:r>
-        <w:rPr>
-          <w:color w:val="444444"/>
-        </w:rPr>
-        <w:t>목업</w:t>
-      </w:r>
-      <w:proofErr w:type="spellEnd"/>
-      <w:r>
-        <w:rPr>
-          <w:color w:val="444444"/>
-        </w:rPr>
-        <w:t xml:space="preserve"> UI 전수 분석(13페이지) → 예측 모델 </w:t>
-      </w:r>
-      <w:proofErr w:type="spellStart"/>
-      <w:r>
-        <w:rPr>
-          <w:color w:val="444444"/>
-        </w:rPr>
-        <w:t>출력값</w:t>
-      </w:r>
-      <w:proofErr w:type="spellEnd"/>
-      <w:r>
-        <w:rPr>
-          <w:color w:val="444444"/>
-        </w:rPr>
-        <w:t xml:space="preserve"> 8종 도출 (가격구간, </w:t>
-      </w:r>
-      <w:proofErr w:type="spellStart"/>
-      <w:r>
-        <w:rPr>
-          <w:color w:val="444444"/>
-        </w:rPr>
-        <w:t>호당가</w:t>
-      </w:r>
-      <w:proofErr w:type="spellEnd"/>
-      <w:r>
-        <w:rPr>
-          <w:color w:val="444444"/>
-        </w:rPr>
-        <w:t xml:space="preserve">, 가격추이, 유사작품비교, 권장시작가, 기대낙찰구간, 신뢰도등급, </w:t>
-      </w:r>
-      <w:proofErr w:type="spellStart"/>
-      <w:r>
-        <w:rPr>
-          <w:color w:val="444444"/>
-        </w:rPr>
-        <w:t>시세포지셔닝</w:t>
-      </w:r>
-      <w:proofErr w:type="spellEnd"/>
-      <w:r>
-        <w:rPr>
-          <w:color w:val="444444"/>
-        </w:rPr>
-        <w:t>)</w:t>
+        <w:t>frontend/index.html 목업 UI 전수 분석(13페이지) → 예측 모델 출력값 8종 도출 (가격구간, 호당가, 가격추이, 유사작품비교, 권장시작가, 기대낙찰구간, 신뢰도등급, 시세포지셔닝)</w:t>
       </w:r>
     </w:p>
     <w:p>
@@ -1587,35 +1425,7 @@
         <w:rPr>
           <w:color w:val="444444"/>
         </w:rPr>
-        <w:t xml:space="preserve">5 Phase 로드맵(120일) 수립 및 상세 개발 기획서 작성: API </w:t>
-      </w:r>
-      <w:proofErr w:type="spellStart"/>
-      <w:r>
-        <w:rPr>
-          <w:color w:val="444444"/>
-        </w:rPr>
-        <w:t>엔드포인트</w:t>
-      </w:r>
-      <w:proofErr w:type="spellEnd"/>
-      <w:r>
-        <w:rPr>
-          <w:color w:val="444444"/>
-        </w:rPr>
-        <w:t xml:space="preserve"> 4개 설계, 모델링 전략(</w:t>
-      </w:r>
-      <w:proofErr w:type="spellStart"/>
-      <w:r>
-        <w:rPr>
-          <w:color w:val="444444"/>
-        </w:rPr>
-        <w:t>Ridge→CatBoost→Quantile</w:t>
-      </w:r>
-      <w:proofErr w:type="spellEnd"/>
-      <w:r>
-        <w:rPr>
-          <w:color w:val="444444"/>
-        </w:rPr>
-        <w:t xml:space="preserve"> Regression), 리스크 6항목 정리</w:t>
+        <w:t>5 Phase 로드맵(120일) 수립 및 상세 개발 기획서 작성: API 엔드포인트 4개 설계, 모델링 전략(Ridge→CatBoost→Quantile Regression), 리스크 6항목 정리</w:t>
       </w:r>
     </w:p>
     <w:p>
@@ -1631,49 +1441,7 @@
         <w:rPr>
           <w:color w:val="444444"/>
         </w:rPr>
-        <w:t>공개 경매 데이터 소스 후보 조사(</w:t>
-      </w:r>
-      <w:proofErr w:type="spellStart"/>
-      <w:r>
-        <w:rPr>
-          <w:color w:val="444444"/>
-        </w:rPr>
-        <w:t>서울옥션</w:t>
-      </w:r>
-      <w:proofErr w:type="spellEnd"/>
-      <w:r>
-        <w:rPr>
-          <w:color w:val="444444"/>
-        </w:rPr>
-        <w:t>/K옥션) 및 개발 환경 구성(</w:t>
-      </w:r>
-      <w:proofErr w:type="spellStart"/>
-      <w:r>
-        <w:rPr>
-          <w:color w:val="444444"/>
-        </w:rPr>
-        <w:t>pyproject.toml</w:t>
-      </w:r>
-      <w:proofErr w:type="spellEnd"/>
-      <w:r>
-        <w:rPr>
-          <w:color w:val="444444"/>
-        </w:rPr>
-        <w:t xml:space="preserve">, W&amp;B, ruff, </w:t>
-      </w:r>
-      <w:proofErr w:type="spellStart"/>
-      <w:r>
-        <w:rPr>
-          <w:color w:val="444444"/>
-        </w:rPr>
-        <w:t>mypy</w:t>
-      </w:r>
-      <w:proofErr w:type="spellEnd"/>
-      <w:r>
-        <w:rPr>
-          <w:color w:val="444444"/>
-        </w:rPr>
-        <w:t>)</w:t>
+        <w:t>공개 경매 데이터 소스 후보 조사(서울옥션/K옥션) 및 개발 환경 구성(pyproject.toml, W&amp;B, ruff, mypy)</w:t>
       </w:r>
     </w:p>
     <w:p>
@@ -1891,29 +1659,50 @@
             <w:pPr>
               <w:spacing w:before="20" w:after="20"/>
             </w:pPr>
-            <w:proofErr w:type="spellStart"/>
             <w:r>
               <w:rPr>
                 <w:color w:val="333333"/>
                 <w:sz w:val="17"/>
                 <w:szCs w:val="17"/>
               </w:rPr>
-              <w:t>목업</w:t>
-            </w:r>
-            <w:proofErr w:type="spellEnd"/>
+              <w:t>목업 UI 분석</w:t>
+            </w:r>
+          </w:p>
+        </w:tc>
+        <w:tc>
+          <w:tcPr>
+            <w:tcW w:w="2200" w:type="dxa"/>
+            <w:tcBorders>
+              <w:top w:val="single" w:sz="1" w:space="0" w:color="B0BEC5"/>
+              <w:left w:val="single" w:sz="1" w:space="0" w:color="B0BEC5"/>
+              <w:bottom w:val="single" w:sz="1" w:space="0" w:color="B0BEC5"/>
+              <w:right w:val="single" w:sz="1" w:space="0" w:color="B0BEC5"/>
+            </w:tcBorders>
+            <w:tcMar>
+              <w:top w:w="50" w:type="dxa"/>
+              <w:left w:w="80" w:type="dxa"/>
+              <w:bottom w:w="50" w:type="dxa"/>
+              <w:right w:w="80" w:type="dxa"/>
+            </w:tcMar>
+            <w:vAlign w:val="center"/>
+          </w:tcPr>
+          <w:p>
+            <w:pPr>
+              <w:spacing w:before="20" w:after="20"/>
+            </w:pPr>
             <w:r>
               <w:rPr>
                 <w:color w:val="333333"/>
                 <w:sz w:val="17"/>
                 <w:szCs w:val="17"/>
               </w:rPr>
-              <w:t xml:space="preserve"> UI 분석</w:t>
-            </w:r>
-          </w:p>
-        </w:tc>
-        <w:tc>
-          <w:tcPr>
-            <w:tcW w:w="2200" w:type="dxa"/>
+              <w:t>HTML 정적 분석</w:t>
+            </w:r>
+          </w:p>
+        </w:tc>
+        <w:tc>
+          <w:tcPr>
+            <w:tcW w:w="2800" w:type="dxa"/>
             <w:tcBorders>
               <w:top w:val="single" w:sz="1" w:space="0" w:color="B0BEC5"/>
               <w:left w:val="single" w:sz="1" w:space="0" w:color="B0BEC5"/>
@@ -1938,56 +1727,7 @@
                 <w:sz w:val="17"/>
                 <w:szCs w:val="17"/>
               </w:rPr>
-              <w:t>HTML 정적 분석</w:t>
-            </w:r>
-          </w:p>
-        </w:tc>
-        <w:tc>
-          <w:tcPr>
-            <w:tcW w:w="2800" w:type="dxa"/>
-            <w:tcBorders>
-              <w:top w:val="single" w:sz="1" w:space="0" w:color="B0BEC5"/>
-              <w:left w:val="single" w:sz="1" w:space="0" w:color="B0BEC5"/>
-              <w:bottom w:val="single" w:sz="1" w:space="0" w:color="B0BEC5"/>
-              <w:right w:val="single" w:sz="1" w:space="0" w:color="B0BEC5"/>
-            </w:tcBorders>
-            <w:tcMar>
-              <w:top w:w="50" w:type="dxa"/>
-              <w:left w:w="80" w:type="dxa"/>
-              <w:bottom w:w="50" w:type="dxa"/>
-              <w:right w:w="80" w:type="dxa"/>
-            </w:tcMar>
-            <w:vAlign w:val="center"/>
-          </w:tcPr>
-          <w:p>
-            <w:pPr>
-              <w:spacing w:before="20" w:after="20"/>
-            </w:pPr>
-            <w:r>
-              <w:rPr>
-                <w:color w:val="333333"/>
-                <w:sz w:val="17"/>
-                <w:szCs w:val="17"/>
-              </w:rPr>
-              <w:t xml:space="preserve">예측 </w:t>
-            </w:r>
-            <w:proofErr w:type="spellStart"/>
-            <w:r>
-              <w:rPr>
-                <w:color w:val="333333"/>
-                <w:sz w:val="17"/>
-                <w:szCs w:val="17"/>
-              </w:rPr>
-              <w:t>출력값</w:t>
-            </w:r>
-            <w:proofErr w:type="spellEnd"/>
-            <w:r>
-              <w:rPr>
-                <w:color w:val="333333"/>
-                <w:sz w:val="17"/>
-                <w:szCs w:val="17"/>
-              </w:rPr>
-              <w:t xml:space="preserve"> 8종 도출</w:t>
+              <w:t>예측 출력값 8종 도출</w:t>
             </w:r>
           </w:p>
         </w:tc>
@@ -2245,64 +1985,44 @@
             <w:pPr>
               <w:spacing w:before="20" w:after="20"/>
             </w:pPr>
-            <w:proofErr w:type="spellStart"/>
             <w:r>
               <w:rPr>
                 <w:color w:val="333333"/>
                 <w:sz w:val="17"/>
                 <w:szCs w:val="17"/>
               </w:rPr>
-              <w:t>경매사</w:t>
-            </w:r>
-            <w:proofErr w:type="spellEnd"/>
+              <w:t>경매사 2곳+내부 3종 후보</w:t>
+            </w:r>
+          </w:p>
+        </w:tc>
+        <w:tc>
+          <w:tcPr>
+            <w:tcW w:w="2706" w:type="dxa"/>
+            <w:tcBorders>
+              <w:top w:val="single" w:sz="1" w:space="0" w:color="B0BEC5"/>
+              <w:left w:val="single" w:sz="1" w:space="0" w:color="B0BEC5"/>
+              <w:bottom w:val="single" w:sz="1" w:space="0" w:color="B0BEC5"/>
+              <w:right w:val="single" w:sz="1" w:space="0" w:color="B0BEC5"/>
+            </w:tcBorders>
+            <w:tcMar>
+              <w:top w:w="50" w:type="dxa"/>
+              <w:left w:w="80" w:type="dxa"/>
+              <w:bottom w:w="50" w:type="dxa"/>
+              <w:right w:w="80" w:type="dxa"/>
+            </w:tcMar>
+            <w:vAlign w:val="center"/>
+          </w:tcPr>
+          <w:p>
+            <w:pPr>
+              <w:spacing w:before="20" w:after="20"/>
+            </w:pPr>
             <w:r>
               <w:rPr>
                 <w:color w:val="333333"/>
                 <w:sz w:val="17"/>
                 <w:szCs w:val="17"/>
               </w:rPr>
-              <w:t xml:space="preserve"> 2곳+내부 3종 후보</w:t>
-            </w:r>
-          </w:p>
-        </w:tc>
-        <w:tc>
-          <w:tcPr>
-            <w:tcW w:w="2706" w:type="dxa"/>
-            <w:tcBorders>
-              <w:top w:val="single" w:sz="1" w:space="0" w:color="B0BEC5"/>
-              <w:left w:val="single" w:sz="1" w:space="0" w:color="B0BEC5"/>
-              <w:bottom w:val="single" w:sz="1" w:space="0" w:color="B0BEC5"/>
-              <w:right w:val="single" w:sz="1" w:space="0" w:color="B0BEC5"/>
-            </w:tcBorders>
-            <w:tcMar>
-              <w:top w:w="50" w:type="dxa"/>
-              <w:left w:w="80" w:type="dxa"/>
-              <w:bottom w:w="50" w:type="dxa"/>
-              <w:right w:w="80" w:type="dxa"/>
-            </w:tcMar>
-            <w:vAlign w:val="center"/>
-          </w:tcPr>
-          <w:p>
-            <w:pPr>
-              <w:spacing w:before="20" w:after="20"/>
-            </w:pPr>
-            <w:proofErr w:type="spellStart"/>
-            <w:r>
-              <w:rPr>
-                <w:color w:val="333333"/>
-                <w:sz w:val="17"/>
-                <w:szCs w:val="17"/>
-              </w:rPr>
-              <w:t>크롤링</w:t>
-            </w:r>
-            <w:proofErr w:type="spellEnd"/>
-            <w:r>
-              <w:rPr>
-                <w:color w:val="333333"/>
-                <w:sz w:val="17"/>
-                <w:szCs w:val="17"/>
-              </w:rPr>
-              <w:t xml:space="preserve"> 법적검토 필요</w:t>
+              <w:t>크롤링 법적검토 필요</w:t>
             </w:r>
           </w:p>
         </w:tc>
@@ -2529,18 +2249,8 @@
                 <w:sz w:val="17"/>
                 <w:szCs w:val="17"/>
               </w:rPr>
-              <w:t xml:space="preserve">타사 Vision AI 인수 스펙 </w:t>
-            </w:r>
-            <w:proofErr w:type="spellStart"/>
-            <w:r>
-              <w:rPr>
-                <w:color w:val="333333"/>
-                <w:sz w:val="17"/>
-                <w:szCs w:val="17"/>
-              </w:rPr>
-              <w:t>미확정</w:t>
-            </w:r>
-            <w:proofErr w:type="spellEnd"/>
+              <w:t>타사 Vision AI 인수 스펙 미확정</w:t>
+            </w:r>
           </w:p>
         </w:tc>
         <w:tc>
@@ -2671,90 +2381,70 @@
                 <w:sz w:val="17"/>
                 <w:szCs w:val="17"/>
               </w:rPr>
-              <w:t xml:space="preserve">경매 데이터 </w:t>
-            </w:r>
-            <w:proofErr w:type="spellStart"/>
+              <w:t>경매 데이터 크롤링 법적 검토 필요</w:t>
+            </w:r>
+          </w:p>
+        </w:tc>
+        <w:tc>
+          <w:tcPr>
+            <w:tcW w:w="1200" w:type="dxa"/>
+            <w:tcBorders>
+              <w:top w:val="single" w:sz="1" w:space="0" w:color="B0BEC5"/>
+              <w:left w:val="single" w:sz="1" w:space="0" w:color="B0BEC5"/>
+              <w:bottom w:val="single" w:sz="1" w:space="0" w:color="B0BEC5"/>
+              <w:right w:val="single" w:sz="1" w:space="0" w:color="B0BEC5"/>
+            </w:tcBorders>
+            <w:tcMar>
+              <w:top w:w="50" w:type="dxa"/>
+              <w:left w:w="80" w:type="dxa"/>
+              <w:bottom w:w="50" w:type="dxa"/>
+              <w:right w:w="80" w:type="dxa"/>
+            </w:tcMar>
+            <w:vAlign w:val="center"/>
+          </w:tcPr>
+          <w:p>
+            <w:pPr>
+              <w:spacing w:before="20" w:after="20"/>
+            </w:pPr>
             <w:r>
               <w:rPr>
                 <w:color w:val="333333"/>
                 <w:sz w:val="17"/>
                 <w:szCs w:val="17"/>
               </w:rPr>
-              <w:t>크롤링</w:t>
-            </w:r>
-            <w:proofErr w:type="spellEnd"/>
+              <w:t>중간</w:t>
+            </w:r>
+          </w:p>
+        </w:tc>
+        <w:tc>
+          <w:tcPr>
+            <w:tcW w:w="1200" w:type="dxa"/>
+            <w:tcBorders>
+              <w:top w:val="single" w:sz="1" w:space="0" w:color="B0BEC5"/>
+              <w:left w:val="single" w:sz="1" w:space="0" w:color="B0BEC5"/>
+              <w:bottom w:val="single" w:sz="1" w:space="0" w:color="B0BEC5"/>
+              <w:right w:val="single" w:sz="1" w:space="0" w:color="B0BEC5"/>
+            </w:tcBorders>
+            <w:tcMar>
+              <w:top w:w="50" w:type="dxa"/>
+              <w:left w:w="80" w:type="dxa"/>
+              <w:bottom w:w="50" w:type="dxa"/>
+              <w:right w:w="80" w:type="dxa"/>
+            </w:tcMar>
+            <w:vAlign w:val="center"/>
+          </w:tcPr>
+          <w:p>
+            <w:pPr>
+              <w:spacing w:before="20" w:after="20"/>
+            </w:pPr>
             <w:r>
               <w:rPr>
                 <w:color w:val="333333"/>
                 <w:sz w:val="17"/>
                 <w:szCs w:val="17"/>
               </w:rPr>
-              <w:t xml:space="preserve"> 법적 검토 필요</w:t>
-            </w:r>
-          </w:p>
-        </w:tc>
-        <w:tc>
-          <w:tcPr>
-            <w:tcW w:w="1200" w:type="dxa"/>
-            <w:tcBorders>
-              <w:top w:val="single" w:sz="1" w:space="0" w:color="B0BEC5"/>
-              <w:left w:val="single" w:sz="1" w:space="0" w:color="B0BEC5"/>
-              <w:bottom w:val="single" w:sz="1" w:space="0" w:color="B0BEC5"/>
-              <w:right w:val="single" w:sz="1" w:space="0" w:color="B0BEC5"/>
-            </w:tcBorders>
-            <w:tcMar>
-              <w:top w:w="50" w:type="dxa"/>
-              <w:left w:w="80" w:type="dxa"/>
-              <w:bottom w:w="50" w:type="dxa"/>
-              <w:right w:w="80" w:type="dxa"/>
-            </w:tcMar>
-            <w:vAlign w:val="center"/>
-          </w:tcPr>
-          <w:p>
-            <w:pPr>
-              <w:spacing w:before="20" w:after="20"/>
-            </w:pPr>
-            <w:r>
-              <w:rPr>
-                <w:color w:val="333333"/>
-                <w:sz w:val="17"/>
-                <w:szCs w:val="17"/>
-              </w:rPr>
-              <w:t>중간</w:t>
-            </w:r>
-          </w:p>
-        </w:tc>
-        <w:tc>
-          <w:tcPr>
-            <w:tcW w:w="1200" w:type="dxa"/>
-            <w:tcBorders>
-              <w:top w:val="single" w:sz="1" w:space="0" w:color="B0BEC5"/>
-              <w:left w:val="single" w:sz="1" w:space="0" w:color="B0BEC5"/>
-              <w:bottom w:val="single" w:sz="1" w:space="0" w:color="B0BEC5"/>
-              <w:right w:val="single" w:sz="1" w:space="0" w:color="B0BEC5"/>
-            </w:tcBorders>
-            <w:tcMar>
-              <w:top w:w="50" w:type="dxa"/>
-              <w:left w:w="80" w:type="dxa"/>
-              <w:bottom w:w="50" w:type="dxa"/>
-              <w:right w:w="80" w:type="dxa"/>
-            </w:tcMar>
-            <w:vAlign w:val="center"/>
-          </w:tcPr>
-          <w:p>
-            <w:pPr>
-              <w:spacing w:before="20" w:after="20"/>
-            </w:pPr>
-            <w:proofErr w:type="spellStart"/>
-            <w:r>
-              <w:rPr>
-                <w:color w:val="333333"/>
-                <w:sz w:val="17"/>
-                <w:szCs w:val="17"/>
-              </w:rPr>
               <w:t>확인중</w:t>
             </w:r>
-            <w:proofErr w:type="spellEnd"/>
           </w:p>
         </w:tc>
         <w:tc>
@@ -2979,21 +2669,7 @@
         <w:rPr>
           <w:color w:val="444444"/>
         </w:rPr>
-        <w:t xml:space="preserve">경매 데이터 </w:t>
-      </w:r>
-      <w:proofErr w:type="spellStart"/>
-      <w:r>
-        <w:rPr>
-          <w:color w:val="444444"/>
-        </w:rPr>
-        <w:t>크롤러</w:t>
-      </w:r>
-      <w:proofErr w:type="spellEnd"/>
-      <w:r>
-        <w:rPr>
-          <w:color w:val="444444"/>
-        </w:rPr>
-        <w:t xml:space="preserve"> 프로토타입 개발 착수 (BE 팀 협업)</w:t>
+        <w:t>경매 데이터 크롤러 프로토타입 개발 착수 (BE 팀 협업)</w:t>
       </w:r>
     </w:p>
     <w:p>
@@ -3066,33 +2742,11 @@
         </w:numPr>
         <w:spacing w:after="50"/>
       </w:pPr>
-      <w:proofErr w:type="spellStart"/>
       <w:r>
         <w:rPr>
           <w:color w:val="444444"/>
         </w:rPr>
-        <w:t>CatBoost</w:t>
-      </w:r>
-      <w:proofErr w:type="spellEnd"/>
-      <w:r>
-        <w:rPr>
-          <w:color w:val="444444"/>
-        </w:rPr>
-        <w:t>가 카테고리 변수(</w:t>
-      </w:r>
-      <w:proofErr w:type="spellStart"/>
-      <w:r>
-        <w:rPr>
-          <w:color w:val="444444"/>
-        </w:rPr>
-        <w:t>작가명</w:t>
-      </w:r>
-      <w:proofErr w:type="spellEnd"/>
-      <w:r>
-        <w:rPr>
-          <w:color w:val="444444"/>
-        </w:rPr>
-        <w:t>, 장르, 재료 등) 처리에 적합할 것으로 판단</w:t>
+        <w:t>CatBoost가 카테고리 변수(작가명, 장르, 재료 등) 처리에 적합할 것으로 판단</w:t>
       </w:r>
     </w:p>
     <w:p>
@@ -3284,23 +2938,13 @@
             <w:pPr>
               <w:spacing w:before="20" w:after="20"/>
             </w:pPr>
-            <w:proofErr w:type="spellStart"/>
             <w:r>
               <w:rPr>
                 <w:b/>
                 <w:bCs/>
                 <w:color w:val="333333"/>
               </w:rPr>
-              <w:t>VisionAI</w:t>
-            </w:r>
-            <w:proofErr w:type="spellEnd"/>
-            <w:r>
-              <w:rPr>
-                <w:b/>
-                <w:bCs/>
-                <w:color w:val="333333"/>
-              </w:rPr>
-              <w:t xml:space="preserve"> - 미술 시장 AI 플랫폼</w:t>
+              <w:t>VisionAI - 미술 시장 AI 플랫폼</w:t>
             </w:r>
           </w:p>
         </w:tc>
@@ -3495,7 +3139,6 @@
             <w:pPr>
               <w:spacing w:before="20" w:after="20"/>
             </w:pPr>
-            <w:proofErr w:type="spellStart"/>
             <w:r>
               <w:rPr>
                 <w:rFonts w:hint="eastAsia"/>
@@ -3503,7 +3146,6 @@
               </w:rPr>
               <w:t>고보승</w:t>
             </w:r>
-            <w:proofErr w:type="spellEnd"/>
             <w:r>
               <w:rPr>
                 <w:color w:val="333333"/>
@@ -3795,21 +3437,7 @@
               <w:rPr>
                 <w:color w:val="333333"/>
               </w:rPr>
-              <w:t xml:space="preserve">Phase 1 - 데이터 수집 설계 / </w:t>
-            </w:r>
-            <w:proofErr w:type="spellStart"/>
-            <w:r>
-              <w:rPr>
-                <w:color w:val="333333"/>
-              </w:rPr>
-              <w:t>크롤러</w:t>
-            </w:r>
-            <w:proofErr w:type="spellEnd"/>
-            <w:r>
-              <w:rPr>
-                <w:color w:val="333333"/>
-              </w:rPr>
-              <w:t xml:space="preserve"> 개발 착수</w:t>
+              <w:t>Phase 1 - 데이터 수집 설계 / 크롤러 개발 착수</w:t>
             </w:r>
           </w:p>
         </w:tc>
@@ -3878,21 +3506,7 @@
               <w:rPr>
                 <w:color w:val="333333"/>
               </w:rPr>
-              <w:t xml:space="preserve">데이터 수집 스키마 확정, </w:t>
-            </w:r>
-            <w:proofErr w:type="spellStart"/>
-            <w:r>
-              <w:rPr>
-                <w:color w:val="333333"/>
-              </w:rPr>
-              <w:t>크롤러</w:t>
-            </w:r>
-            <w:proofErr w:type="spellEnd"/>
-            <w:r>
-              <w:rPr>
-                <w:color w:val="333333"/>
-              </w:rPr>
-              <w:t xml:space="preserve"> 프로토타입, 피처 정의서 초안</w:t>
+              <w:t>데이터 수집 스키마 확정, 크롤러 프로토타입, 피처 정의서 초안</w:t>
             </w:r>
           </w:p>
         </w:tc>
@@ -3976,49 +3590,7 @@
         <w:rPr>
           <w:color w:val="444444"/>
         </w:rPr>
-        <w:t xml:space="preserve">BE 팀 협업으로 </w:t>
-      </w:r>
-      <w:proofErr w:type="spellStart"/>
-      <w:r>
-        <w:rPr>
-          <w:color w:val="444444"/>
-        </w:rPr>
-        <w:t>서울옥션</w:t>
-      </w:r>
-      <w:proofErr w:type="spellEnd"/>
-      <w:r>
-        <w:rPr>
-          <w:color w:val="444444"/>
-        </w:rPr>
-        <w:t xml:space="preserve"> </w:t>
-      </w:r>
-      <w:proofErr w:type="spellStart"/>
-      <w:r>
-        <w:rPr>
-          <w:color w:val="444444"/>
-        </w:rPr>
-        <w:t>크롤러</w:t>
-      </w:r>
-      <w:proofErr w:type="spellEnd"/>
-      <w:r>
-        <w:rPr>
-          <w:color w:val="444444"/>
-        </w:rPr>
-        <w:t xml:space="preserve"> 프로토타입 개발 착수 (requests + </w:t>
-      </w:r>
-      <w:proofErr w:type="spellStart"/>
-      <w:r>
-        <w:rPr>
-          <w:color w:val="444444"/>
-        </w:rPr>
-        <w:t>BeautifulSoup</w:t>
-      </w:r>
-      <w:proofErr w:type="spellEnd"/>
-      <w:r>
-        <w:rPr>
-          <w:color w:val="444444"/>
-        </w:rPr>
-        <w:t xml:space="preserve"> 기반, robots.txt 확인 중)</w:t>
+        <w:t>BE 팀 협업으로 서울옥션 크롤러 프로토타입 개발 착수 (requests + BeautifulSoup 기반, robots.txt 확인 중)</w:t>
       </w:r>
     </w:p>
     <w:p>
@@ -4046,33 +3618,11 @@
         </w:numPr>
         <w:spacing w:after="50"/>
       </w:pPr>
-      <w:proofErr w:type="spellStart"/>
       <w:r>
         <w:rPr>
           <w:color w:val="444444"/>
         </w:rPr>
-        <w:t>결측치</w:t>
-      </w:r>
-      <w:proofErr w:type="spellEnd"/>
-      <w:r>
-        <w:rPr>
-          <w:color w:val="444444"/>
-        </w:rPr>
-        <w:t xml:space="preserve"> 현황 파악: 호수 정보 누락 약 15%, 재료 정보 누락 약 8% — </w:t>
-      </w:r>
-      <w:proofErr w:type="spellStart"/>
-      <w:r>
-        <w:rPr>
-          <w:color w:val="444444"/>
-        </w:rPr>
-        <w:t>전처리</w:t>
-      </w:r>
-      <w:proofErr w:type="spellEnd"/>
-      <w:r>
-        <w:rPr>
-          <w:color w:val="444444"/>
-        </w:rPr>
-        <w:t xml:space="preserve"> 전략 수립</w:t>
+        <w:t>결측치 현황 파악: 호수 정보 누락 약 15%, 재료 정보 누락 약 8% — 전처리 전략 수립</w:t>
       </w:r>
     </w:p>
     <w:p>
@@ -4084,47 +3634,11 @@
         </w:numPr>
         <w:spacing w:after="50"/>
       </w:pPr>
-      <w:proofErr w:type="spellStart"/>
       <w:r>
         <w:rPr>
           <w:color w:val="444444"/>
         </w:rPr>
-        <w:t>src</w:t>
-      </w:r>
-      <w:proofErr w:type="spellEnd"/>
-      <w:r>
-        <w:rPr>
-          <w:color w:val="444444"/>
-        </w:rPr>
-        <w:t>/</w:t>
-      </w:r>
-      <w:proofErr w:type="spellStart"/>
-      <w:r>
-        <w:rPr>
-          <w:color w:val="444444"/>
-        </w:rPr>
-        <w:t>visionai</w:t>
-      </w:r>
-      <w:proofErr w:type="spellEnd"/>
-      <w:r>
-        <w:rPr>
-          <w:color w:val="444444"/>
-        </w:rPr>
-        <w:t>/</w:t>
-      </w:r>
-      <w:proofErr w:type="spellStart"/>
-      <w:r>
-        <w:rPr>
-          <w:color w:val="444444"/>
-        </w:rPr>
-        <w:t>price_prediction</w:t>
-      </w:r>
-      <w:proofErr w:type="spellEnd"/>
-      <w:r>
-        <w:rPr>
-          <w:color w:val="444444"/>
-        </w:rPr>
-        <w:t>/data/ 모듈 초기 구조 생성: collector.py, preprocessor.py, config.py + 테스트 스켈레톤</w:t>
+        <w:t>src/visionai/price_prediction/data/ 모듈 초기 구조 생성: collector.py, preprocessor.py, config.py + 테스트 스켈레톤</w:t>
       </w:r>
     </w:p>
     <w:p>
@@ -4699,23 +4213,13 @@
             <w:pPr>
               <w:spacing w:before="20" w:after="20"/>
             </w:pPr>
-            <w:proofErr w:type="spellStart"/>
             <w:r>
               <w:rPr>
                 <w:color w:val="333333"/>
                 <w:sz w:val="17"/>
                 <w:szCs w:val="17"/>
               </w:rPr>
-              <w:t>결측치</w:t>
-            </w:r>
-            <w:proofErr w:type="spellEnd"/>
-            <w:r>
-              <w:rPr>
-                <w:color w:val="333333"/>
-                <w:sz w:val="17"/>
-                <w:szCs w:val="17"/>
-              </w:rPr>
-              <w:t xml:space="preserve"> 15%/8% 확인</w:t>
+              <w:t>결측치 15%/8% 확인</w:t>
             </w:r>
           </w:p>
         </w:tc>
@@ -4748,29 +4252,50 @@
             <w:pPr>
               <w:spacing w:before="20" w:after="20"/>
             </w:pPr>
-            <w:proofErr w:type="spellStart"/>
             <w:r>
               <w:rPr>
                 <w:color w:val="333333"/>
                 <w:sz w:val="17"/>
                 <w:szCs w:val="17"/>
               </w:rPr>
-              <w:t>크롤러</w:t>
-            </w:r>
-            <w:proofErr w:type="spellEnd"/>
+              <w:t>크롤러 프로토타입</w:t>
+            </w:r>
+          </w:p>
+        </w:tc>
+        <w:tc>
+          <w:tcPr>
+            <w:tcW w:w="2200" w:type="dxa"/>
+            <w:tcBorders>
+              <w:top w:val="single" w:sz="1" w:space="0" w:color="B0BEC5"/>
+              <w:left w:val="single" w:sz="1" w:space="0" w:color="B0BEC5"/>
+              <w:bottom w:val="single" w:sz="1" w:space="0" w:color="B0BEC5"/>
+              <w:right w:val="single" w:sz="1" w:space="0" w:color="B0BEC5"/>
+            </w:tcBorders>
+            <w:tcMar>
+              <w:top w:w="50" w:type="dxa"/>
+              <w:left w:w="80" w:type="dxa"/>
+              <w:bottom w:w="50" w:type="dxa"/>
+              <w:right w:w="80" w:type="dxa"/>
+            </w:tcMar>
+            <w:vAlign w:val="center"/>
+          </w:tcPr>
+          <w:p>
+            <w:pPr>
+              <w:spacing w:before="20" w:after="20"/>
+            </w:pPr>
             <w:r>
               <w:rPr>
                 <w:color w:val="333333"/>
                 <w:sz w:val="17"/>
                 <w:szCs w:val="17"/>
               </w:rPr>
-              <w:t xml:space="preserve"> 프로토타입</w:t>
-            </w:r>
-          </w:p>
-        </w:tc>
-        <w:tc>
-          <w:tcPr>
-            <w:tcW w:w="2200" w:type="dxa"/>
+              <w:t>requests+BS4</w:t>
+            </w:r>
+          </w:p>
+        </w:tc>
+        <w:tc>
+          <w:tcPr>
+            <w:tcW w:w="2800" w:type="dxa"/>
             <w:tcBorders>
               <w:top w:val="single" w:sz="1" w:space="0" w:color="B0BEC5"/>
               <w:left w:val="single" w:sz="1" w:space="0" w:color="B0BEC5"/>
@@ -4795,48 +4320,7 @@
                 <w:sz w:val="17"/>
                 <w:szCs w:val="17"/>
               </w:rPr>
-              <w:t>requests+BS4</w:t>
-            </w:r>
-          </w:p>
-        </w:tc>
-        <w:tc>
-          <w:tcPr>
-            <w:tcW w:w="2800" w:type="dxa"/>
-            <w:tcBorders>
-              <w:top w:val="single" w:sz="1" w:space="0" w:color="B0BEC5"/>
-              <w:left w:val="single" w:sz="1" w:space="0" w:color="B0BEC5"/>
-              <w:bottom w:val="single" w:sz="1" w:space="0" w:color="B0BEC5"/>
-              <w:right w:val="single" w:sz="1" w:space="0" w:color="B0BEC5"/>
-            </w:tcBorders>
-            <w:tcMar>
-              <w:top w:w="50" w:type="dxa"/>
-              <w:left w:w="80" w:type="dxa"/>
-              <w:bottom w:w="50" w:type="dxa"/>
-              <w:right w:w="80" w:type="dxa"/>
-            </w:tcMar>
-            <w:vAlign w:val="center"/>
-          </w:tcPr>
-          <w:p>
-            <w:pPr>
-              <w:spacing w:before="20" w:after="20"/>
-            </w:pPr>
-            <w:proofErr w:type="spellStart"/>
-            <w:r>
-              <w:rPr>
-                <w:color w:val="333333"/>
-                <w:sz w:val="17"/>
-                <w:szCs w:val="17"/>
-              </w:rPr>
-              <w:t>서울옥션</w:t>
-            </w:r>
-            <w:proofErr w:type="spellEnd"/>
-            <w:r>
-              <w:rPr>
-                <w:color w:val="333333"/>
-                <w:sz w:val="17"/>
-                <w:szCs w:val="17"/>
-              </w:rPr>
-              <w:t xml:space="preserve"> 파싱 초기 성공</w:t>
+              <w:t>서울옥션 파싱 초기 성공</w:t>
             </w:r>
           </w:p>
         </w:tc>
@@ -5094,90 +4578,70 @@
                 <w:sz w:val="17"/>
                 <w:szCs w:val="17"/>
               </w:rPr>
-              <w:t xml:space="preserve">호수 정보 </w:t>
-            </w:r>
-            <w:proofErr w:type="spellStart"/>
+              <w:t>호수 정보 결측률 15%</w:t>
+            </w:r>
+          </w:p>
+        </w:tc>
+        <w:tc>
+          <w:tcPr>
+            <w:tcW w:w="1200" w:type="dxa"/>
+            <w:tcBorders>
+              <w:top w:val="single" w:sz="1" w:space="0" w:color="B0BEC5"/>
+              <w:left w:val="single" w:sz="1" w:space="0" w:color="B0BEC5"/>
+              <w:bottom w:val="single" w:sz="1" w:space="0" w:color="B0BEC5"/>
+              <w:right w:val="single" w:sz="1" w:space="0" w:color="B0BEC5"/>
+            </w:tcBorders>
+            <w:tcMar>
+              <w:top w:w="50" w:type="dxa"/>
+              <w:left w:w="80" w:type="dxa"/>
+              <w:bottom w:w="50" w:type="dxa"/>
+              <w:right w:w="80" w:type="dxa"/>
+            </w:tcMar>
+            <w:vAlign w:val="center"/>
+          </w:tcPr>
+          <w:p>
+            <w:pPr>
+              <w:spacing w:before="20" w:after="20"/>
+            </w:pPr>
             <w:r>
               <w:rPr>
                 <w:color w:val="333333"/>
                 <w:sz w:val="17"/>
                 <w:szCs w:val="17"/>
               </w:rPr>
-              <w:t>결측률</w:t>
-            </w:r>
-            <w:proofErr w:type="spellEnd"/>
+              <w:t>중간</w:t>
+            </w:r>
+          </w:p>
+        </w:tc>
+        <w:tc>
+          <w:tcPr>
+            <w:tcW w:w="1200" w:type="dxa"/>
+            <w:tcBorders>
+              <w:top w:val="single" w:sz="1" w:space="0" w:color="B0BEC5"/>
+              <w:left w:val="single" w:sz="1" w:space="0" w:color="B0BEC5"/>
+              <w:bottom w:val="single" w:sz="1" w:space="0" w:color="B0BEC5"/>
+              <w:right w:val="single" w:sz="1" w:space="0" w:color="B0BEC5"/>
+            </w:tcBorders>
+            <w:tcMar>
+              <w:top w:w="50" w:type="dxa"/>
+              <w:left w:w="80" w:type="dxa"/>
+              <w:bottom w:w="50" w:type="dxa"/>
+              <w:right w:w="80" w:type="dxa"/>
+            </w:tcMar>
+            <w:vAlign w:val="center"/>
+          </w:tcPr>
+          <w:p>
+            <w:pPr>
+              <w:spacing w:before="20" w:after="20"/>
+            </w:pPr>
             <w:r>
               <w:rPr>
                 <w:color w:val="333333"/>
                 <w:sz w:val="17"/>
                 <w:szCs w:val="17"/>
               </w:rPr>
-              <w:t xml:space="preserve"> 15%</w:t>
-            </w:r>
-          </w:p>
-        </w:tc>
-        <w:tc>
-          <w:tcPr>
-            <w:tcW w:w="1200" w:type="dxa"/>
-            <w:tcBorders>
-              <w:top w:val="single" w:sz="1" w:space="0" w:color="B0BEC5"/>
-              <w:left w:val="single" w:sz="1" w:space="0" w:color="B0BEC5"/>
-              <w:bottom w:val="single" w:sz="1" w:space="0" w:color="B0BEC5"/>
-              <w:right w:val="single" w:sz="1" w:space="0" w:color="B0BEC5"/>
-            </w:tcBorders>
-            <w:tcMar>
-              <w:top w:w="50" w:type="dxa"/>
-              <w:left w:w="80" w:type="dxa"/>
-              <w:bottom w:w="50" w:type="dxa"/>
-              <w:right w:w="80" w:type="dxa"/>
-            </w:tcMar>
-            <w:vAlign w:val="center"/>
-          </w:tcPr>
-          <w:p>
-            <w:pPr>
-              <w:spacing w:before="20" w:after="20"/>
-            </w:pPr>
-            <w:r>
-              <w:rPr>
-                <w:color w:val="333333"/>
-                <w:sz w:val="17"/>
-                <w:szCs w:val="17"/>
-              </w:rPr>
-              <w:t>중간</w:t>
-            </w:r>
-          </w:p>
-        </w:tc>
-        <w:tc>
-          <w:tcPr>
-            <w:tcW w:w="1200" w:type="dxa"/>
-            <w:tcBorders>
-              <w:top w:val="single" w:sz="1" w:space="0" w:color="B0BEC5"/>
-              <w:left w:val="single" w:sz="1" w:space="0" w:color="B0BEC5"/>
-              <w:bottom w:val="single" w:sz="1" w:space="0" w:color="B0BEC5"/>
-              <w:right w:val="single" w:sz="1" w:space="0" w:color="B0BEC5"/>
-            </w:tcBorders>
-            <w:tcMar>
-              <w:top w:w="50" w:type="dxa"/>
-              <w:left w:w="80" w:type="dxa"/>
-              <w:bottom w:w="50" w:type="dxa"/>
-              <w:right w:w="80" w:type="dxa"/>
-            </w:tcMar>
-            <w:vAlign w:val="center"/>
-          </w:tcPr>
-          <w:p>
-            <w:pPr>
-              <w:spacing w:before="20" w:after="20"/>
-            </w:pPr>
-            <w:proofErr w:type="spellStart"/>
-            <w:r>
-              <w:rPr>
-                <w:color w:val="333333"/>
-                <w:sz w:val="17"/>
-                <w:szCs w:val="17"/>
-              </w:rPr>
               <w:t>분석중</w:t>
             </w:r>
-            <w:proofErr w:type="spellEnd"/>
           </w:p>
         </w:tc>
         <w:tc>
@@ -5240,98 +4704,76 @@
             <w:pPr>
               <w:spacing w:before="20" w:after="20"/>
             </w:pPr>
-            <w:proofErr w:type="spellStart"/>
             <w:r>
               <w:rPr>
                 <w:color w:val="333333"/>
                 <w:sz w:val="17"/>
                 <w:szCs w:val="17"/>
               </w:rPr>
-              <w:t>크롤링</w:t>
-            </w:r>
-            <w:proofErr w:type="spellEnd"/>
+              <w:t>크롤링 법적 허용 범위 미확정</w:t>
+            </w:r>
+          </w:p>
+        </w:tc>
+        <w:tc>
+          <w:tcPr>
+            <w:tcW w:w="1200" w:type="dxa"/>
+            <w:tcBorders>
+              <w:top w:val="single" w:sz="1" w:space="0" w:color="B0BEC5"/>
+              <w:left w:val="single" w:sz="1" w:space="0" w:color="B0BEC5"/>
+              <w:bottom w:val="single" w:sz="1" w:space="0" w:color="B0BEC5"/>
+              <w:right w:val="single" w:sz="1" w:space="0" w:color="B0BEC5"/>
+            </w:tcBorders>
+            <w:tcMar>
+              <w:top w:w="50" w:type="dxa"/>
+              <w:left w:w="80" w:type="dxa"/>
+              <w:bottom w:w="50" w:type="dxa"/>
+              <w:right w:w="80" w:type="dxa"/>
+            </w:tcMar>
+            <w:vAlign w:val="center"/>
+          </w:tcPr>
+          <w:p>
+            <w:pPr>
+              <w:spacing w:before="20" w:after="20"/>
+            </w:pPr>
             <w:r>
               <w:rPr>
                 <w:color w:val="333333"/>
                 <w:sz w:val="17"/>
                 <w:szCs w:val="17"/>
               </w:rPr>
-              <w:t xml:space="preserve"> 법적 허용 범위 </w:t>
-            </w:r>
-            <w:proofErr w:type="spellStart"/>
+              <w:t>중간</w:t>
+            </w:r>
+          </w:p>
+        </w:tc>
+        <w:tc>
+          <w:tcPr>
+            <w:tcW w:w="1200" w:type="dxa"/>
+            <w:tcBorders>
+              <w:top w:val="single" w:sz="1" w:space="0" w:color="B0BEC5"/>
+              <w:left w:val="single" w:sz="1" w:space="0" w:color="B0BEC5"/>
+              <w:bottom w:val="single" w:sz="1" w:space="0" w:color="B0BEC5"/>
+              <w:right w:val="single" w:sz="1" w:space="0" w:color="B0BEC5"/>
+            </w:tcBorders>
+            <w:tcMar>
+              <w:top w:w="50" w:type="dxa"/>
+              <w:left w:w="80" w:type="dxa"/>
+              <w:bottom w:w="50" w:type="dxa"/>
+              <w:right w:w="80" w:type="dxa"/>
+            </w:tcMar>
+            <w:vAlign w:val="center"/>
+          </w:tcPr>
+          <w:p>
+            <w:pPr>
+              <w:spacing w:before="20" w:after="20"/>
+            </w:pPr>
             <w:r>
               <w:rPr>
                 <w:color w:val="333333"/>
                 <w:sz w:val="17"/>
                 <w:szCs w:val="17"/>
               </w:rPr>
-              <w:t>미확정</w:t>
-            </w:r>
-            <w:proofErr w:type="spellEnd"/>
-          </w:p>
-        </w:tc>
-        <w:tc>
-          <w:tcPr>
-            <w:tcW w:w="1200" w:type="dxa"/>
-            <w:tcBorders>
-              <w:top w:val="single" w:sz="1" w:space="0" w:color="B0BEC5"/>
-              <w:left w:val="single" w:sz="1" w:space="0" w:color="B0BEC5"/>
-              <w:bottom w:val="single" w:sz="1" w:space="0" w:color="B0BEC5"/>
-              <w:right w:val="single" w:sz="1" w:space="0" w:color="B0BEC5"/>
-            </w:tcBorders>
-            <w:tcMar>
-              <w:top w:w="50" w:type="dxa"/>
-              <w:left w:w="80" w:type="dxa"/>
-              <w:bottom w:w="50" w:type="dxa"/>
-              <w:right w:w="80" w:type="dxa"/>
-            </w:tcMar>
-            <w:vAlign w:val="center"/>
-          </w:tcPr>
-          <w:p>
-            <w:pPr>
-              <w:spacing w:before="20" w:after="20"/>
-            </w:pPr>
-            <w:r>
-              <w:rPr>
-                <w:color w:val="333333"/>
-                <w:sz w:val="17"/>
-                <w:szCs w:val="17"/>
-              </w:rPr>
-              <w:t>중간</w:t>
-            </w:r>
-          </w:p>
-        </w:tc>
-        <w:tc>
-          <w:tcPr>
-            <w:tcW w:w="1200" w:type="dxa"/>
-            <w:tcBorders>
-              <w:top w:val="single" w:sz="1" w:space="0" w:color="B0BEC5"/>
-              <w:left w:val="single" w:sz="1" w:space="0" w:color="B0BEC5"/>
-              <w:bottom w:val="single" w:sz="1" w:space="0" w:color="B0BEC5"/>
-              <w:right w:val="single" w:sz="1" w:space="0" w:color="B0BEC5"/>
-            </w:tcBorders>
-            <w:tcMar>
-              <w:top w:w="50" w:type="dxa"/>
-              <w:left w:w="80" w:type="dxa"/>
-              <w:bottom w:w="50" w:type="dxa"/>
-              <w:right w:w="80" w:type="dxa"/>
-            </w:tcMar>
-            <w:vAlign w:val="center"/>
-          </w:tcPr>
-          <w:p>
-            <w:pPr>
-              <w:spacing w:before="20" w:after="20"/>
-            </w:pPr>
-            <w:proofErr w:type="spellStart"/>
-            <w:r>
-              <w:rPr>
-                <w:color w:val="333333"/>
-                <w:sz w:val="17"/>
-                <w:szCs w:val="17"/>
-              </w:rPr>
               <w:t>확인중</w:t>
             </w:r>
-            <w:proofErr w:type="spellEnd"/>
           </w:p>
         </w:tc>
         <w:tc>
@@ -5540,21 +4982,7 @@
         <w:rPr>
           <w:color w:val="444444"/>
         </w:rPr>
-        <w:t xml:space="preserve">경매 데이터 </w:t>
-      </w:r>
-      <w:proofErr w:type="spellStart"/>
-      <w:r>
-        <w:rPr>
-          <w:color w:val="444444"/>
-        </w:rPr>
-        <w:t>크롤러</w:t>
-      </w:r>
-      <w:proofErr w:type="spellEnd"/>
-      <w:r>
-        <w:rPr>
-          <w:color w:val="444444"/>
-        </w:rPr>
-        <w:t xml:space="preserve"> 본격 개발 및 데이터 수집 시작</w:t>
+        <w:t>경매 데이터 크롤러 본격 개발 및 데이터 수집 시작</w:t>
       </w:r>
     </w:p>
     <w:p>
@@ -5570,35 +4998,7 @@
         <w:rPr>
           <w:color w:val="444444"/>
         </w:rPr>
-        <w:t xml:space="preserve">수집 데이터 </w:t>
-      </w:r>
-      <w:proofErr w:type="spellStart"/>
-      <w:r>
-        <w:rPr>
-          <w:color w:val="444444"/>
-        </w:rPr>
-        <w:t>전처리</w:t>
-      </w:r>
-      <w:proofErr w:type="spellEnd"/>
-      <w:r>
-        <w:rPr>
-          <w:color w:val="444444"/>
-        </w:rPr>
-        <w:t xml:space="preserve"> 파이프라인 구현 (</w:t>
-      </w:r>
-      <w:proofErr w:type="spellStart"/>
-      <w:r>
-        <w:rPr>
-          <w:color w:val="444444"/>
-        </w:rPr>
-        <w:t>결측치</w:t>
-      </w:r>
-      <w:proofErr w:type="spellEnd"/>
-      <w:r>
-        <w:rPr>
-          <w:color w:val="444444"/>
-        </w:rPr>
-        <w:t xml:space="preserve"> 처리, 이상치 제거)</w:t>
+        <w:t>수집 데이터 전처리 파이프라인 구현 (결측치 처리, 이상치 제거)</w:t>
       </w:r>
     </w:p>
     <w:p>
@@ -5867,23 +5267,13 @@
             <w:pPr>
               <w:spacing w:before="20" w:after="20"/>
             </w:pPr>
-            <w:proofErr w:type="spellStart"/>
             <w:r>
               <w:rPr>
                 <w:b/>
                 <w:bCs/>
                 <w:color w:val="333333"/>
               </w:rPr>
-              <w:t>VisionAI</w:t>
-            </w:r>
-            <w:proofErr w:type="spellEnd"/>
-            <w:r>
-              <w:rPr>
-                <w:b/>
-                <w:bCs/>
-                <w:color w:val="333333"/>
-              </w:rPr>
-              <w:t xml:space="preserve"> - 미술 시장 AI 플랫폼</w:t>
+              <w:t>VisionAI - 미술 시장 AI 플랫폼</w:t>
             </w:r>
           </w:p>
         </w:tc>
@@ -6078,7 +5468,6 @@
             <w:pPr>
               <w:spacing w:before="20" w:after="20"/>
             </w:pPr>
-            <w:proofErr w:type="spellStart"/>
             <w:r>
               <w:rPr>
                 <w:rFonts w:hint="eastAsia"/>
@@ -6086,7 +5475,6 @@
               </w:rPr>
               <w:t>고보승</w:t>
             </w:r>
-            <w:proofErr w:type="spellEnd"/>
             <w:r>
               <w:rPr>
                 <w:color w:val="333333"/>
@@ -6378,16 +5766,8 @@
               <w:rPr>
                 <w:color w:val="333333"/>
               </w:rPr>
-              <w:t xml:space="preserve">Phase 1 - 데이터 수집 및 </w:t>
-            </w:r>
-            <w:proofErr w:type="spellStart"/>
-            <w:r>
-              <w:rPr>
-                <w:color w:val="333333"/>
-              </w:rPr>
-              <w:t>전처리</w:t>
-            </w:r>
-            <w:proofErr w:type="spellEnd"/>
+              <w:t>Phase 1 - 데이터 수집 및 전처리</w:t>
+            </w:r>
           </w:p>
         </w:tc>
       </w:tr>
@@ -6451,33 +5831,11 @@
             <w:pPr>
               <w:spacing w:before="20" w:after="20"/>
             </w:pPr>
-            <w:proofErr w:type="spellStart"/>
             <w:r>
               <w:rPr>
                 <w:color w:val="333333"/>
               </w:rPr>
-              <w:t>크롤러</w:t>
-            </w:r>
-            <w:proofErr w:type="spellEnd"/>
-            <w:r>
-              <w:rPr>
-                <w:color w:val="333333"/>
-              </w:rPr>
-              <w:t xml:space="preserve"> 본격 가동, </w:t>
-            </w:r>
-            <w:proofErr w:type="spellStart"/>
-            <w:r>
-              <w:rPr>
-                <w:color w:val="333333"/>
-              </w:rPr>
-              <w:t>전처리</w:t>
-            </w:r>
-            <w:proofErr w:type="spellEnd"/>
-            <w:r>
-              <w:rPr>
-                <w:color w:val="333333"/>
-              </w:rPr>
-              <w:t xml:space="preserve"> 파이프라인 구현, EDA 착수</w:t>
+              <w:t>크롤러 본격 가동, 전처리 파이프라인 구현, EDA 착수</w:t>
             </w:r>
           </w:p>
         </w:tc>
@@ -7512,23 +6870,13 @@
             <w:pPr>
               <w:spacing w:before="20" w:after="20"/>
             </w:pPr>
-            <w:proofErr w:type="spellStart"/>
             <w:r>
               <w:rPr>
                 <w:b/>
                 <w:bCs/>
                 <w:color w:val="333333"/>
               </w:rPr>
-              <w:t>VisionAI</w:t>
-            </w:r>
-            <w:proofErr w:type="spellEnd"/>
-            <w:r>
-              <w:rPr>
-                <w:b/>
-                <w:bCs/>
-                <w:color w:val="333333"/>
-              </w:rPr>
-              <w:t xml:space="preserve"> - 미술 시장 AI 플랫폼</w:t>
+              <w:t>VisionAI - 미술 시장 AI 플랫폼</w:t>
             </w:r>
           </w:p>
         </w:tc>
@@ -7723,7 +7071,6 @@
             <w:pPr>
               <w:spacing w:before="20" w:after="20"/>
             </w:pPr>
-            <w:proofErr w:type="spellStart"/>
             <w:r>
               <w:rPr>
                 <w:rFonts w:hint="eastAsia"/>
@@ -7731,7 +7078,6 @@
               </w:rPr>
               <w:t>고보승</w:t>
             </w:r>
-            <w:proofErr w:type="spellEnd"/>
             <w:r>
               <w:rPr>
                 <w:color w:val="333333"/>
@@ -8023,21 +7369,7 @@
               <w:rPr>
                 <w:color w:val="333333"/>
               </w:rPr>
-              <w:t xml:space="preserve">Phase 1 - 데이터 </w:t>
-            </w:r>
-            <w:proofErr w:type="spellStart"/>
-            <w:r>
-              <w:rPr>
-                <w:color w:val="333333"/>
-              </w:rPr>
-              <w:t>전처리</w:t>
-            </w:r>
-            <w:proofErr w:type="spellEnd"/>
-            <w:r>
-              <w:rPr>
-                <w:color w:val="333333"/>
-              </w:rPr>
-              <w:t xml:space="preserve"> 및 정제</w:t>
+              <w:t>Phase 1 - 데이터 전처리 및 정제</w:t>
             </w:r>
           </w:p>
         </w:tc>
@@ -9141,23 +8473,13 @@
             <w:pPr>
               <w:spacing w:before="20" w:after="20"/>
             </w:pPr>
-            <w:proofErr w:type="spellStart"/>
             <w:r>
               <w:rPr>
                 <w:b/>
                 <w:bCs/>
                 <w:color w:val="333333"/>
               </w:rPr>
-              <w:t>VisionAI</w:t>
-            </w:r>
-            <w:proofErr w:type="spellEnd"/>
-            <w:r>
-              <w:rPr>
-                <w:b/>
-                <w:bCs/>
-                <w:color w:val="333333"/>
-              </w:rPr>
-              <w:t xml:space="preserve"> - 미술 시장 AI 플랫폼</w:t>
+              <w:t>VisionAI - 미술 시장 AI 플랫폼</w:t>
             </w:r>
           </w:p>
         </w:tc>
@@ -9352,7 +8674,6 @@
             <w:pPr>
               <w:spacing w:before="20" w:after="20"/>
             </w:pPr>
-            <w:proofErr w:type="spellStart"/>
             <w:r>
               <w:rPr>
                 <w:rFonts w:hint="eastAsia"/>
@@ -9360,7 +8681,6 @@
               </w:rPr>
               <w:t>고보승</w:t>
             </w:r>
-            <w:proofErr w:type="spellEnd"/>
             <w:r>
               <w:rPr>
                 <w:color w:val="333333"/>
@@ -10756,23 +10076,13 @@
             <w:pPr>
               <w:spacing w:before="20" w:after="20"/>
             </w:pPr>
-            <w:proofErr w:type="spellStart"/>
             <w:r>
               <w:rPr>
                 <w:b/>
                 <w:bCs/>
                 <w:color w:val="333333"/>
               </w:rPr>
-              <w:t>VisionAI</w:t>
-            </w:r>
-            <w:proofErr w:type="spellEnd"/>
-            <w:r>
-              <w:rPr>
-                <w:b/>
-                <w:bCs/>
-                <w:color w:val="333333"/>
-              </w:rPr>
-              <w:t xml:space="preserve"> - 미술 시장 AI 플랫폼</w:t>
+              <w:t>VisionAI - 미술 시장 AI 플랫폼</w:t>
             </w:r>
           </w:p>
         </w:tc>
@@ -10967,7 +10277,6 @@
             <w:pPr>
               <w:spacing w:before="20" w:after="20"/>
             </w:pPr>
-            <w:proofErr w:type="spellStart"/>
             <w:r>
               <w:rPr>
                 <w:rFonts w:hint="eastAsia"/>
@@ -10975,7 +10284,6 @@
               </w:rPr>
               <w:t>고보승</w:t>
             </w:r>
-            <w:proofErr w:type="spellEnd"/>
             <w:r>
               <w:rPr>
                 <w:color w:val="333333"/>
@@ -11267,7 +10575,7 @@
               <w:rPr>
                 <w:color w:val="333333"/>
               </w:rPr>
-              <w:t>Phase 2 - 탐색적 분석 착수</w:t>
+              <w:t>Phase 4 - 모델 고도화 최종 완료</w:t>
             </w:r>
           </w:p>
         </w:tc>
@@ -11336,7 +10644,1751 @@
               <w:rPr>
                 <w:color w:val="333333"/>
               </w:rPr>
-              <w:t>EDA 리포트 작성, 가격 분포 분석, 이상치 패턴 확인</w:t>
+              <w:t>NLP 피처 추가, 앙상블 Champion 확정, API 서빙-학습 경로 일치, 게이트 12/12 통과</w:t>
+            </w:r>
+          </w:p>
+        </w:tc>
+      </w:tr>
+    </w:tbl>
+    <w:p>
+      <w:pPr>
+        <w:spacing w:after="80"/>
+      </w:pPr>
+    </w:p>
+    <w:p>
+      <w:pPr>
+        <w:pBdr>
+          <w:bottom w:val="single" w:sz="3" w:space="3" w:color="2B579A"/>
+        </w:pBdr>
+        <w:spacing w:before="240" w:after="100"/>
+      </w:pPr>
+      <w:r>
+        <w:rPr>
+          <w:b/>
+          <w:bCs/>
+          <w:color w:val="2B579A"/>
+          <w:sz w:val="22"/>
+          <w:szCs w:val="22"/>
+        </w:rPr>
+        <w:t xml:space="preserve">1. </w:t>
+      </w:r>
+      <w:r>
+        <w:rPr>
+          <w:b/>
+          <w:bCs/>
+          <w:color w:val="1B3A5C"/>
+          <w:sz w:val="22"/>
+          <w:szCs w:val="22"/>
+        </w:rPr>
+        <w:t>연구 수행 내용</w:t>
+      </w:r>
+    </w:p>
+    <w:p>
+      <w:pPr>
+        <w:pStyle w:val="a4"/>
+        <w:numPr>
+          <w:ilvl w:val="0"/>
+          <w:numId w:val="2"/>
+        </w:numPr>
+        <w:spacing w:after="50"/>
+      </w:pPr>
+      <w:r>
+        <w:rPr>
+          <w:color w:val="444444"/>
+        </w:rPr>
+        <w:t>Phase 4 NLP 피쳐 7개 추가 구현(title_nlp.py): 주제 분류(8카테고리), 시리즈 감지, 언어 감지 등 — 총 피쳐 49개(23+16+3+7) 확정, 앙상블 재학습 후 MdAPE 30.39% 달성</w:t>
+      </w:r>
+    </w:p>
+    <w:p>
+      <w:pPr>
+        <w:pStyle w:val="a4"/>
+        <w:numPr>
+          <w:ilvl w:val="0"/>
+          <w:numId w:val="2"/>
+        </w:numPr>
+        <w:spacing w:after="50"/>
+      </w:pPr>
+      <w:r>
+        <w:rPr>
+          <w:color w:val="444444"/>
+        </w:rPr>
+        <w:t>Phase 4 최종 Champion 모델 확정: Ensemble(CatBoost+RF → Ridge) — Validation MdAPE 30.16%, Test MdAPE 34.38%, Within 30% 비율 49.9%, 게이트 12/12 전체 통과, Phase 4 결과 보고서 작성</w:t>
+      </w:r>
+    </w:p>
+    <w:p>
+      <w:pPr>
+        <w:pStyle w:val="a4"/>
+        <w:numPr>
+          <w:ilvl w:val="0"/>
+          <w:numId w:val="2"/>
+        </w:numPr>
+        <w:spacing w:after="50"/>
+      </w:pPr>
+      <w:r>
+        <w:rPr>
+          <w:color w:val="444444"/>
+        </w:rPr>
+        <w:t>Codex 종합 리뷰 반영: 서빙-학습 경로 일치 수정, API _build_estimate_input에 NLP 7개 피쳐 추가(49개 완성), QuantileCalibrator/EstimateCalibrator save()/load() pickle 직렬화 구현, 291 tests 통과</w:t>
+      </w:r>
+    </w:p>
+    <w:p>
+      <w:pPr>
+        <w:pStyle w:val="a4"/>
+        <w:numPr>
+          <w:ilvl w:val="0"/>
+          <w:numId w:val="2"/>
+        </w:numPr>
+        <w:spacing w:after="50"/>
+      </w:pPr>
+      <w:r>
+        <w:rPr>
+          <w:color w:val="444444"/>
+        </w:rPr>
+        <w:t>API title 필드 추가 및 실시간 NLP 추출 연동: EstimateRequest에 title 필드 → extract_title_features() 실시간 호출, docstring 49개 정비 완료</w:t>
+      </w:r>
+    </w:p>
+    <w:p>
+      <w:pPr>
+        <w:pBdr>
+          <w:bottom w:val="single" w:sz="3" w:space="3" w:color="2B579A"/>
+        </w:pBdr>
+        <w:spacing w:before="240" w:after="100"/>
+      </w:pPr>
+      <w:r>
+        <w:rPr>
+          <w:b/>
+          <w:bCs/>
+          <w:color w:val="2B579A"/>
+          <w:sz w:val="22"/>
+          <w:szCs w:val="22"/>
+        </w:rPr>
+        <w:t xml:space="preserve">2. </w:t>
+      </w:r>
+      <w:r>
+        <w:rPr>
+          <w:b/>
+          <w:bCs/>
+          <w:color w:val="1B3A5C"/>
+          <w:sz w:val="22"/>
+          <w:szCs w:val="22"/>
+        </w:rPr>
+        <w:t>실험/분석 결과</w:t>
+      </w:r>
+    </w:p>
+    <w:tbl>
+      <w:tblPr>
+        <w:tblW w:w="9506" w:type="dxa"/>
+        <w:tblBorders>
+          <w:top w:val="single" w:sz="4" w:space="0" w:color="auto"/>
+          <w:left w:val="single" w:sz="4" w:space="0" w:color="auto"/>
+          <w:bottom w:val="single" w:sz="4" w:space="0" w:color="auto"/>
+          <w:right w:val="single" w:sz="4" w:space="0" w:color="auto"/>
+          <w:insideH w:val="single" w:sz="4" w:space="0" w:color="auto"/>
+          <w:insideV w:val="single" w:sz="4" w:space="0" w:color="auto"/>
+        </w:tblBorders>
+        <w:tblCellMar>
+          <w:left w:w="10" w:type="dxa"/>
+          <w:right w:w="10" w:type="dxa"/>
+        </w:tblCellMar>
+        <w:tblLook w:val="0000" w:firstRow="0" w:lastRow="0" w:firstColumn="0" w:lastColumn="0" w:noHBand="0" w:noVBand="0"/>
+      </w:tblPr>
+      <w:tblGrid>
+        <w:gridCol w:w="1800"/>
+        <w:gridCol w:w="2200"/>
+        <w:gridCol w:w="2800"/>
+        <w:gridCol w:w="2706"/>
+      </w:tblGrid>
+      <w:tr>
+        <w:tblPrEx>
+          <w:tblCellMar>
+            <w:top w:w="0" w:type="dxa"/>
+            <w:bottom w:w="0" w:type="dxa"/>
+          </w:tblCellMar>
+        </w:tblPrEx>
+        <w:tc>
+          <w:tcPr>
+            <w:tcW w:w="1800" w:type="dxa"/>
+            <w:tcBorders>
+              <w:top w:val="single" w:sz="1" w:space="0" w:color="B0BEC5"/>
+              <w:left w:val="single" w:sz="1" w:space="0" w:color="B0BEC5"/>
+              <w:bottom w:val="single" w:sz="1" w:space="0" w:color="B0BEC5"/>
+              <w:right w:val="single" w:sz="1" w:space="0" w:color="B0BEC5"/>
+            </w:tcBorders>
+            <w:shd w:val="clear" w:color="auto" w:fill="1B3A5C"/>
+            <w:tcMar>
+              <w:top w:w="50" w:type="dxa"/>
+              <w:left w:w="80" w:type="dxa"/>
+              <w:bottom w:w="50" w:type="dxa"/>
+              <w:right w:w="80" w:type="dxa"/>
+            </w:tcMar>
+            <w:vAlign w:val="center"/>
+          </w:tcPr>
+          <w:p>
+            <w:pPr>
+              <w:jc w:val="center"/>
+            </w:pPr>
+            <w:r>
+              <w:rPr>
+                <w:b/>
+                <w:bCs/>
+                <w:color w:val="FFFFFF"/>
+              </w:rPr>
+              <w:t>항목</w:t>
+            </w:r>
+          </w:p>
+        </w:tc>
+        <w:tc>
+          <w:tcPr>
+            <w:tcW w:w="2200" w:type="dxa"/>
+            <w:tcBorders>
+              <w:top w:val="single" w:sz="1" w:space="0" w:color="B0BEC5"/>
+              <w:left w:val="single" w:sz="1" w:space="0" w:color="B0BEC5"/>
+              <w:bottom w:val="single" w:sz="1" w:space="0" w:color="B0BEC5"/>
+              <w:right w:val="single" w:sz="1" w:space="0" w:color="B0BEC5"/>
+            </w:tcBorders>
+            <w:shd w:val="clear" w:color="auto" w:fill="1B3A5C"/>
+            <w:tcMar>
+              <w:top w:w="50" w:type="dxa"/>
+              <w:left w:w="80" w:type="dxa"/>
+              <w:bottom w:w="50" w:type="dxa"/>
+              <w:right w:w="80" w:type="dxa"/>
+            </w:tcMar>
+            <w:vAlign w:val="center"/>
+          </w:tcPr>
+          <w:p>
+            <w:pPr>
+              <w:jc w:val="center"/>
+            </w:pPr>
+            <w:r>
+              <w:rPr>
+                <w:b/>
+                <w:bCs/>
+                <w:color w:val="FFFFFF"/>
+              </w:rPr>
+              <w:t>방법/도구</w:t>
+            </w:r>
+          </w:p>
+        </w:tc>
+        <w:tc>
+          <w:tcPr>
+            <w:tcW w:w="2800" w:type="dxa"/>
+            <w:tcBorders>
+              <w:top w:val="single" w:sz="1" w:space="0" w:color="B0BEC5"/>
+              <w:left w:val="single" w:sz="1" w:space="0" w:color="B0BEC5"/>
+              <w:bottom w:val="single" w:sz="1" w:space="0" w:color="B0BEC5"/>
+              <w:right w:val="single" w:sz="1" w:space="0" w:color="B0BEC5"/>
+            </w:tcBorders>
+            <w:shd w:val="clear" w:color="auto" w:fill="1B3A5C"/>
+            <w:tcMar>
+              <w:top w:w="50" w:type="dxa"/>
+              <w:left w:w="80" w:type="dxa"/>
+              <w:bottom w:w="50" w:type="dxa"/>
+              <w:right w:w="80" w:type="dxa"/>
+            </w:tcMar>
+            <w:vAlign w:val="center"/>
+          </w:tcPr>
+          <w:p>
+            <w:pPr>
+              <w:jc w:val="center"/>
+            </w:pPr>
+            <w:r>
+              <w:rPr>
+                <w:b/>
+                <w:bCs/>
+                <w:color w:val="FFFFFF"/>
+              </w:rPr>
+              <w:t>결과 요약</w:t>
+            </w:r>
+          </w:p>
+        </w:tc>
+        <w:tc>
+          <w:tcPr>
+            <w:tcW w:w="2706" w:type="dxa"/>
+            <w:tcBorders>
+              <w:top w:val="single" w:sz="1" w:space="0" w:color="B0BEC5"/>
+              <w:left w:val="single" w:sz="1" w:space="0" w:color="B0BEC5"/>
+              <w:bottom w:val="single" w:sz="1" w:space="0" w:color="B0BEC5"/>
+              <w:right w:val="single" w:sz="1" w:space="0" w:color="B0BEC5"/>
+            </w:tcBorders>
+            <w:shd w:val="clear" w:color="auto" w:fill="1B3A5C"/>
+            <w:tcMar>
+              <w:top w:w="50" w:type="dxa"/>
+              <w:left w:w="80" w:type="dxa"/>
+              <w:bottom w:w="50" w:type="dxa"/>
+              <w:right w:w="80" w:type="dxa"/>
+            </w:tcMar>
+            <w:vAlign w:val="center"/>
+          </w:tcPr>
+          <w:p>
+            <w:pPr>
+              <w:jc w:val="center"/>
+            </w:pPr>
+            <w:r>
+              <w:rPr>
+                <w:b/>
+                <w:bCs/>
+                <w:color w:val="FFFFFF"/>
+              </w:rPr>
+              <w:t>비고</w:t>
+            </w:r>
+          </w:p>
+        </w:tc>
+      </w:tr>
+      <w:tr>
+        <w:tblPrEx>
+          <w:tblCellMar>
+            <w:top w:w="0" w:type="dxa"/>
+            <w:bottom w:w="0" w:type="dxa"/>
+          </w:tblCellMar>
+        </w:tblPrEx>
+        <w:tc>
+          <w:tcPr>
+            <w:tcW w:w="1800" w:type="dxa"/>
+            <w:tcBorders>
+              <w:top w:val="single" w:sz="1" w:space="0" w:color="B0BEC5"/>
+              <w:left w:val="single" w:sz="1" w:space="0" w:color="B0BEC5"/>
+              <w:bottom w:val="single" w:sz="1" w:space="0" w:color="B0BEC5"/>
+              <w:right w:val="single" w:sz="1" w:space="0" w:color="B0BEC5"/>
+            </w:tcBorders>
+            <w:tcMar>
+              <w:top w:w="50" w:type="dxa"/>
+              <w:left w:w="80" w:type="dxa"/>
+              <w:bottom w:w="50" w:type="dxa"/>
+              <w:right w:w="80" w:type="dxa"/>
+            </w:tcMar>
+            <w:vAlign w:val="center"/>
+          </w:tcPr>
+          <w:p>
+            <w:pPr>
+              <w:spacing w:before="20" w:after="20"/>
+            </w:pPr>
+            <w:r>
+              <w:rPr>
+                <w:color w:val="333333"/>
+              </w:rPr>
+              <w:t>NLP 피쳐 추가</w:t>
+            </w:r>
+          </w:p>
+        </w:tc>
+        <w:tc>
+          <w:tcPr>
+            <w:tcW w:w="2200" w:type="dxa"/>
+            <w:tcBorders>
+              <w:top w:val="single" w:sz="1" w:space="0" w:color="B0BEC5"/>
+              <w:left w:val="single" w:sz="1" w:space="0" w:color="B0BEC5"/>
+              <w:bottom w:val="single" w:sz="1" w:space="0" w:color="B0BEC5"/>
+              <w:right w:val="single" w:sz="1" w:space="0" w:color="B0BEC5"/>
+            </w:tcBorders>
+            <w:tcMar>
+              <w:top w:w="50" w:type="dxa"/>
+              <w:left w:w="80" w:type="dxa"/>
+              <w:bottom w:w="50" w:type="dxa"/>
+              <w:right w:w="80" w:type="dxa"/>
+            </w:tcMar>
+            <w:vAlign w:val="center"/>
+          </w:tcPr>
+          <w:p>
+            <w:pPr>
+              <w:spacing w:before="20" w:after="20"/>
+            </w:pPr>
+            <w:r>
+              <w:rPr>
+                <w:color w:val="333333"/>
+              </w:rPr>
+              <w:t>title_nlp.py + W&amp;B</w:t>
+            </w:r>
+          </w:p>
+        </w:tc>
+        <w:tc>
+          <w:tcPr>
+            <w:tcW w:w="2800" w:type="dxa"/>
+            <w:tcBorders>
+              <w:top w:val="single" w:sz="1" w:space="0" w:color="B0BEC5"/>
+              <w:left w:val="single" w:sz="1" w:space="0" w:color="B0BEC5"/>
+              <w:bottom w:val="single" w:sz="1" w:space="0" w:color="B0BEC5"/>
+              <w:right w:val="single" w:sz="1" w:space="0" w:color="B0BEC5"/>
+            </w:tcBorders>
+            <w:tcMar>
+              <w:top w:w="50" w:type="dxa"/>
+              <w:left w:w="80" w:type="dxa"/>
+              <w:bottom w:w="50" w:type="dxa"/>
+              <w:right w:w="80" w:type="dxa"/>
+            </w:tcMar>
+            <w:vAlign w:val="center"/>
+          </w:tcPr>
+          <w:p>
+            <w:pPr>
+              <w:spacing w:before="20" w:after="20"/>
+            </w:pPr>
+            <w:r>
+              <w:rPr>
+                <w:color w:val="333333"/>
+              </w:rPr>
+              <w:t>MdAPE 30.39% (Phase 3 대비 -3.74%p)</w:t>
+            </w:r>
+          </w:p>
+        </w:tc>
+        <w:tc>
+          <w:tcPr>
+            <w:tcW w:w="2706" w:type="dxa"/>
+            <w:tcBorders>
+              <w:top w:val="single" w:sz="1" w:space="0" w:color="B0BEC5"/>
+              <w:left w:val="single" w:sz="1" w:space="0" w:color="B0BEC5"/>
+              <w:bottom w:val="single" w:sz="1" w:space="0" w:color="B0BEC5"/>
+              <w:right w:val="single" w:sz="1" w:space="0" w:color="B0BEC5"/>
+            </w:tcBorders>
+            <w:tcMar>
+              <w:top w:w="50" w:type="dxa"/>
+              <w:left w:w="80" w:type="dxa"/>
+              <w:bottom w:w="50" w:type="dxa"/>
+              <w:right w:w="80" w:type="dxa"/>
+            </w:tcMar>
+            <w:vAlign w:val="center"/>
+          </w:tcPr>
+          <w:p>
+            <w:pPr>
+              <w:spacing w:before="20" w:after="20"/>
+            </w:pPr>
+            <w:r>
+              <w:rPr>
+                <w:color w:val="333333"/>
+              </w:rPr>
+              <w:t>Within 30%: 49.5%</w:t>
+            </w:r>
+          </w:p>
+        </w:tc>
+      </w:tr>
+      <w:tr>
+        <w:tblPrEx>
+          <w:tblCellMar>
+            <w:top w:w="0" w:type="dxa"/>
+            <w:bottom w:w="0" w:type="dxa"/>
+          </w:tblCellMar>
+        </w:tblPrEx>
+        <w:tc>
+          <w:tcPr>
+            <w:tcW w:w="1800" w:type="dxa"/>
+            <w:tcBorders>
+              <w:top w:val="single" w:sz="1" w:space="0" w:color="B0BEC5"/>
+              <w:left w:val="single" w:sz="1" w:space="0" w:color="B0BEC5"/>
+              <w:bottom w:val="single" w:sz="1" w:space="0" w:color="B0BEC5"/>
+              <w:right w:val="single" w:sz="1" w:space="0" w:color="B0BEC5"/>
+            </w:tcBorders>
+            <w:tcMar>
+              <w:top w:w="50" w:type="dxa"/>
+              <w:left w:w="80" w:type="dxa"/>
+              <w:bottom w:w="50" w:type="dxa"/>
+              <w:right w:w="80" w:type="dxa"/>
+            </w:tcMar>
+            <w:vAlign w:val="center"/>
+          </w:tcPr>
+          <w:p>
+            <w:pPr>
+              <w:spacing w:before="20" w:after="20"/>
+            </w:pPr>
+            <w:r>
+              <w:rPr>
+                <w:color w:val="333333"/>
+              </w:rPr>
+              <w:t>Champion 모델 확정</w:t>
+            </w:r>
+          </w:p>
+        </w:tc>
+        <w:tc>
+          <w:tcPr>
+            <w:tcW w:w="2200" w:type="dxa"/>
+            <w:tcBorders>
+              <w:top w:val="single" w:sz="1" w:space="0" w:color="B0BEC5"/>
+              <w:left w:val="single" w:sz="1" w:space="0" w:color="B0BEC5"/>
+              <w:bottom w:val="single" w:sz="1" w:space="0" w:color="B0BEC5"/>
+              <w:right w:val="single" w:sz="1" w:space="0" w:color="B0BEC5"/>
+            </w:tcBorders>
+            <w:tcMar>
+              <w:top w:w="50" w:type="dxa"/>
+              <w:left w:w="80" w:type="dxa"/>
+              <w:bottom w:w="50" w:type="dxa"/>
+              <w:right w:w="80" w:type="dxa"/>
+            </w:tcMar>
+            <w:vAlign w:val="center"/>
+          </w:tcPr>
+          <w:p>
+            <w:pPr>
+              <w:spacing w:before="20" w:after="20"/>
+            </w:pPr>
+            <w:r>
+              <w:rPr>
+                <w:color w:val="333333"/>
+              </w:rPr>
+              <w:t>CatBoost+RF+Ridge 앙상블</w:t>
+            </w:r>
+          </w:p>
+        </w:tc>
+        <w:tc>
+          <w:tcPr>
+            <w:tcW w:w="2800" w:type="dxa"/>
+            <w:tcBorders>
+              <w:top w:val="single" w:sz="1" w:space="0" w:color="B0BEC5"/>
+              <w:left w:val="single" w:sz="1" w:space="0" w:color="B0BEC5"/>
+              <w:bottom w:val="single" w:sz="1" w:space="0" w:color="B0BEC5"/>
+              <w:right w:val="single" w:sz="1" w:space="0" w:color="B0BEC5"/>
+            </w:tcBorders>
+            <w:tcMar>
+              <w:top w:w="50" w:type="dxa"/>
+              <w:left w:w="80" w:type="dxa"/>
+              <w:bottom w:w="50" w:type="dxa"/>
+              <w:right w:w="80" w:type="dxa"/>
+            </w:tcMar>
+            <w:vAlign w:val="center"/>
+          </w:tcPr>
+          <w:p>
+            <w:pPr>
+              <w:spacing w:before="20" w:after="20"/>
+            </w:pPr>
+            <w:r>
+              <w:rPr>
+                <w:color w:val="333333"/>
+              </w:rPr>
+              <w:t>V-MdAPE 30.16%, T-MdAPE 34.38%</w:t>
+            </w:r>
+          </w:p>
+        </w:tc>
+        <w:tc>
+          <w:tcPr>
+            <w:tcW w:w="2706" w:type="dxa"/>
+            <w:tcBorders>
+              <w:top w:val="single" w:sz="1" w:space="0" w:color="B0BEC5"/>
+              <w:left w:val="single" w:sz="1" w:space="0" w:color="B0BEC5"/>
+              <w:bottom w:val="single" w:sz="1" w:space="0" w:color="B0BEC5"/>
+              <w:right w:val="single" w:sz="1" w:space="0" w:color="B0BEC5"/>
+            </w:tcBorders>
+            <w:tcMar>
+              <w:top w:w="50" w:type="dxa"/>
+              <w:left w:w="80" w:type="dxa"/>
+              <w:bottom w:w="50" w:type="dxa"/>
+              <w:right w:w="80" w:type="dxa"/>
+            </w:tcMar>
+            <w:vAlign w:val="center"/>
+          </w:tcPr>
+          <w:p>
+            <w:pPr>
+              <w:spacing w:before="20" w:after="20"/>
+            </w:pPr>
+            <w:r>
+              <w:rPr>
+                <w:color w:val="333333"/>
+              </w:rPr>
+              <w:t>게이트 12/12, 291 tests</w:t>
+            </w:r>
+          </w:p>
+        </w:tc>
+      </w:tr>
+    </w:tbl>
+    <w:p>
+      <w:pPr>
+        <w:pBdr>
+          <w:bottom w:val="single" w:sz="3" w:space="3" w:color="2B579A"/>
+        </w:pBdr>
+        <w:spacing w:before="240" w:after="100"/>
+      </w:pPr>
+      <w:r>
+        <w:rPr>
+          <w:b/>
+          <w:bCs/>
+          <w:color w:val="2B579A"/>
+          <w:sz w:val="22"/>
+          <w:szCs w:val="22"/>
+        </w:rPr>
+        <w:t xml:space="preserve">3. </w:t>
+      </w:r>
+      <w:r>
+        <w:rPr>
+          <w:b/>
+          <w:bCs/>
+          <w:color w:val="1B3A5C"/>
+          <w:sz w:val="22"/>
+          <w:szCs w:val="22"/>
+        </w:rPr>
+        <w:t>이슈 및 리스크</w:t>
+      </w:r>
+    </w:p>
+    <w:tbl>
+      <w:tblPr>
+        <w:tblW w:w="9506" w:type="dxa"/>
+        <w:tblBorders>
+          <w:top w:val="single" w:sz="4" w:space="0" w:color="auto"/>
+          <w:left w:val="single" w:sz="4" w:space="0" w:color="auto"/>
+          <w:bottom w:val="single" w:sz="4" w:space="0" w:color="auto"/>
+          <w:right w:val="single" w:sz="4" w:space="0" w:color="auto"/>
+          <w:insideH w:val="single" w:sz="4" w:space="0" w:color="auto"/>
+          <w:insideV w:val="single" w:sz="4" w:space="0" w:color="auto"/>
+        </w:tblBorders>
+        <w:tblCellMar>
+          <w:left w:w="10" w:type="dxa"/>
+          <w:right w:w="10" w:type="dxa"/>
+        </w:tblCellMar>
+        <w:tblLook w:val="0000" w:firstRow="0" w:lastRow="0" w:firstColumn="0" w:lastColumn="0" w:noHBand="0" w:noVBand="0"/>
+      </w:tblPr>
+      <w:tblGrid>
+        <w:gridCol w:w="2800"/>
+        <w:gridCol w:w="1200"/>
+        <w:gridCol w:w="1200"/>
+        <w:gridCol w:w="4306"/>
+      </w:tblGrid>
+      <w:tr>
+        <w:tblPrEx>
+          <w:tblCellMar>
+            <w:top w:w="0" w:type="dxa"/>
+            <w:bottom w:w="0" w:type="dxa"/>
+          </w:tblCellMar>
+        </w:tblPrEx>
+        <w:tc>
+          <w:tcPr>
+            <w:tcW w:w="2800" w:type="dxa"/>
+            <w:tcBorders>
+              <w:top w:val="single" w:sz="1" w:space="0" w:color="B0BEC5"/>
+              <w:left w:val="single" w:sz="1" w:space="0" w:color="B0BEC5"/>
+              <w:bottom w:val="single" w:sz="1" w:space="0" w:color="B0BEC5"/>
+              <w:right w:val="single" w:sz="1" w:space="0" w:color="B0BEC5"/>
+            </w:tcBorders>
+            <w:shd w:val="clear" w:color="auto" w:fill="1B3A5C"/>
+            <w:tcMar>
+              <w:top w:w="50" w:type="dxa"/>
+              <w:left w:w="80" w:type="dxa"/>
+              <w:bottom w:w="50" w:type="dxa"/>
+              <w:right w:w="80" w:type="dxa"/>
+            </w:tcMar>
+            <w:vAlign w:val="center"/>
+          </w:tcPr>
+          <w:p>
+            <w:pPr>
+              <w:jc w:val="center"/>
+            </w:pPr>
+            <w:r>
+              <w:rPr>
+                <w:b/>
+                <w:bCs/>
+                <w:color w:val="FFFFFF"/>
+              </w:rPr>
+              <w:t>이슈</w:t>
+            </w:r>
+          </w:p>
+        </w:tc>
+        <w:tc>
+          <w:tcPr>
+            <w:tcW w:w="1200" w:type="dxa"/>
+            <w:tcBorders>
+              <w:top w:val="single" w:sz="1" w:space="0" w:color="B0BEC5"/>
+              <w:left w:val="single" w:sz="1" w:space="0" w:color="B0BEC5"/>
+              <w:bottom w:val="single" w:sz="1" w:space="0" w:color="B0BEC5"/>
+              <w:right w:val="single" w:sz="1" w:space="0" w:color="B0BEC5"/>
+            </w:tcBorders>
+            <w:shd w:val="clear" w:color="auto" w:fill="1B3A5C"/>
+            <w:tcMar>
+              <w:top w:w="50" w:type="dxa"/>
+              <w:left w:w="80" w:type="dxa"/>
+              <w:bottom w:w="50" w:type="dxa"/>
+              <w:right w:w="80" w:type="dxa"/>
+            </w:tcMar>
+            <w:vAlign w:val="center"/>
+          </w:tcPr>
+          <w:p>
+            <w:pPr>
+              <w:jc w:val="center"/>
+            </w:pPr>
+            <w:r>
+              <w:rPr>
+                <w:b/>
+                <w:bCs/>
+                <w:color w:val="FFFFFF"/>
+              </w:rPr>
+              <w:t>영향도</w:t>
+            </w:r>
+          </w:p>
+        </w:tc>
+        <w:tc>
+          <w:tcPr>
+            <w:tcW w:w="1200" w:type="dxa"/>
+            <w:tcBorders>
+              <w:top w:val="single" w:sz="1" w:space="0" w:color="B0BEC5"/>
+              <w:left w:val="single" w:sz="1" w:space="0" w:color="B0BEC5"/>
+              <w:bottom w:val="single" w:sz="1" w:space="0" w:color="B0BEC5"/>
+              <w:right w:val="single" w:sz="1" w:space="0" w:color="B0BEC5"/>
+            </w:tcBorders>
+            <w:shd w:val="clear" w:color="auto" w:fill="1B3A5C"/>
+            <w:tcMar>
+              <w:top w:w="50" w:type="dxa"/>
+              <w:left w:w="80" w:type="dxa"/>
+              <w:bottom w:w="50" w:type="dxa"/>
+              <w:right w:w="80" w:type="dxa"/>
+            </w:tcMar>
+            <w:vAlign w:val="center"/>
+          </w:tcPr>
+          <w:p>
+            <w:pPr>
+              <w:jc w:val="center"/>
+            </w:pPr>
+            <w:r>
+              <w:rPr>
+                <w:b/>
+                <w:bCs/>
+                <w:color w:val="FFFFFF"/>
+              </w:rPr>
+              <w:t>상태</w:t>
+            </w:r>
+          </w:p>
+        </w:tc>
+        <w:tc>
+          <w:tcPr>
+            <w:tcW w:w="4306" w:type="dxa"/>
+            <w:tcBorders>
+              <w:top w:val="single" w:sz="1" w:space="0" w:color="B0BEC5"/>
+              <w:left w:val="single" w:sz="1" w:space="0" w:color="B0BEC5"/>
+              <w:bottom w:val="single" w:sz="1" w:space="0" w:color="B0BEC5"/>
+              <w:right w:val="single" w:sz="1" w:space="0" w:color="B0BEC5"/>
+            </w:tcBorders>
+            <w:shd w:val="clear" w:color="auto" w:fill="1B3A5C"/>
+            <w:tcMar>
+              <w:top w:w="50" w:type="dxa"/>
+              <w:left w:w="80" w:type="dxa"/>
+              <w:bottom w:w="50" w:type="dxa"/>
+              <w:right w:w="80" w:type="dxa"/>
+            </w:tcMar>
+            <w:vAlign w:val="center"/>
+          </w:tcPr>
+          <w:p>
+            <w:pPr>
+              <w:jc w:val="center"/>
+            </w:pPr>
+            <w:r>
+              <w:rPr>
+                <w:b/>
+                <w:bCs/>
+                <w:color w:val="FFFFFF"/>
+              </w:rPr>
+              <w:t>대응 방안</w:t>
+            </w:r>
+          </w:p>
+        </w:tc>
+      </w:tr>
+      <w:tr>
+        <w:tblPrEx>
+          <w:tblCellMar>
+            <w:top w:w="0" w:type="dxa"/>
+            <w:bottom w:w="0" w:type="dxa"/>
+          </w:tblCellMar>
+        </w:tblPrEx>
+        <w:tc>
+          <w:tcPr>
+            <w:tcW w:w="2800" w:type="dxa"/>
+            <w:tcBorders>
+              <w:top w:val="single" w:sz="1" w:space="0" w:color="B0BEC5"/>
+              <w:left w:val="single" w:sz="1" w:space="0" w:color="B0BEC5"/>
+              <w:bottom w:val="single" w:sz="1" w:space="0" w:color="B0BEC5"/>
+              <w:right w:val="single" w:sz="1" w:space="0" w:color="B0BEC5"/>
+            </w:tcBorders>
+            <w:tcMar>
+              <w:top w:w="50" w:type="dxa"/>
+              <w:left w:w="80" w:type="dxa"/>
+              <w:bottom w:w="50" w:type="dxa"/>
+              <w:right w:w="80" w:type="dxa"/>
+            </w:tcMar>
+            <w:vAlign w:val="center"/>
+          </w:tcPr>
+          <w:p>
+            <w:pPr>
+              <w:spacing w:before="20" w:after="20"/>
+            </w:pPr>
+            <w:r>
+              <w:rPr>
+                <w:color w:val="333333"/>
+              </w:rPr>
+              <w:t>Test MdAPE 34.38% (목표 25% 미달)</w:t>
+            </w:r>
+          </w:p>
+        </w:tc>
+        <w:tc>
+          <w:tcPr>
+            <w:tcW w:w="1200" w:type="dxa"/>
+            <w:tcBorders>
+              <w:top w:val="single" w:sz="1" w:space="0" w:color="B0BEC5"/>
+              <w:left w:val="single" w:sz="1" w:space="0" w:color="B0BEC5"/>
+              <w:bottom w:val="single" w:sz="1" w:space="0" w:color="B0BEC5"/>
+              <w:right w:val="single" w:sz="1" w:space="0" w:color="B0BEC5"/>
+            </w:tcBorders>
+            <w:tcMar>
+              <w:top w:w="50" w:type="dxa"/>
+              <w:left w:w="80" w:type="dxa"/>
+              <w:bottom w:w="50" w:type="dxa"/>
+              <w:right w:w="80" w:type="dxa"/>
+            </w:tcMar>
+            <w:vAlign w:val="center"/>
+          </w:tcPr>
+          <w:p>
+            <w:pPr>
+              <w:spacing w:before="20" w:after="20"/>
+            </w:pPr>
+            <w:r>
+              <w:rPr>
+                <w:color w:val="333333"/>
+              </w:rPr>
+              <w:t>높음</w:t>
+            </w:r>
+          </w:p>
+        </w:tc>
+        <w:tc>
+          <w:tcPr>
+            <w:tcW w:w="1200" w:type="dxa"/>
+            <w:tcBorders>
+              <w:top w:val="single" w:sz="1" w:space="0" w:color="B0BEC5"/>
+              <w:left w:val="single" w:sz="1" w:space="0" w:color="B0BEC5"/>
+              <w:bottom w:val="single" w:sz="1" w:space="0" w:color="B0BEC5"/>
+              <w:right w:val="single" w:sz="1" w:space="0" w:color="B0BEC5"/>
+            </w:tcBorders>
+            <w:tcMar>
+              <w:top w:w="50" w:type="dxa"/>
+              <w:left w:w="80" w:type="dxa"/>
+              <w:bottom w:w="50" w:type="dxa"/>
+              <w:right w:w="80" w:type="dxa"/>
+            </w:tcMar>
+            <w:vAlign w:val="center"/>
+          </w:tcPr>
+          <w:p>
+            <w:pPr>
+              <w:spacing w:before="20" w:after="20"/>
+            </w:pPr>
+            <w:r>
+              <w:rPr>
+                <w:color w:val="333333"/>
+              </w:rPr>
+              <w:t>모니터링</w:t>
+            </w:r>
+          </w:p>
+        </w:tc>
+        <w:tc>
+          <w:tcPr>
+            <w:tcW w:w="4306" w:type="dxa"/>
+            <w:tcBorders>
+              <w:top w:val="single" w:sz="1" w:space="0" w:color="B0BEC5"/>
+              <w:left w:val="single" w:sz="1" w:space="0" w:color="B0BEC5"/>
+              <w:bottom w:val="single" w:sz="1" w:space="0" w:color="B0BEC5"/>
+              <w:right w:val="single" w:sz="1" w:space="0" w:color="B0BEC5"/>
+            </w:tcBorders>
+            <w:tcMar>
+              <w:top w:w="50" w:type="dxa"/>
+              <w:left w:w="80" w:type="dxa"/>
+              <w:bottom w:w="50" w:type="dxa"/>
+              <w:right w:w="80" w:type="dxa"/>
+            </w:tcMar>
+            <w:vAlign w:val="center"/>
+          </w:tcPr>
+          <w:p>
+            <w:pPr>
+              <w:spacing w:before="20" w:after="20"/>
+            </w:pPr>
+            <w:r>
+              <w:rPr>
+                <w:color w:val="333333"/>
+              </w:rPr>
+              <w:t>드리프트 모니터링 + 데이터 추가 수집으로 개선 계획</w:t>
+            </w:r>
+          </w:p>
+        </w:tc>
+      </w:tr>
+    </w:tbl>
+    <w:p>
+      <w:pPr>
+        <w:pBdr>
+          <w:bottom w:val="single" w:sz="3" w:space="3" w:color="2B579A"/>
+        </w:pBdr>
+        <w:spacing w:before="240" w:after="100"/>
+      </w:pPr>
+      <w:r>
+        <w:rPr>
+          <w:b/>
+          <w:bCs/>
+          <w:color w:val="2B579A"/>
+          <w:sz w:val="22"/>
+          <w:szCs w:val="22"/>
+        </w:rPr>
+        <w:t xml:space="preserve">4. </w:t>
+      </w:r>
+      <w:r>
+        <w:rPr>
+          <w:b/>
+          <w:bCs/>
+          <w:color w:val="1B3A5C"/>
+          <w:sz w:val="22"/>
+          <w:szCs w:val="22"/>
+        </w:rPr>
+        <w:t>차주 계획</w:t>
+      </w:r>
+    </w:p>
+    <w:p>
+      <w:pPr>
+        <w:pStyle w:val="a4"/>
+        <w:numPr>
+          <w:ilvl w:val="0"/>
+          <w:numId w:val="2"/>
+        </w:numPr>
+        <w:spacing w:after="50"/>
+      </w:pPr>
+      <w:r>
+        <w:rPr>
+          <w:color w:val="444444"/>
+        </w:rPr>
+        <w:t>Phase 4 결과 보고서 최종 정리 및 납품 보고서 업데이트</w:t>
+      </w:r>
+    </w:p>
+    <w:p>
+      <w:pPr>
+        <w:pStyle w:val="a4"/>
+        <w:numPr>
+          <w:ilvl w:val="0"/>
+          <w:numId w:val="2"/>
+        </w:numPr>
+        <w:spacing w:after="50"/>
+      </w:pPr>
+      <w:r>
+        <w:rPr>
+          <w:color w:val="444444"/>
+        </w:rPr>
+        <w:t>프로덕션 배포 파이프라인 구축 (ONNX 변환, Docker 컨테이너화)</w:t>
+      </w:r>
+    </w:p>
+    <w:p>
+      <w:pPr>
+        <w:pStyle w:val="a4"/>
+        <w:numPr>
+          <w:ilvl w:val="0"/>
+          <w:numId w:val="2"/>
+        </w:numPr>
+        <w:spacing w:after="50"/>
+      </w:pPr>
+      <w:r>
+        <w:rPr>
+          <w:color w:val="444444"/>
+        </w:rPr>
+        <w:t>드리프트 모니터링 대시보드 설계 및 실사용 데이터 검증 시작</w:t>
+      </w:r>
+    </w:p>
+    <w:p>
+      <w:pPr>
+        <w:pBdr>
+          <w:bottom w:val="single" w:sz="3" w:space="3" w:color="2B579A"/>
+        </w:pBdr>
+        <w:spacing w:before="240" w:after="100"/>
+      </w:pPr>
+      <w:r>
+        <w:rPr>
+          <w:b/>
+          <w:bCs/>
+          <w:color w:val="2B579A"/>
+          <w:sz w:val="22"/>
+          <w:szCs w:val="22"/>
+        </w:rPr>
+        <w:t xml:space="preserve">5. </w:t>
+      </w:r>
+      <w:r>
+        <w:rPr>
+          <w:b/>
+          <w:bCs/>
+          <w:color w:val="1B3A5C"/>
+          <w:sz w:val="22"/>
+          <w:szCs w:val="22"/>
+        </w:rPr>
+        <w:t>메모 및 참고사항</w:t>
+      </w:r>
+    </w:p>
+    <w:p>
+      <w:pPr>
+        <w:pStyle w:val="a4"/>
+        <w:numPr>
+          <w:ilvl w:val="0"/>
+          <w:numId w:val="2"/>
+        </w:numPr>
+        <w:spacing w:after="50"/>
+      </w:pPr>
+      <w:r>
+        <w:rPr>
+          <w:color w:val="444444"/>
+        </w:rPr>
+        <w:t>Phase 3 MdAPE 34.13% → Phase 4 최종 30.16% (Validation) — 총 -3.97%p 개선, Codex 리뷰 총 ~60회 수행</w:t>
+      </w:r>
+    </w:p>
+    <w:p>
+      <w:pPr>
+        <w:pStyle w:val="a4"/>
+        <w:numPr>
+          <w:ilvl w:val="0"/>
+          <w:numId w:val="2"/>
+        </w:numPr>
+        <w:spacing w:after="50"/>
+      </w:pPr>
+      <w:r>
+        <w:rPr>
+          <w:color w:val="444444"/>
+        </w:rPr>
+        <w:t>NLP 피쳐 중 단일음절 키워드(서, 불, 소 등) 오분류 문제 발견 → 완전 제거 방식으로 해결, 시리즈 감지에 로마숫자/괄호번호 추가</w:t>
+      </w:r>
+    </w:p>
+    <w:p>
+      <w:pPr>
+        <w:spacing w:before="200"/>
+      </w:pPr>
+    </w:p>
+    <w:tbl>
+      <w:tblPr>
+        <w:tblW w:w="9506" w:type="dxa"/>
+        <w:tblBorders>
+          <w:top w:val="single" w:sz="4" w:space="0" w:color="auto"/>
+          <w:left w:val="single" w:sz="4" w:space="0" w:color="auto"/>
+          <w:bottom w:val="single" w:sz="4" w:space="0" w:color="auto"/>
+          <w:right w:val="single" w:sz="4" w:space="0" w:color="auto"/>
+          <w:insideH w:val="single" w:sz="4" w:space="0" w:color="auto"/>
+          <w:insideV w:val="single" w:sz="4" w:space="0" w:color="auto"/>
+        </w:tblBorders>
+        <w:tblCellMar>
+          <w:left w:w="10" w:type="dxa"/>
+          <w:right w:w="10" w:type="dxa"/>
+        </w:tblCellMar>
+        <w:tblLook w:val="0000" w:firstRow="0" w:lastRow="0" w:firstColumn="0" w:lastColumn="0" w:noHBand="0" w:noVBand="0"/>
+      </w:tblPr>
+      <w:tblGrid>
+        <w:gridCol w:w="4753"/>
+        <w:gridCol w:w="4753"/>
+      </w:tblGrid>
+      <w:tr>
+        <w:tblPrEx>
+          <w:tblCellMar>
+            <w:top w:w="0" w:type="dxa"/>
+            <w:bottom w:w="0" w:type="dxa"/>
+          </w:tblCellMar>
+        </w:tblPrEx>
+        <w:tc>
+          <w:tcPr>
+            <w:tcW w:w="4753" w:type="dxa"/>
+            <w:tcBorders>
+              <w:top w:val="single" w:sz="1" w:space="0" w:color="B0BEC5"/>
+              <w:left w:val="single" w:sz="1" w:space="0" w:color="B0BEC5"/>
+              <w:bottom w:val="single" w:sz="1" w:space="0" w:color="B0BEC5"/>
+              <w:right w:val="single" w:sz="1" w:space="0" w:color="B0BEC5"/>
+            </w:tcBorders>
+            <w:tcMar>
+              <w:top w:w="50" w:type="dxa"/>
+              <w:left w:w="80" w:type="dxa"/>
+              <w:bottom w:w="50" w:type="dxa"/>
+              <w:right w:w="80" w:type="dxa"/>
+            </w:tcMar>
+            <w:vAlign w:val="center"/>
+          </w:tcPr>
+          <w:p>
+            <w:pPr>
+              <w:spacing w:before="20" w:after="20"/>
+              <w:jc w:val="center"/>
+            </w:pPr>
+            <w:r>
+              <w:rPr>
+                <w:color w:val="888888"/>
+                <w:sz w:val="16"/>
+                <w:szCs w:val="16"/>
+              </w:rPr>
+              <w:t xml:space="preserve">기록자 서명:                          일자:          </w:t>
+            </w:r>
+          </w:p>
+        </w:tc>
+        <w:tc>
+          <w:tcPr>
+            <w:tcW w:w="4753" w:type="dxa"/>
+            <w:tcBorders>
+              <w:top w:val="single" w:sz="1" w:space="0" w:color="B0BEC5"/>
+              <w:left w:val="single" w:sz="1" w:space="0" w:color="B0BEC5"/>
+              <w:bottom w:val="single" w:sz="1" w:space="0" w:color="B0BEC5"/>
+              <w:right w:val="single" w:sz="1" w:space="0" w:color="B0BEC5"/>
+            </w:tcBorders>
+            <w:tcMar>
+              <w:top w:w="50" w:type="dxa"/>
+              <w:left w:w="80" w:type="dxa"/>
+              <w:bottom w:w="50" w:type="dxa"/>
+              <w:right w:w="80" w:type="dxa"/>
+            </w:tcMar>
+            <w:vAlign w:val="center"/>
+          </w:tcPr>
+          <w:p>
+            <w:pPr>
+              <w:spacing w:before="20" w:after="20"/>
+              <w:jc w:val="center"/>
+            </w:pPr>
+            <w:r>
+              <w:rPr>
+                <w:color w:val="888888"/>
+                <w:sz w:val="16"/>
+                <w:szCs w:val="16"/>
+              </w:rPr>
+              <w:t xml:space="preserve">확인자 서명:                          일자:          </w:t>
+            </w:r>
+          </w:p>
+        </w:tc>
+      </w:tr>
+    </w:tbl>
+    <w:p>
+      <w:r>
+        <w:br w:type="page"/>
+      </w:r>
+    </w:p>
+    <w:tbl>
+      <w:tblPr>
+        <w:tblW w:w="9506" w:type="dxa"/>
+        <w:tblBorders>
+          <w:top w:val="single" w:sz="4" w:space="0" w:color="auto"/>
+          <w:left w:val="single" w:sz="4" w:space="0" w:color="auto"/>
+          <w:bottom w:val="single" w:sz="4" w:space="0" w:color="auto"/>
+          <w:right w:val="single" w:sz="4" w:space="0" w:color="auto"/>
+          <w:insideH w:val="single" w:sz="4" w:space="0" w:color="auto"/>
+          <w:insideV w:val="single" w:sz="4" w:space="0" w:color="auto"/>
+        </w:tblBorders>
+        <w:tblCellMar>
+          <w:left w:w="10" w:type="dxa"/>
+          <w:right w:w="10" w:type="dxa"/>
+        </w:tblCellMar>
+        <w:tblLook w:val="0000" w:firstRow="0" w:lastRow="0" w:firstColumn="0" w:lastColumn="0" w:noHBand="0" w:noVBand="0"/>
+      </w:tblPr>
+      <w:tblGrid>
+        <w:gridCol w:w="1600"/>
+        <w:gridCol w:w="3153"/>
+        <w:gridCol w:w="1600"/>
+        <w:gridCol w:w="3153"/>
+      </w:tblGrid>
+      <w:tr>
+        <w:tblPrEx>
+          <w:tblCellMar>
+            <w:top w:w="0" w:type="dxa"/>
+            <w:bottom w:w="0" w:type="dxa"/>
+          </w:tblCellMar>
+        </w:tblPrEx>
+        <w:tc>
+          <w:tcPr>
+            <w:tcW w:w="1600" w:type="dxa"/>
+            <w:tcBorders>
+              <w:top w:val="single" w:sz="1" w:space="0" w:color="B0BEC5"/>
+              <w:left w:val="single" w:sz="1" w:space="0" w:color="B0BEC5"/>
+              <w:bottom w:val="single" w:sz="1" w:space="0" w:color="B0BEC5"/>
+              <w:right w:val="single" w:sz="1" w:space="0" w:color="B0BEC5"/>
+            </w:tcBorders>
+            <w:shd w:val="clear" w:color="auto" w:fill="1B3A5C"/>
+            <w:tcMar>
+              <w:top w:w="50" w:type="dxa"/>
+              <w:left w:w="80" w:type="dxa"/>
+              <w:bottom w:w="50" w:type="dxa"/>
+              <w:right w:w="80" w:type="dxa"/>
+            </w:tcMar>
+            <w:vAlign w:val="center"/>
+          </w:tcPr>
+          <w:p>
+            <w:pPr>
+              <w:jc w:val="center"/>
+            </w:pPr>
+            <w:r>
+              <w:rPr>
+                <w:b/>
+                <w:bCs/>
+                <w:color w:val="FFFFFF"/>
+              </w:rPr>
+              <w:lastRenderedPageBreak/>
+              <w:t>과제명</w:t>
+            </w:r>
+          </w:p>
+        </w:tc>
+        <w:tc>
+          <w:tcPr>
+            <w:tcW w:w="7906" w:type="dxa"/>
+            <w:gridSpan w:val="3"/>
+            <w:tcBorders>
+              <w:top w:val="single" w:sz="1" w:space="0" w:color="B0BEC5"/>
+              <w:left w:val="single" w:sz="1" w:space="0" w:color="B0BEC5"/>
+              <w:bottom w:val="single" w:sz="1" w:space="0" w:color="B0BEC5"/>
+              <w:right w:val="single" w:sz="1" w:space="0" w:color="B0BEC5"/>
+            </w:tcBorders>
+            <w:tcMar>
+              <w:top w:w="50" w:type="dxa"/>
+              <w:left w:w="80" w:type="dxa"/>
+              <w:bottom w:w="50" w:type="dxa"/>
+              <w:right w:w="80" w:type="dxa"/>
+            </w:tcMar>
+            <w:vAlign w:val="center"/>
+          </w:tcPr>
+          <w:p>
+            <w:pPr>
+              <w:spacing w:before="20" w:after="20"/>
+            </w:pPr>
+            <w:r>
+              <w:rPr>
+                <w:b/>
+                <w:bCs/>
+                <w:color w:val="333333"/>
+              </w:rPr>
+              <w:t>VisionAI - 미술 시장 AI 플랫폼</w:t>
+            </w:r>
+          </w:p>
+        </w:tc>
+      </w:tr>
+      <w:tr>
+        <w:tblPrEx>
+          <w:tblCellMar>
+            <w:top w:w="0" w:type="dxa"/>
+            <w:bottom w:w="0" w:type="dxa"/>
+          </w:tblCellMar>
+        </w:tblPrEx>
+        <w:tc>
+          <w:tcPr>
+            <w:tcW w:w="1600" w:type="dxa"/>
+            <w:tcBorders>
+              <w:top w:val="single" w:sz="1" w:space="0" w:color="B0BEC5"/>
+              <w:left w:val="single" w:sz="1" w:space="0" w:color="B0BEC5"/>
+              <w:bottom w:val="single" w:sz="1" w:space="0" w:color="B0BEC5"/>
+              <w:right w:val="single" w:sz="1" w:space="0" w:color="B0BEC5"/>
+            </w:tcBorders>
+            <w:shd w:val="clear" w:color="auto" w:fill="1B3A5C"/>
+            <w:tcMar>
+              <w:top w:w="50" w:type="dxa"/>
+              <w:left w:w="80" w:type="dxa"/>
+              <w:bottom w:w="50" w:type="dxa"/>
+              <w:right w:w="80" w:type="dxa"/>
+            </w:tcMar>
+            <w:vAlign w:val="center"/>
+          </w:tcPr>
+          <w:p>
+            <w:pPr>
+              <w:jc w:val="center"/>
+            </w:pPr>
+            <w:r>
+              <w:rPr>
+                <w:b/>
+                <w:bCs/>
+                <w:color w:val="FFFFFF"/>
+              </w:rPr>
+              <w:t>세부과제</w:t>
+            </w:r>
+          </w:p>
+        </w:tc>
+        <w:tc>
+          <w:tcPr>
+            <w:tcW w:w="3153" w:type="dxa"/>
+            <w:tcBorders>
+              <w:top w:val="single" w:sz="1" w:space="0" w:color="B0BEC5"/>
+              <w:left w:val="single" w:sz="1" w:space="0" w:color="B0BEC5"/>
+              <w:bottom w:val="single" w:sz="1" w:space="0" w:color="B0BEC5"/>
+              <w:right w:val="single" w:sz="1" w:space="0" w:color="B0BEC5"/>
+            </w:tcBorders>
+            <w:tcMar>
+              <w:top w:w="50" w:type="dxa"/>
+              <w:left w:w="80" w:type="dxa"/>
+              <w:bottom w:w="50" w:type="dxa"/>
+              <w:right w:w="80" w:type="dxa"/>
+            </w:tcMar>
+            <w:vAlign w:val="center"/>
+          </w:tcPr>
+          <w:p>
+            <w:pPr>
+              <w:spacing w:before="20" w:after="20"/>
+            </w:pPr>
+            <w:r>
+              <w:rPr>
+                <w:color w:val="333333"/>
+              </w:rPr>
+              <w:t>가격 예측 AI 모델 개발</w:t>
+            </w:r>
+          </w:p>
+        </w:tc>
+        <w:tc>
+          <w:tcPr>
+            <w:tcW w:w="1600" w:type="dxa"/>
+            <w:tcBorders>
+              <w:top w:val="single" w:sz="1" w:space="0" w:color="B0BEC5"/>
+              <w:left w:val="single" w:sz="1" w:space="0" w:color="B0BEC5"/>
+              <w:bottom w:val="single" w:sz="1" w:space="0" w:color="B0BEC5"/>
+              <w:right w:val="single" w:sz="1" w:space="0" w:color="B0BEC5"/>
+            </w:tcBorders>
+            <w:shd w:val="clear" w:color="auto" w:fill="1B3A5C"/>
+            <w:tcMar>
+              <w:top w:w="50" w:type="dxa"/>
+              <w:left w:w="80" w:type="dxa"/>
+              <w:bottom w:w="50" w:type="dxa"/>
+              <w:right w:w="80" w:type="dxa"/>
+            </w:tcMar>
+            <w:vAlign w:val="center"/>
+          </w:tcPr>
+          <w:p>
+            <w:pPr>
+              <w:jc w:val="center"/>
+            </w:pPr>
+            <w:r>
+              <w:rPr>
+                <w:b/>
+                <w:bCs/>
+                <w:color w:val="FFFFFF"/>
+              </w:rPr>
+              <w:t>과제번호</w:t>
+            </w:r>
+          </w:p>
+        </w:tc>
+        <w:tc>
+          <w:tcPr>
+            <w:tcW w:w="3153" w:type="dxa"/>
+            <w:tcBorders>
+              <w:top w:val="single" w:sz="1" w:space="0" w:color="B0BEC5"/>
+              <w:left w:val="single" w:sz="1" w:space="0" w:color="B0BEC5"/>
+              <w:bottom w:val="single" w:sz="1" w:space="0" w:color="B0BEC5"/>
+              <w:right w:val="single" w:sz="1" w:space="0" w:color="B0BEC5"/>
+            </w:tcBorders>
+            <w:tcMar>
+              <w:top w:w="50" w:type="dxa"/>
+              <w:left w:w="80" w:type="dxa"/>
+              <w:bottom w:w="50" w:type="dxa"/>
+              <w:right w:w="80" w:type="dxa"/>
+            </w:tcMar>
+            <w:vAlign w:val="center"/>
+          </w:tcPr>
+          <w:p>
+            <w:pPr>
+              <w:spacing w:before="20" w:after="20"/>
+            </w:pPr>
+            <w:r>
+              <w:rPr>
+                <w:color w:val="333333"/>
+              </w:rPr>
+              <w:t>TIPS-2026-XXXXX</w:t>
+            </w:r>
+          </w:p>
+        </w:tc>
+      </w:tr>
+      <w:tr>
+        <w:tblPrEx>
+          <w:tblCellMar>
+            <w:top w:w="0" w:type="dxa"/>
+            <w:bottom w:w="0" w:type="dxa"/>
+          </w:tblCellMar>
+        </w:tblPrEx>
+        <w:tc>
+          <w:tcPr>
+            <w:tcW w:w="1600" w:type="dxa"/>
+            <w:tcBorders>
+              <w:top w:val="single" w:sz="1" w:space="0" w:color="B0BEC5"/>
+              <w:left w:val="single" w:sz="1" w:space="0" w:color="B0BEC5"/>
+              <w:bottom w:val="single" w:sz="1" w:space="0" w:color="B0BEC5"/>
+              <w:right w:val="single" w:sz="1" w:space="0" w:color="B0BEC5"/>
+            </w:tcBorders>
+            <w:shd w:val="clear" w:color="auto" w:fill="1B3A5C"/>
+            <w:tcMar>
+              <w:top w:w="50" w:type="dxa"/>
+              <w:left w:w="80" w:type="dxa"/>
+              <w:bottom w:w="50" w:type="dxa"/>
+              <w:right w:w="80" w:type="dxa"/>
+            </w:tcMar>
+            <w:vAlign w:val="center"/>
+          </w:tcPr>
+          <w:p>
+            <w:pPr>
+              <w:jc w:val="center"/>
+            </w:pPr>
+            <w:r>
+              <w:rPr>
+                <w:b/>
+                <w:bCs/>
+                <w:color w:val="FFFFFF"/>
+              </w:rPr>
+              <w:t>기록자</w:t>
+            </w:r>
+          </w:p>
+        </w:tc>
+        <w:tc>
+          <w:tcPr>
+            <w:tcW w:w="3153" w:type="dxa"/>
+            <w:tcBorders>
+              <w:top w:val="single" w:sz="1" w:space="0" w:color="B0BEC5"/>
+              <w:left w:val="single" w:sz="1" w:space="0" w:color="B0BEC5"/>
+              <w:bottom w:val="single" w:sz="1" w:space="0" w:color="B0BEC5"/>
+              <w:right w:val="single" w:sz="1" w:space="0" w:color="B0BEC5"/>
+            </w:tcBorders>
+            <w:tcMar>
+              <w:top w:w="50" w:type="dxa"/>
+              <w:left w:w="80" w:type="dxa"/>
+              <w:bottom w:w="50" w:type="dxa"/>
+              <w:right w:w="80" w:type="dxa"/>
+            </w:tcMar>
+            <w:vAlign w:val="center"/>
+          </w:tcPr>
+          <w:p>
+            <w:pPr>
+              <w:spacing w:before="20" w:after="20"/>
+            </w:pPr>
+            <w:r>
+              <w:rPr>
+                <w:rFonts w:hint="eastAsia"/>
+                <w:color w:val="333333"/>
+              </w:rPr>
+              <w:t>고보승</w:t>
+            </w:r>
+            <w:r>
+              <w:rPr>
+                <w:color w:val="333333"/>
+              </w:rPr>
+              <w:t xml:space="preserve"> (서명:                )</w:t>
+            </w:r>
+          </w:p>
+        </w:tc>
+        <w:tc>
+          <w:tcPr>
+            <w:tcW w:w="1600" w:type="dxa"/>
+            <w:tcBorders>
+              <w:top w:val="single" w:sz="1" w:space="0" w:color="B0BEC5"/>
+              <w:left w:val="single" w:sz="1" w:space="0" w:color="B0BEC5"/>
+              <w:bottom w:val="single" w:sz="1" w:space="0" w:color="B0BEC5"/>
+              <w:right w:val="single" w:sz="1" w:space="0" w:color="B0BEC5"/>
+            </w:tcBorders>
+            <w:shd w:val="clear" w:color="auto" w:fill="1B3A5C"/>
+            <w:tcMar>
+              <w:top w:w="50" w:type="dxa"/>
+              <w:left w:w="80" w:type="dxa"/>
+              <w:bottom w:w="50" w:type="dxa"/>
+              <w:right w:w="80" w:type="dxa"/>
+            </w:tcMar>
+            <w:vAlign w:val="center"/>
+          </w:tcPr>
+          <w:p>
+            <w:pPr>
+              <w:jc w:val="center"/>
+            </w:pPr>
+            <w:r>
+              <w:rPr>
+                <w:b/>
+                <w:bCs/>
+                <w:color w:val="FFFFFF"/>
+              </w:rPr>
+              <w:t>기록일자</w:t>
+            </w:r>
+          </w:p>
+        </w:tc>
+        <w:tc>
+          <w:tcPr>
+            <w:tcW w:w="3153" w:type="dxa"/>
+            <w:tcBorders>
+              <w:top w:val="single" w:sz="1" w:space="0" w:color="B0BEC5"/>
+              <w:left w:val="single" w:sz="1" w:space="0" w:color="B0BEC5"/>
+              <w:bottom w:val="single" w:sz="1" w:space="0" w:color="B0BEC5"/>
+              <w:right w:val="single" w:sz="1" w:space="0" w:color="B0BEC5"/>
+            </w:tcBorders>
+            <w:tcMar>
+              <w:top w:w="50" w:type="dxa"/>
+              <w:left w:w="80" w:type="dxa"/>
+              <w:bottom w:w="50" w:type="dxa"/>
+              <w:right w:w="80" w:type="dxa"/>
+            </w:tcMar>
+            <w:vAlign w:val="center"/>
+          </w:tcPr>
+          <w:p>
+            <w:pPr>
+              <w:spacing w:before="20" w:after="20"/>
+            </w:pPr>
+            <w:r>
+              <w:rPr>
+                <w:color w:val="333333"/>
+              </w:rPr>
+              <w:t>2026-04-06 ~ 04-10</w:t>
+            </w:r>
+          </w:p>
+        </w:tc>
+      </w:tr>
+      <w:tr>
+        <w:tblPrEx>
+          <w:tblCellMar>
+            <w:top w:w="0" w:type="dxa"/>
+            <w:bottom w:w="0" w:type="dxa"/>
+          </w:tblCellMar>
+        </w:tblPrEx>
+        <w:tc>
+          <w:tcPr>
+            <w:tcW w:w="1600" w:type="dxa"/>
+            <w:tcBorders>
+              <w:top w:val="single" w:sz="1" w:space="0" w:color="B0BEC5"/>
+              <w:left w:val="single" w:sz="1" w:space="0" w:color="B0BEC5"/>
+              <w:bottom w:val="single" w:sz="1" w:space="0" w:color="B0BEC5"/>
+              <w:right w:val="single" w:sz="1" w:space="0" w:color="B0BEC5"/>
+            </w:tcBorders>
+            <w:shd w:val="clear" w:color="auto" w:fill="1B3A5C"/>
+            <w:tcMar>
+              <w:top w:w="50" w:type="dxa"/>
+              <w:left w:w="80" w:type="dxa"/>
+              <w:bottom w:w="50" w:type="dxa"/>
+              <w:right w:w="80" w:type="dxa"/>
+            </w:tcMar>
+            <w:vAlign w:val="center"/>
+          </w:tcPr>
+          <w:p>
+            <w:pPr>
+              <w:jc w:val="center"/>
+            </w:pPr>
+            <w:r>
+              <w:rPr>
+                <w:b/>
+                <w:bCs/>
+                <w:color w:val="FFFFFF"/>
+              </w:rPr>
+              <w:t>확인자(연구책임자)</w:t>
+            </w:r>
+          </w:p>
+        </w:tc>
+        <w:tc>
+          <w:tcPr>
+            <w:tcW w:w="3153" w:type="dxa"/>
+            <w:tcBorders>
+              <w:top w:val="single" w:sz="1" w:space="0" w:color="B0BEC5"/>
+              <w:left w:val="single" w:sz="1" w:space="0" w:color="B0BEC5"/>
+              <w:bottom w:val="single" w:sz="1" w:space="0" w:color="B0BEC5"/>
+              <w:right w:val="single" w:sz="1" w:space="0" w:color="B0BEC5"/>
+            </w:tcBorders>
+            <w:tcMar>
+              <w:top w:w="50" w:type="dxa"/>
+              <w:left w:w="80" w:type="dxa"/>
+              <w:bottom w:w="50" w:type="dxa"/>
+              <w:right w:w="80" w:type="dxa"/>
+            </w:tcMar>
+            <w:vAlign w:val="center"/>
+          </w:tcPr>
+          <w:p>
+            <w:pPr>
+              <w:spacing w:before="20" w:after="20"/>
+            </w:pPr>
+            <w:r>
+              <w:rPr>
+                <w:color w:val="333333"/>
+              </w:rPr>
+              <w:t>(서명:                )</w:t>
+            </w:r>
+          </w:p>
+        </w:tc>
+        <w:tc>
+          <w:tcPr>
+            <w:tcW w:w="1600" w:type="dxa"/>
+            <w:tcBorders>
+              <w:top w:val="single" w:sz="1" w:space="0" w:color="B0BEC5"/>
+              <w:left w:val="single" w:sz="1" w:space="0" w:color="B0BEC5"/>
+              <w:bottom w:val="single" w:sz="1" w:space="0" w:color="B0BEC5"/>
+              <w:right w:val="single" w:sz="1" w:space="0" w:color="B0BEC5"/>
+            </w:tcBorders>
+            <w:shd w:val="clear" w:color="auto" w:fill="1B3A5C"/>
+            <w:tcMar>
+              <w:top w:w="50" w:type="dxa"/>
+              <w:left w:w="80" w:type="dxa"/>
+              <w:bottom w:w="50" w:type="dxa"/>
+              <w:right w:w="80" w:type="dxa"/>
+            </w:tcMar>
+            <w:vAlign w:val="center"/>
+          </w:tcPr>
+          <w:p>
+            <w:pPr>
+              <w:jc w:val="center"/>
+            </w:pPr>
+            <w:r>
+              <w:rPr>
+                <w:b/>
+                <w:bCs/>
+                <w:color w:val="FFFFFF"/>
+              </w:rPr>
+              <w:t>확인일자</w:t>
+            </w:r>
+          </w:p>
+        </w:tc>
+        <w:tc>
+          <w:tcPr>
+            <w:tcW w:w="3153" w:type="dxa"/>
+            <w:tcBorders>
+              <w:top w:val="single" w:sz="1" w:space="0" w:color="B0BEC5"/>
+              <w:left w:val="single" w:sz="1" w:space="0" w:color="B0BEC5"/>
+              <w:bottom w:val="single" w:sz="1" w:space="0" w:color="B0BEC5"/>
+              <w:right w:val="single" w:sz="1" w:space="0" w:color="B0BEC5"/>
+            </w:tcBorders>
+            <w:tcMar>
+              <w:top w:w="50" w:type="dxa"/>
+              <w:left w:w="80" w:type="dxa"/>
+              <w:bottom w:w="50" w:type="dxa"/>
+              <w:right w:w="80" w:type="dxa"/>
+            </w:tcMar>
+            <w:vAlign w:val="center"/>
+          </w:tcPr>
+          <w:p>
+            <w:pPr>
+              <w:spacing w:before="20" w:after="20"/>
+            </w:pPr>
+            <w:r>
+              <w:rPr>
+                <w:color w:val="333333"/>
+              </w:rPr>
+              <w:t xml:space="preserve">      년      월      일</w:t>
+            </w:r>
+          </w:p>
+        </w:tc>
+      </w:tr>
+    </w:tbl>
+    <w:p>
+      <w:pPr>
+        <w:spacing w:after="60"/>
+      </w:pPr>
+    </w:p>
+    <w:tbl>
+      <w:tblPr>
+        <w:tblW w:w="9506" w:type="dxa"/>
+        <w:tblBorders>
+          <w:top w:val="single" w:sz="4" w:space="0" w:color="auto"/>
+          <w:left w:val="single" w:sz="4" w:space="0" w:color="auto"/>
+          <w:bottom w:val="single" w:sz="4" w:space="0" w:color="auto"/>
+          <w:right w:val="single" w:sz="4" w:space="0" w:color="auto"/>
+          <w:insideH w:val="single" w:sz="4" w:space="0" w:color="auto"/>
+          <w:insideV w:val="single" w:sz="4" w:space="0" w:color="auto"/>
+        </w:tblBorders>
+        <w:tblCellMar>
+          <w:left w:w="10" w:type="dxa"/>
+          <w:right w:w="10" w:type="dxa"/>
+        </w:tblCellMar>
+        <w:tblLook w:val="0000" w:firstRow="0" w:lastRow="0" w:firstColumn="0" w:lastColumn="0" w:noHBand="0" w:noVBand="0"/>
+      </w:tblPr>
+      <w:tblGrid>
+        <w:gridCol w:w="1600"/>
+        <w:gridCol w:w="7906"/>
+      </w:tblGrid>
+      <w:tr>
+        <w:tblPrEx>
+          <w:tblCellMar>
+            <w:top w:w="0" w:type="dxa"/>
+            <w:bottom w:w="0" w:type="dxa"/>
+          </w:tblCellMar>
+        </w:tblPrEx>
+        <w:tc>
+          <w:tcPr>
+            <w:tcW w:w="1600" w:type="dxa"/>
+            <w:tcBorders>
+              <w:top w:val="single" w:sz="1" w:space="0" w:color="B0BEC5"/>
+              <w:left w:val="single" w:sz="1" w:space="0" w:color="B0BEC5"/>
+              <w:bottom w:val="single" w:sz="1" w:space="0" w:color="B0BEC5"/>
+              <w:right w:val="single" w:sz="1" w:space="0" w:color="B0BEC5"/>
+            </w:tcBorders>
+            <w:shd w:val="clear" w:color="auto" w:fill="1B3A5C"/>
+            <w:tcMar>
+              <w:top w:w="50" w:type="dxa"/>
+              <w:left w:w="80" w:type="dxa"/>
+              <w:bottom w:w="50" w:type="dxa"/>
+              <w:right w:w="80" w:type="dxa"/>
+            </w:tcMar>
+            <w:vAlign w:val="center"/>
+          </w:tcPr>
+          <w:p>
+            <w:pPr>
+              <w:jc w:val="center"/>
+            </w:pPr>
+            <w:r>
+              <w:rPr>
+                <w:b/>
+                <w:bCs/>
+                <w:color w:val="FFFFFF"/>
+              </w:rPr>
+              <w:t>Phase</w:t>
+            </w:r>
+          </w:p>
+        </w:tc>
+        <w:tc>
+          <w:tcPr>
+            <w:tcW w:w="7906" w:type="dxa"/>
+            <w:tcBorders>
+              <w:top w:val="single" w:sz="1" w:space="0" w:color="B0BEC5"/>
+              <w:left w:val="single" w:sz="1" w:space="0" w:color="B0BEC5"/>
+              <w:bottom w:val="single" w:sz="1" w:space="0" w:color="B0BEC5"/>
+              <w:right w:val="single" w:sz="1" w:space="0" w:color="B0BEC5"/>
+            </w:tcBorders>
+            <w:tcMar>
+              <w:top w:w="50" w:type="dxa"/>
+              <w:left w:w="80" w:type="dxa"/>
+              <w:bottom w:w="50" w:type="dxa"/>
+              <w:right w:w="80" w:type="dxa"/>
+            </w:tcMar>
+            <w:vAlign w:val="center"/>
+          </w:tcPr>
+          <w:p>
+            <w:pPr>
+              <w:spacing w:before="20" w:after="20"/>
+            </w:pPr>
+            <w:r>
+              <w:rPr>
+                <w:color w:val="333333"/>
+              </w:rPr>
+              <w:t>Phase 2 - 가설 수립 및 상관분석</w:t>
+            </w:r>
+          </w:p>
+        </w:tc>
+      </w:tr>
+      <w:tr>
+        <w:tblPrEx>
+          <w:tblCellMar>
+            <w:top w:w="0" w:type="dxa"/>
+            <w:bottom w:w="0" w:type="dxa"/>
+          </w:tblCellMar>
+        </w:tblPrEx>
+        <w:tc>
+          <w:tcPr>
+            <w:tcW w:w="1600" w:type="dxa"/>
+            <w:tcBorders>
+              <w:top w:val="single" w:sz="1" w:space="0" w:color="B0BEC5"/>
+              <w:left w:val="single" w:sz="1" w:space="0" w:color="B0BEC5"/>
+              <w:bottom w:val="single" w:sz="1" w:space="0" w:color="B0BEC5"/>
+              <w:right w:val="single" w:sz="1" w:space="0" w:color="B0BEC5"/>
+            </w:tcBorders>
+            <w:shd w:val="clear" w:color="auto" w:fill="1B3A5C"/>
+            <w:tcMar>
+              <w:top w:w="50" w:type="dxa"/>
+              <w:left w:w="80" w:type="dxa"/>
+              <w:bottom w:w="50" w:type="dxa"/>
+              <w:right w:w="80" w:type="dxa"/>
+            </w:tcMar>
+            <w:vAlign w:val="center"/>
+          </w:tcPr>
+          <w:p>
+            <w:pPr>
+              <w:jc w:val="center"/>
+            </w:pPr>
+            <w:r>
+              <w:rPr>
+                <w:b/>
+                <w:bCs/>
+                <w:color w:val="FFFFFF"/>
+              </w:rPr>
+              <w:t>주요 목표</w:t>
+            </w:r>
+          </w:p>
+        </w:tc>
+        <w:tc>
+          <w:tcPr>
+            <w:tcW w:w="7906" w:type="dxa"/>
+            <w:tcBorders>
+              <w:top w:val="single" w:sz="1" w:space="0" w:color="B0BEC5"/>
+              <w:left w:val="single" w:sz="1" w:space="0" w:color="B0BEC5"/>
+              <w:bottom w:val="single" w:sz="1" w:space="0" w:color="B0BEC5"/>
+              <w:right w:val="single" w:sz="1" w:space="0" w:color="B0BEC5"/>
+            </w:tcBorders>
+            <w:tcMar>
+              <w:top w:w="50" w:type="dxa"/>
+              <w:left w:w="80" w:type="dxa"/>
+              <w:bottom w:w="50" w:type="dxa"/>
+              <w:right w:w="80" w:type="dxa"/>
+            </w:tcMar>
+            <w:vAlign w:val="center"/>
+          </w:tcPr>
+          <w:p>
+            <w:pPr>
+              <w:spacing w:before="20" w:after="20"/>
+            </w:pPr>
+            <w:r>
+              <w:rPr>
+                <w:color w:val="333333"/>
+              </w:rPr>
+              <w:t>가격 영향 요인 가설 검증, 피처 상관관계 분석</w:t>
             </w:r>
           </w:p>
         </w:tc>
@@ -12371,23 +13423,13 @@
             <w:pPr>
               <w:spacing w:before="20" w:after="20"/>
             </w:pPr>
-            <w:proofErr w:type="spellStart"/>
             <w:r>
               <w:rPr>
                 <w:b/>
                 <w:bCs/>
                 <w:color w:val="333333"/>
               </w:rPr>
-              <w:t>VisionAI</w:t>
-            </w:r>
-            <w:proofErr w:type="spellEnd"/>
-            <w:r>
-              <w:rPr>
-                <w:b/>
-                <w:bCs/>
-                <w:color w:val="333333"/>
-              </w:rPr>
-              <w:t xml:space="preserve"> - 미술 시장 AI 플랫폼</w:t>
+              <w:t>VisionAI - 미술 시장 AI 플랫폼</w:t>
             </w:r>
           </w:p>
         </w:tc>
@@ -12582,7 +13624,6 @@
             <w:pPr>
               <w:spacing w:before="20" w:after="20"/>
             </w:pPr>
-            <w:proofErr w:type="spellStart"/>
             <w:r>
               <w:rPr>
                 <w:rFonts w:hint="eastAsia"/>
@@ -12590,7 +13631,6 @@
               </w:rPr>
               <w:t>고보승</w:t>
             </w:r>
-            <w:proofErr w:type="spellEnd"/>
             <w:r>
               <w:rPr>
                 <w:color w:val="333333"/>
@@ -12656,7 +13696,7 @@
               <w:rPr>
                 <w:color w:val="333333"/>
               </w:rPr>
-              <w:t>2026-04-06 ~ 04-10</w:t>
+              <w:t>2026-04-13 ~ 04-17</w:t>
             </w:r>
           </w:p>
         </w:tc>
@@ -12882,7 +13922,7 @@
               <w:rPr>
                 <w:color w:val="333333"/>
               </w:rPr>
-              <w:t>Phase 2 - 가설 수립 및 상관분석</w:t>
+              <w:t>Phase 2 - 피처 선정 확정</w:t>
             </w:r>
           </w:p>
         </w:tc>
@@ -12951,7 +13991,7 @@
               <w:rPr>
                 <w:color w:val="333333"/>
               </w:rPr>
-              <w:t>가격 영향 요인 가설 검증, 피처 상관관계 분석</w:t>
+              <w:t>최종 피처 선정, 다중공선성 검토(VIF), 피처 중요도 평가</w:t>
             </w:r>
           </w:p>
         </w:tc>
@@ -13986,23 +15026,13 @@
             <w:pPr>
               <w:spacing w:before="20" w:after="20"/>
             </w:pPr>
-            <w:proofErr w:type="spellStart"/>
             <w:r>
               <w:rPr>
                 <w:b/>
                 <w:bCs/>
                 <w:color w:val="333333"/>
               </w:rPr>
-              <w:t>VisionAI</w:t>
-            </w:r>
-            <w:proofErr w:type="spellEnd"/>
-            <w:r>
-              <w:rPr>
-                <w:b/>
-                <w:bCs/>
-                <w:color w:val="333333"/>
-              </w:rPr>
-              <w:t xml:space="preserve"> - 미술 시장 AI 플랫폼</w:t>
+              <w:t>VisionAI - 미술 시장 AI 플랫폼</w:t>
             </w:r>
           </w:p>
         </w:tc>
@@ -14197,7 +15227,6 @@
             <w:pPr>
               <w:spacing w:before="20" w:after="20"/>
             </w:pPr>
-            <w:proofErr w:type="spellStart"/>
             <w:r>
               <w:rPr>
                 <w:rFonts w:hint="eastAsia"/>
@@ -14205,7 +15234,6 @@
               </w:rPr>
               <w:t>고보승</w:t>
             </w:r>
-            <w:proofErr w:type="spellEnd"/>
             <w:r>
               <w:rPr>
                 <w:color w:val="333333"/>
@@ -14271,7 +15299,7 @@
               <w:rPr>
                 <w:color w:val="333333"/>
               </w:rPr>
-              <w:t>2026-04-13 ~ 04-17</w:t>
+              <w:t>2026-04-20 ~ 04-24</w:t>
             </w:r>
           </w:p>
         </w:tc>
@@ -14497,7 +15525,7 @@
               <w:rPr>
                 <w:color w:val="333333"/>
               </w:rPr>
-              <w:t>Phase 2 - 피처 선정 확정</w:t>
+              <w:t>Phase 2 → Phase 3 전환</w:t>
             </w:r>
           </w:p>
         </w:tc>
@@ -14566,21 +15594,7 @@
               <w:rPr>
                 <w:color w:val="333333"/>
               </w:rPr>
-              <w:t xml:space="preserve">최종 피처 선정, </w:t>
-            </w:r>
-            <w:proofErr w:type="spellStart"/>
-            <w:r>
-              <w:rPr>
-                <w:color w:val="333333"/>
-              </w:rPr>
-              <w:t>다중공선성</w:t>
-            </w:r>
-            <w:proofErr w:type="spellEnd"/>
-            <w:r>
-              <w:rPr>
-                <w:color w:val="333333"/>
-              </w:rPr>
-              <w:t xml:space="preserve"> 검토(VIF), 피처 중요도 평가</w:t>
+              <w:t>EDA 리포트 최종, 베이스라인 모델 설계 착수</w:t>
             </w:r>
           </w:p>
         </w:tc>
@@ -15615,23 +16629,13 @@
             <w:pPr>
               <w:spacing w:before="20" w:after="20"/>
             </w:pPr>
-            <w:proofErr w:type="spellStart"/>
             <w:r>
               <w:rPr>
                 <w:b/>
                 <w:bCs/>
                 <w:color w:val="333333"/>
               </w:rPr>
-              <w:t>VisionAI</w:t>
-            </w:r>
-            <w:proofErr w:type="spellEnd"/>
-            <w:r>
-              <w:rPr>
-                <w:b/>
-                <w:bCs/>
-                <w:color w:val="333333"/>
-              </w:rPr>
-              <w:t xml:space="preserve"> - 미술 시장 AI 플랫폼</w:t>
+              <w:t>VisionAI - 미술 시장 AI 플랫폼</w:t>
             </w:r>
           </w:p>
         </w:tc>
@@ -15826,7 +16830,6 @@
             <w:pPr>
               <w:spacing w:before="20" w:after="20"/>
             </w:pPr>
-            <w:proofErr w:type="spellStart"/>
             <w:r>
               <w:rPr>
                 <w:rFonts w:hint="eastAsia"/>
@@ -15834,1622 +16837,6 @@
               </w:rPr>
               <w:t>고보승</w:t>
             </w:r>
-            <w:proofErr w:type="spellEnd"/>
-            <w:r>
-              <w:rPr>
-                <w:color w:val="333333"/>
-              </w:rPr>
-              <w:t xml:space="preserve"> (서명:                )</w:t>
-            </w:r>
-          </w:p>
-        </w:tc>
-        <w:tc>
-          <w:tcPr>
-            <w:tcW w:w="1600" w:type="dxa"/>
-            <w:tcBorders>
-              <w:top w:val="single" w:sz="1" w:space="0" w:color="B0BEC5"/>
-              <w:left w:val="single" w:sz="1" w:space="0" w:color="B0BEC5"/>
-              <w:bottom w:val="single" w:sz="1" w:space="0" w:color="B0BEC5"/>
-              <w:right w:val="single" w:sz="1" w:space="0" w:color="B0BEC5"/>
-            </w:tcBorders>
-            <w:shd w:val="clear" w:color="auto" w:fill="1B3A5C"/>
-            <w:tcMar>
-              <w:top w:w="50" w:type="dxa"/>
-              <w:left w:w="80" w:type="dxa"/>
-              <w:bottom w:w="50" w:type="dxa"/>
-              <w:right w:w="80" w:type="dxa"/>
-            </w:tcMar>
-            <w:vAlign w:val="center"/>
-          </w:tcPr>
-          <w:p>
-            <w:pPr>
-              <w:jc w:val="center"/>
-            </w:pPr>
-            <w:r>
-              <w:rPr>
-                <w:b/>
-                <w:bCs/>
-                <w:color w:val="FFFFFF"/>
-              </w:rPr>
-              <w:t>기록일자</w:t>
-            </w:r>
-          </w:p>
-        </w:tc>
-        <w:tc>
-          <w:tcPr>
-            <w:tcW w:w="3153" w:type="dxa"/>
-            <w:tcBorders>
-              <w:top w:val="single" w:sz="1" w:space="0" w:color="B0BEC5"/>
-              <w:left w:val="single" w:sz="1" w:space="0" w:color="B0BEC5"/>
-              <w:bottom w:val="single" w:sz="1" w:space="0" w:color="B0BEC5"/>
-              <w:right w:val="single" w:sz="1" w:space="0" w:color="B0BEC5"/>
-            </w:tcBorders>
-            <w:tcMar>
-              <w:top w:w="50" w:type="dxa"/>
-              <w:left w:w="80" w:type="dxa"/>
-              <w:bottom w:w="50" w:type="dxa"/>
-              <w:right w:w="80" w:type="dxa"/>
-            </w:tcMar>
-            <w:vAlign w:val="center"/>
-          </w:tcPr>
-          <w:p>
-            <w:pPr>
-              <w:spacing w:before="20" w:after="20"/>
-            </w:pPr>
-            <w:r>
-              <w:rPr>
-                <w:color w:val="333333"/>
-              </w:rPr>
-              <w:t>2026-04-20 ~ 04-24</w:t>
-            </w:r>
-          </w:p>
-        </w:tc>
-      </w:tr>
-      <w:tr>
-        <w:tblPrEx>
-          <w:tblCellMar>
-            <w:top w:w="0" w:type="dxa"/>
-            <w:bottom w:w="0" w:type="dxa"/>
-          </w:tblCellMar>
-        </w:tblPrEx>
-        <w:tc>
-          <w:tcPr>
-            <w:tcW w:w="1600" w:type="dxa"/>
-            <w:tcBorders>
-              <w:top w:val="single" w:sz="1" w:space="0" w:color="B0BEC5"/>
-              <w:left w:val="single" w:sz="1" w:space="0" w:color="B0BEC5"/>
-              <w:bottom w:val="single" w:sz="1" w:space="0" w:color="B0BEC5"/>
-              <w:right w:val="single" w:sz="1" w:space="0" w:color="B0BEC5"/>
-            </w:tcBorders>
-            <w:shd w:val="clear" w:color="auto" w:fill="1B3A5C"/>
-            <w:tcMar>
-              <w:top w:w="50" w:type="dxa"/>
-              <w:left w:w="80" w:type="dxa"/>
-              <w:bottom w:w="50" w:type="dxa"/>
-              <w:right w:w="80" w:type="dxa"/>
-            </w:tcMar>
-            <w:vAlign w:val="center"/>
-          </w:tcPr>
-          <w:p>
-            <w:pPr>
-              <w:jc w:val="center"/>
-            </w:pPr>
-            <w:r>
-              <w:rPr>
-                <w:b/>
-                <w:bCs/>
-                <w:color w:val="FFFFFF"/>
-              </w:rPr>
-              <w:t>확인자(연구책임자)</w:t>
-            </w:r>
-          </w:p>
-        </w:tc>
-        <w:tc>
-          <w:tcPr>
-            <w:tcW w:w="3153" w:type="dxa"/>
-            <w:tcBorders>
-              <w:top w:val="single" w:sz="1" w:space="0" w:color="B0BEC5"/>
-              <w:left w:val="single" w:sz="1" w:space="0" w:color="B0BEC5"/>
-              <w:bottom w:val="single" w:sz="1" w:space="0" w:color="B0BEC5"/>
-              <w:right w:val="single" w:sz="1" w:space="0" w:color="B0BEC5"/>
-            </w:tcBorders>
-            <w:tcMar>
-              <w:top w:w="50" w:type="dxa"/>
-              <w:left w:w="80" w:type="dxa"/>
-              <w:bottom w:w="50" w:type="dxa"/>
-              <w:right w:w="80" w:type="dxa"/>
-            </w:tcMar>
-            <w:vAlign w:val="center"/>
-          </w:tcPr>
-          <w:p>
-            <w:pPr>
-              <w:spacing w:before="20" w:after="20"/>
-            </w:pPr>
-            <w:r>
-              <w:rPr>
-                <w:color w:val="333333"/>
-              </w:rPr>
-              <w:t>(서명:                )</w:t>
-            </w:r>
-          </w:p>
-        </w:tc>
-        <w:tc>
-          <w:tcPr>
-            <w:tcW w:w="1600" w:type="dxa"/>
-            <w:tcBorders>
-              <w:top w:val="single" w:sz="1" w:space="0" w:color="B0BEC5"/>
-              <w:left w:val="single" w:sz="1" w:space="0" w:color="B0BEC5"/>
-              <w:bottom w:val="single" w:sz="1" w:space="0" w:color="B0BEC5"/>
-              <w:right w:val="single" w:sz="1" w:space="0" w:color="B0BEC5"/>
-            </w:tcBorders>
-            <w:shd w:val="clear" w:color="auto" w:fill="1B3A5C"/>
-            <w:tcMar>
-              <w:top w:w="50" w:type="dxa"/>
-              <w:left w:w="80" w:type="dxa"/>
-              <w:bottom w:w="50" w:type="dxa"/>
-              <w:right w:w="80" w:type="dxa"/>
-            </w:tcMar>
-            <w:vAlign w:val="center"/>
-          </w:tcPr>
-          <w:p>
-            <w:pPr>
-              <w:jc w:val="center"/>
-            </w:pPr>
-            <w:r>
-              <w:rPr>
-                <w:b/>
-                <w:bCs/>
-                <w:color w:val="FFFFFF"/>
-              </w:rPr>
-              <w:t>확인일자</w:t>
-            </w:r>
-          </w:p>
-        </w:tc>
-        <w:tc>
-          <w:tcPr>
-            <w:tcW w:w="3153" w:type="dxa"/>
-            <w:tcBorders>
-              <w:top w:val="single" w:sz="1" w:space="0" w:color="B0BEC5"/>
-              <w:left w:val="single" w:sz="1" w:space="0" w:color="B0BEC5"/>
-              <w:bottom w:val="single" w:sz="1" w:space="0" w:color="B0BEC5"/>
-              <w:right w:val="single" w:sz="1" w:space="0" w:color="B0BEC5"/>
-            </w:tcBorders>
-            <w:tcMar>
-              <w:top w:w="50" w:type="dxa"/>
-              <w:left w:w="80" w:type="dxa"/>
-              <w:bottom w:w="50" w:type="dxa"/>
-              <w:right w:w="80" w:type="dxa"/>
-            </w:tcMar>
-            <w:vAlign w:val="center"/>
-          </w:tcPr>
-          <w:p>
-            <w:pPr>
-              <w:spacing w:before="20" w:after="20"/>
-            </w:pPr>
-            <w:r>
-              <w:rPr>
-                <w:color w:val="333333"/>
-              </w:rPr>
-              <w:t xml:space="preserve">      년      월      일</w:t>
-            </w:r>
-          </w:p>
-        </w:tc>
-      </w:tr>
-    </w:tbl>
-    <w:p>
-      <w:pPr>
-        <w:spacing w:after="60"/>
-      </w:pPr>
-    </w:p>
-    <w:tbl>
-      <w:tblPr>
-        <w:tblW w:w="9506" w:type="dxa"/>
-        <w:tblBorders>
-          <w:top w:val="single" w:sz="4" w:space="0" w:color="auto"/>
-          <w:left w:val="single" w:sz="4" w:space="0" w:color="auto"/>
-          <w:bottom w:val="single" w:sz="4" w:space="0" w:color="auto"/>
-          <w:right w:val="single" w:sz="4" w:space="0" w:color="auto"/>
-          <w:insideH w:val="single" w:sz="4" w:space="0" w:color="auto"/>
-          <w:insideV w:val="single" w:sz="4" w:space="0" w:color="auto"/>
-        </w:tblBorders>
-        <w:tblCellMar>
-          <w:left w:w="10" w:type="dxa"/>
-          <w:right w:w="10" w:type="dxa"/>
-        </w:tblCellMar>
-        <w:tblLook w:val="0000" w:firstRow="0" w:lastRow="0" w:firstColumn="0" w:lastColumn="0" w:noHBand="0" w:noVBand="0"/>
-      </w:tblPr>
-      <w:tblGrid>
-        <w:gridCol w:w="1600"/>
-        <w:gridCol w:w="7906"/>
-      </w:tblGrid>
-      <w:tr>
-        <w:tblPrEx>
-          <w:tblCellMar>
-            <w:top w:w="0" w:type="dxa"/>
-            <w:bottom w:w="0" w:type="dxa"/>
-          </w:tblCellMar>
-        </w:tblPrEx>
-        <w:tc>
-          <w:tcPr>
-            <w:tcW w:w="1600" w:type="dxa"/>
-            <w:tcBorders>
-              <w:top w:val="single" w:sz="1" w:space="0" w:color="B0BEC5"/>
-              <w:left w:val="single" w:sz="1" w:space="0" w:color="B0BEC5"/>
-              <w:bottom w:val="single" w:sz="1" w:space="0" w:color="B0BEC5"/>
-              <w:right w:val="single" w:sz="1" w:space="0" w:color="B0BEC5"/>
-            </w:tcBorders>
-            <w:shd w:val="clear" w:color="auto" w:fill="1B3A5C"/>
-            <w:tcMar>
-              <w:top w:w="50" w:type="dxa"/>
-              <w:left w:w="80" w:type="dxa"/>
-              <w:bottom w:w="50" w:type="dxa"/>
-              <w:right w:w="80" w:type="dxa"/>
-            </w:tcMar>
-            <w:vAlign w:val="center"/>
-          </w:tcPr>
-          <w:p>
-            <w:pPr>
-              <w:jc w:val="center"/>
-            </w:pPr>
-            <w:r>
-              <w:rPr>
-                <w:b/>
-                <w:bCs/>
-                <w:color w:val="FFFFFF"/>
-              </w:rPr>
-              <w:t>Phase</w:t>
-            </w:r>
-          </w:p>
-        </w:tc>
-        <w:tc>
-          <w:tcPr>
-            <w:tcW w:w="7906" w:type="dxa"/>
-            <w:tcBorders>
-              <w:top w:val="single" w:sz="1" w:space="0" w:color="B0BEC5"/>
-              <w:left w:val="single" w:sz="1" w:space="0" w:color="B0BEC5"/>
-              <w:bottom w:val="single" w:sz="1" w:space="0" w:color="B0BEC5"/>
-              <w:right w:val="single" w:sz="1" w:space="0" w:color="B0BEC5"/>
-            </w:tcBorders>
-            <w:tcMar>
-              <w:top w:w="50" w:type="dxa"/>
-              <w:left w:w="80" w:type="dxa"/>
-              <w:bottom w:w="50" w:type="dxa"/>
-              <w:right w:w="80" w:type="dxa"/>
-            </w:tcMar>
-            <w:vAlign w:val="center"/>
-          </w:tcPr>
-          <w:p>
-            <w:pPr>
-              <w:spacing w:before="20" w:after="20"/>
-            </w:pPr>
-            <w:r>
-              <w:rPr>
-                <w:color w:val="333333"/>
-              </w:rPr>
-              <w:t>Phase 2 → Phase 3 전환</w:t>
-            </w:r>
-          </w:p>
-        </w:tc>
-      </w:tr>
-      <w:tr>
-        <w:tblPrEx>
-          <w:tblCellMar>
-            <w:top w:w="0" w:type="dxa"/>
-            <w:bottom w:w="0" w:type="dxa"/>
-          </w:tblCellMar>
-        </w:tblPrEx>
-        <w:tc>
-          <w:tcPr>
-            <w:tcW w:w="1600" w:type="dxa"/>
-            <w:tcBorders>
-              <w:top w:val="single" w:sz="1" w:space="0" w:color="B0BEC5"/>
-              <w:left w:val="single" w:sz="1" w:space="0" w:color="B0BEC5"/>
-              <w:bottom w:val="single" w:sz="1" w:space="0" w:color="B0BEC5"/>
-              <w:right w:val="single" w:sz="1" w:space="0" w:color="B0BEC5"/>
-            </w:tcBorders>
-            <w:shd w:val="clear" w:color="auto" w:fill="1B3A5C"/>
-            <w:tcMar>
-              <w:top w:w="50" w:type="dxa"/>
-              <w:left w:w="80" w:type="dxa"/>
-              <w:bottom w:w="50" w:type="dxa"/>
-              <w:right w:w="80" w:type="dxa"/>
-            </w:tcMar>
-            <w:vAlign w:val="center"/>
-          </w:tcPr>
-          <w:p>
-            <w:pPr>
-              <w:jc w:val="center"/>
-            </w:pPr>
-            <w:r>
-              <w:rPr>
-                <w:b/>
-                <w:bCs/>
-                <w:color w:val="FFFFFF"/>
-              </w:rPr>
-              <w:t>주요 목표</w:t>
-            </w:r>
-          </w:p>
-        </w:tc>
-        <w:tc>
-          <w:tcPr>
-            <w:tcW w:w="7906" w:type="dxa"/>
-            <w:tcBorders>
-              <w:top w:val="single" w:sz="1" w:space="0" w:color="B0BEC5"/>
-              <w:left w:val="single" w:sz="1" w:space="0" w:color="B0BEC5"/>
-              <w:bottom w:val="single" w:sz="1" w:space="0" w:color="B0BEC5"/>
-              <w:right w:val="single" w:sz="1" w:space="0" w:color="B0BEC5"/>
-            </w:tcBorders>
-            <w:tcMar>
-              <w:top w:w="50" w:type="dxa"/>
-              <w:left w:w="80" w:type="dxa"/>
-              <w:bottom w:w="50" w:type="dxa"/>
-              <w:right w:w="80" w:type="dxa"/>
-            </w:tcMar>
-            <w:vAlign w:val="center"/>
-          </w:tcPr>
-          <w:p>
-            <w:pPr>
-              <w:spacing w:before="20" w:after="20"/>
-            </w:pPr>
-            <w:r>
-              <w:rPr>
-                <w:color w:val="333333"/>
-              </w:rPr>
-              <w:t>EDA 리포트 최종, 베이스라인 모델 설계 착수</w:t>
-            </w:r>
-          </w:p>
-        </w:tc>
-      </w:tr>
-    </w:tbl>
-    <w:p>
-      <w:pPr>
-        <w:spacing w:after="80"/>
-      </w:pPr>
-    </w:p>
-    <w:p>
-      <w:pPr>
-        <w:pBdr>
-          <w:bottom w:val="single" w:sz="3" w:space="3" w:color="2B579A"/>
-        </w:pBdr>
-        <w:spacing w:before="240" w:after="100"/>
-      </w:pPr>
-      <w:r>
-        <w:rPr>
-          <w:b/>
-          <w:bCs/>
-          <w:color w:val="2B579A"/>
-          <w:sz w:val="22"/>
-          <w:szCs w:val="22"/>
-        </w:rPr>
-        <w:t xml:space="preserve">1. </w:t>
-      </w:r>
-      <w:r>
-        <w:rPr>
-          <w:b/>
-          <w:bCs/>
-          <w:color w:val="1B3A5C"/>
-          <w:sz w:val="22"/>
-          <w:szCs w:val="22"/>
-        </w:rPr>
-        <w:t>연구 수행 내용</w:t>
-      </w:r>
-    </w:p>
-    <w:p>
-      <w:pPr>
-        <w:pStyle w:val="a4"/>
-        <w:numPr>
-          <w:ilvl w:val="0"/>
-          <w:numId w:val="2"/>
-        </w:numPr>
-        <w:spacing w:after="50"/>
-      </w:pPr>
-    </w:p>
-    <w:p>
-      <w:pPr>
-        <w:pStyle w:val="a4"/>
-        <w:numPr>
-          <w:ilvl w:val="0"/>
-          <w:numId w:val="2"/>
-        </w:numPr>
-        <w:spacing w:after="50"/>
-      </w:pPr>
-    </w:p>
-    <w:p>
-      <w:pPr>
-        <w:pStyle w:val="a4"/>
-        <w:numPr>
-          <w:ilvl w:val="0"/>
-          <w:numId w:val="2"/>
-        </w:numPr>
-        <w:spacing w:after="50"/>
-      </w:pPr>
-    </w:p>
-    <w:p>
-      <w:pPr>
-        <w:pStyle w:val="a4"/>
-        <w:numPr>
-          <w:ilvl w:val="0"/>
-          <w:numId w:val="2"/>
-        </w:numPr>
-        <w:spacing w:after="50"/>
-      </w:pPr>
-    </w:p>
-    <w:p>
-      <w:pPr>
-        <w:pBdr>
-          <w:bottom w:val="single" w:sz="3" w:space="3" w:color="2B579A"/>
-        </w:pBdr>
-        <w:spacing w:before="240" w:after="100"/>
-      </w:pPr>
-      <w:r>
-        <w:rPr>
-          <w:b/>
-          <w:bCs/>
-          <w:color w:val="2B579A"/>
-          <w:sz w:val="22"/>
-          <w:szCs w:val="22"/>
-        </w:rPr>
-        <w:t xml:space="preserve">2. </w:t>
-      </w:r>
-      <w:r>
-        <w:rPr>
-          <w:b/>
-          <w:bCs/>
-          <w:color w:val="1B3A5C"/>
-          <w:sz w:val="22"/>
-          <w:szCs w:val="22"/>
-        </w:rPr>
-        <w:t>실험/분석 결과</w:t>
-      </w:r>
-    </w:p>
-    <w:tbl>
-      <w:tblPr>
-        <w:tblW w:w="9506" w:type="dxa"/>
-        <w:tblBorders>
-          <w:top w:val="single" w:sz="4" w:space="0" w:color="auto"/>
-          <w:left w:val="single" w:sz="4" w:space="0" w:color="auto"/>
-          <w:bottom w:val="single" w:sz="4" w:space="0" w:color="auto"/>
-          <w:right w:val="single" w:sz="4" w:space="0" w:color="auto"/>
-          <w:insideH w:val="single" w:sz="4" w:space="0" w:color="auto"/>
-          <w:insideV w:val="single" w:sz="4" w:space="0" w:color="auto"/>
-        </w:tblBorders>
-        <w:tblCellMar>
-          <w:left w:w="10" w:type="dxa"/>
-          <w:right w:w="10" w:type="dxa"/>
-        </w:tblCellMar>
-        <w:tblLook w:val="0000" w:firstRow="0" w:lastRow="0" w:firstColumn="0" w:lastColumn="0" w:noHBand="0" w:noVBand="0"/>
-      </w:tblPr>
-      <w:tblGrid>
-        <w:gridCol w:w="1800"/>
-        <w:gridCol w:w="2200"/>
-        <w:gridCol w:w="2800"/>
-        <w:gridCol w:w="2706"/>
-      </w:tblGrid>
-      <w:tr>
-        <w:tblPrEx>
-          <w:tblCellMar>
-            <w:top w:w="0" w:type="dxa"/>
-            <w:bottom w:w="0" w:type="dxa"/>
-          </w:tblCellMar>
-        </w:tblPrEx>
-        <w:tc>
-          <w:tcPr>
-            <w:tcW w:w="1800" w:type="dxa"/>
-            <w:tcBorders>
-              <w:top w:val="single" w:sz="1" w:space="0" w:color="B0BEC5"/>
-              <w:left w:val="single" w:sz="1" w:space="0" w:color="B0BEC5"/>
-              <w:bottom w:val="single" w:sz="1" w:space="0" w:color="B0BEC5"/>
-              <w:right w:val="single" w:sz="1" w:space="0" w:color="B0BEC5"/>
-            </w:tcBorders>
-            <w:shd w:val="clear" w:color="auto" w:fill="1B3A5C"/>
-            <w:tcMar>
-              <w:top w:w="50" w:type="dxa"/>
-              <w:left w:w="80" w:type="dxa"/>
-              <w:bottom w:w="50" w:type="dxa"/>
-              <w:right w:w="80" w:type="dxa"/>
-            </w:tcMar>
-            <w:vAlign w:val="center"/>
-          </w:tcPr>
-          <w:p>
-            <w:pPr>
-              <w:jc w:val="center"/>
-            </w:pPr>
-            <w:r>
-              <w:rPr>
-                <w:b/>
-                <w:bCs/>
-                <w:color w:val="FFFFFF"/>
-              </w:rPr>
-              <w:t>항목</w:t>
-            </w:r>
-          </w:p>
-        </w:tc>
-        <w:tc>
-          <w:tcPr>
-            <w:tcW w:w="2200" w:type="dxa"/>
-            <w:tcBorders>
-              <w:top w:val="single" w:sz="1" w:space="0" w:color="B0BEC5"/>
-              <w:left w:val="single" w:sz="1" w:space="0" w:color="B0BEC5"/>
-              <w:bottom w:val="single" w:sz="1" w:space="0" w:color="B0BEC5"/>
-              <w:right w:val="single" w:sz="1" w:space="0" w:color="B0BEC5"/>
-            </w:tcBorders>
-            <w:shd w:val="clear" w:color="auto" w:fill="1B3A5C"/>
-            <w:tcMar>
-              <w:top w:w="50" w:type="dxa"/>
-              <w:left w:w="80" w:type="dxa"/>
-              <w:bottom w:w="50" w:type="dxa"/>
-              <w:right w:w="80" w:type="dxa"/>
-            </w:tcMar>
-            <w:vAlign w:val="center"/>
-          </w:tcPr>
-          <w:p>
-            <w:pPr>
-              <w:jc w:val="center"/>
-            </w:pPr>
-            <w:r>
-              <w:rPr>
-                <w:b/>
-                <w:bCs/>
-                <w:color w:val="FFFFFF"/>
-              </w:rPr>
-              <w:t>방법/도구</w:t>
-            </w:r>
-          </w:p>
-        </w:tc>
-        <w:tc>
-          <w:tcPr>
-            <w:tcW w:w="2800" w:type="dxa"/>
-            <w:tcBorders>
-              <w:top w:val="single" w:sz="1" w:space="0" w:color="B0BEC5"/>
-              <w:left w:val="single" w:sz="1" w:space="0" w:color="B0BEC5"/>
-              <w:bottom w:val="single" w:sz="1" w:space="0" w:color="B0BEC5"/>
-              <w:right w:val="single" w:sz="1" w:space="0" w:color="B0BEC5"/>
-            </w:tcBorders>
-            <w:shd w:val="clear" w:color="auto" w:fill="1B3A5C"/>
-            <w:tcMar>
-              <w:top w:w="50" w:type="dxa"/>
-              <w:left w:w="80" w:type="dxa"/>
-              <w:bottom w:w="50" w:type="dxa"/>
-              <w:right w:w="80" w:type="dxa"/>
-            </w:tcMar>
-            <w:vAlign w:val="center"/>
-          </w:tcPr>
-          <w:p>
-            <w:pPr>
-              <w:jc w:val="center"/>
-            </w:pPr>
-            <w:r>
-              <w:rPr>
-                <w:b/>
-                <w:bCs/>
-                <w:color w:val="FFFFFF"/>
-              </w:rPr>
-              <w:t>결과 요약</w:t>
-            </w:r>
-          </w:p>
-        </w:tc>
-        <w:tc>
-          <w:tcPr>
-            <w:tcW w:w="2706" w:type="dxa"/>
-            <w:tcBorders>
-              <w:top w:val="single" w:sz="1" w:space="0" w:color="B0BEC5"/>
-              <w:left w:val="single" w:sz="1" w:space="0" w:color="B0BEC5"/>
-              <w:bottom w:val="single" w:sz="1" w:space="0" w:color="B0BEC5"/>
-              <w:right w:val="single" w:sz="1" w:space="0" w:color="B0BEC5"/>
-            </w:tcBorders>
-            <w:shd w:val="clear" w:color="auto" w:fill="1B3A5C"/>
-            <w:tcMar>
-              <w:top w:w="50" w:type="dxa"/>
-              <w:left w:w="80" w:type="dxa"/>
-              <w:bottom w:w="50" w:type="dxa"/>
-              <w:right w:w="80" w:type="dxa"/>
-            </w:tcMar>
-            <w:vAlign w:val="center"/>
-          </w:tcPr>
-          <w:p>
-            <w:pPr>
-              <w:jc w:val="center"/>
-            </w:pPr>
-            <w:r>
-              <w:rPr>
-                <w:b/>
-                <w:bCs/>
-                <w:color w:val="FFFFFF"/>
-              </w:rPr>
-              <w:t>비고</w:t>
-            </w:r>
-          </w:p>
-        </w:tc>
-      </w:tr>
-      <w:tr>
-        <w:tblPrEx>
-          <w:tblCellMar>
-            <w:top w:w="0" w:type="dxa"/>
-            <w:bottom w:w="0" w:type="dxa"/>
-          </w:tblCellMar>
-        </w:tblPrEx>
-        <w:tc>
-          <w:tcPr>
-            <w:tcW w:w="1800" w:type="dxa"/>
-            <w:tcBorders>
-              <w:top w:val="single" w:sz="1" w:space="0" w:color="B0BEC5"/>
-              <w:left w:val="single" w:sz="1" w:space="0" w:color="B0BEC5"/>
-              <w:bottom w:val="single" w:sz="1" w:space="0" w:color="B0BEC5"/>
-              <w:right w:val="single" w:sz="1" w:space="0" w:color="B0BEC5"/>
-            </w:tcBorders>
-            <w:tcMar>
-              <w:top w:w="50" w:type="dxa"/>
-              <w:left w:w="80" w:type="dxa"/>
-              <w:bottom w:w="50" w:type="dxa"/>
-              <w:right w:w="80" w:type="dxa"/>
-            </w:tcMar>
-            <w:vAlign w:val="center"/>
-          </w:tcPr>
-          <w:p>
-            <w:pPr>
-              <w:spacing w:before="20" w:after="20"/>
-            </w:pPr>
-          </w:p>
-        </w:tc>
-        <w:tc>
-          <w:tcPr>
-            <w:tcW w:w="2200" w:type="dxa"/>
-            <w:tcBorders>
-              <w:top w:val="single" w:sz="1" w:space="0" w:color="B0BEC5"/>
-              <w:left w:val="single" w:sz="1" w:space="0" w:color="B0BEC5"/>
-              <w:bottom w:val="single" w:sz="1" w:space="0" w:color="B0BEC5"/>
-              <w:right w:val="single" w:sz="1" w:space="0" w:color="B0BEC5"/>
-            </w:tcBorders>
-            <w:tcMar>
-              <w:top w:w="50" w:type="dxa"/>
-              <w:left w:w="80" w:type="dxa"/>
-              <w:bottom w:w="50" w:type="dxa"/>
-              <w:right w:w="80" w:type="dxa"/>
-            </w:tcMar>
-            <w:vAlign w:val="center"/>
-          </w:tcPr>
-          <w:p>
-            <w:pPr>
-              <w:spacing w:before="20" w:after="20"/>
-            </w:pPr>
-          </w:p>
-        </w:tc>
-        <w:tc>
-          <w:tcPr>
-            <w:tcW w:w="2800" w:type="dxa"/>
-            <w:tcBorders>
-              <w:top w:val="single" w:sz="1" w:space="0" w:color="B0BEC5"/>
-              <w:left w:val="single" w:sz="1" w:space="0" w:color="B0BEC5"/>
-              <w:bottom w:val="single" w:sz="1" w:space="0" w:color="B0BEC5"/>
-              <w:right w:val="single" w:sz="1" w:space="0" w:color="B0BEC5"/>
-            </w:tcBorders>
-            <w:tcMar>
-              <w:top w:w="50" w:type="dxa"/>
-              <w:left w:w="80" w:type="dxa"/>
-              <w:bottom w:w="50" w:type="dxa"/>
-              <w:right w:w="80" w:type="dxa"/>
-            </w:tcMar>
-            <w:vAlign w:val="center"/>
-          </w:tcPr>
-          <w:p>
-            <w:pPr>
-              <w:spacing w:before="20" w:after="20"/>
-            </w:pPr>
-          </w:p>
-        </w:tc>
-        <w:tc>
-          <w:tcPr>
-            <w:tcW w:w="2706" w:type="dxa"/>
-            <w:tcBorders>
-              <w:top w:val="single" w:sz="1" w:space="0" w:color="B0BEC5"/>
-              <w:left w:val="single" w:sz="1" w:space="0" w:color="B0BEC5"/>
-              <w:bottom w:val="single" w:sz="1" w:space="0" w:color="B0BEC5"/>
-              <w:right w:val="single" w:sz="1" w:space="0" w:color="B0BEC5"/>
-            </w:tcBorders>
-            <w:tcMar>
-              <w:top w:w="50" w:type="dxa"/>
-              <w:left w:w="80" w:type="dxa"/>
-              <w:bottom w:w="50" w:type="dxa"/>
-              <w:right w:w="80" w:type="dxa"/>
-            </w:tcMar>
-            <w:vAlign w:val="center"/>
-          </w:tcPr>
-          <w:p>
-            <w:pPr>
-              <w:spacing w:before="20" w:after="20"/>
-            </w:pPr>
-          </w:p>
-        </w:tc>
-      </w:tr>
-      <w:tr>
-        <w:tblPrEx>
-          <w:tblCellMar>
-            <w:top w:w="0" w:type="dxa"/>
-            <w:bottom w:w="0" w:type="dxa"/>
-          </w:tblCellMar>
-        </w:tblPrEx>
-        <w:tc>
-          <w:tcPr>
-            <w:tcW w:w="1800" w:type="dxa"/>
-            <w:tcBorders>
-              <w:top w:val="single" w:sz="1" w:space="0" w:color="B0BEC5"/>
-              <w:left w:val="single" w:sz="1" w:space="0" w:color="B0BEC5"/>
-              <w:bottom w:val="single" w:sz="1" w:space="0" w:color="B0BEC5"/>
-              <w:right w:val="single" w:sz="1" w:space="0" w:color="B0BEC5"/>
-            </w:tcBorders>
-            <w:tcMar>
-              <w:top w:w="50" w:type="dxa"/>
-              <w:left w:w="80" w:type="dxa"/>
-              <w:bottom w:w="50" w:type="dxa"/>
-              <w:right w:w="80" w:type="dxa"/>
-            </w:tcMar>
-            <w:vAlign w:val="center"/>
-          </w:tcPr>
-          <w:p>
-            <w:pPr>
-              <w:spacing w:before="20" w:after="20"/>
-            </w:pPr>
-          </w:p>
-        </w:tc>
-        <w:tc>
-          <w:tcPr>
-            <w:tcW w:w="2200" w:type="dxa"/>
-            <w:tcBorders>
-              <w:top w:val="single" w:sz="1" w:space="0" w:color="B0BEC5"/>
-              <w:left w:val="single" w:sz="1" w:space="0" w:color="B0BEC5"/>
-              <w:bottom w:val="single" w:sz="1" w:space="0" w:color="B0BEC5"/>
-              <w:right w:val="single" w:sz="1" w:space="0" w:color="B0BEC5"/>
-            </w:tcBorders>
-            <w:tcMar>
-              <w:top w:w="50" w:type="dxa"/>
-              <w:left w:w="80" w:type="dxa"/>
-              <w:bottom w:w="50" w:type="dxa"/>
-              <w:right w:w="80" w:type="dxa"/>
-            </w:tcMar>
-            <w:vAlign w:val="center"/>
-          </w:tcPr>
-          <w:p>
-            <w:pPr>
-              <w:spacing w:before="20" w:after="20"/>
-            </w:pPr>
-          </w:p>
-        </w:tc>
-        <w:tc>
-          <w:tcPr>
-            <w:tcW w:w="2800" w:type="dxa"/>
-            <w:tcBorders>
-              <w:top w:val="single" w:sz="1" w:space="0" w:color="B0BEC5"/>
-              <w:left w:val="single" w:sz="1" w:space="0" w:color="B0BEC5"/>
-              <w:bottom w:val="single" w:sz="1" w:space="0" w:color="B0BEC5"/>
-              <w:right w:val="single" w:sz="1" w:space="0" w:color="B0BEC5"/>
-            </w:tcBorders>
-            <w:tcMar>
-              <w:top w:w="50" w:type="dxa"/>
-              <w:left w:w="80" w:type="dxa"/>
-              <w:bottom w:w="50" w:type="dxa"/>
-              <w:right w:w="80" w:type="dxa"/>
-            </w:tcMar>
-            <w:vAlign w:val="center"/>
-          </w:tcPr>
-          <w:p>
-            <w:pPr>
-              <w:spacing w:before="20" w:after="20"/>
-            </w:pPr>
-          </w:p>
-        </w:tc>
-        <w:tc>
-          <w:tcPr>
-            <w:tcW w:w="2706" w:type="dxa"/>
-            <w:tcBorders>
-              <w:top w:val="single" w:sz="1" w:space="0" w:color="B0BEC5"/>
-              <w:left w:val="single" w:sz="1" w:space="0" w:color="B0BEC5"/>
-              <w:bottom w:val="single" w:sz="1" w:space="0" w:color="B0BEC5"/>
-              <w:right w:val="single" w:sz="1" w:space="0" w:color="B0BEC5"/>
-            </w:tcBorders>
-            <w:tcMar>
-              <w:top w:w="50" w:type="dxa"/>
-              <w:left w:w="80" w:type="dxa"/>
-              <w:bottom w:w="50" w:type="dxa"/>
-              <w:right w:w="80" w:type="dxa"/>
-            </w:tcMar>
-            <w:vAlign w:val="center"/>
-          </w:tcPr>
-          <w:p>
-            <w:pPr>
-              <w:spacing w:before="20" w:after="20"/>
-            </w:pPr>
-          </w:p>
-        </w:tc>
-      </w:tr>
-    </w:tbl>
-    <w:p>
-      <w:pPr>
-        <w:pBdr>
-          <w:bottom w:val="single" w:sz="3" w:space="3" w:color="2B579A"/>
-        </w:pBdr>
-        <w:spacing w:before="240" w:after="100"/>
-      </w:pPr>
-      <w:r>
-        <w:rPr>
-          <w:b/>
-          <w:bCs/>
-          <w:color w:val="2B579A"/>
-          <w:sz w:val="22"/>
-          <w:szCs w:val="22"/>
-        </w:rPr>
-        <w:t xml:space="preserve">3. </w:t>
-      </w:r>
-      <w:r>
-        <w:rPr>
-          <w:b/>
-          <w:bCs/>
-          <w:color w:val="1B3A5C"/>
-          <w:sz w:val="22"/>
-          <w:szCs w:val="22"/>
-        </w:rPr>
-        <w:t>이슈 및 리스크</w:t>
-      </w:r>
-    </w:p>
-    <w:tbl>
-      <w:tblPr>
-        <w:tblW w:w="9506" w:type="dxa"/>
-        <w:tblBorders>
-          <w:top w:val="single" w:sz="4" w:space="0" w:color="auto"/>
-          <w:left w:val="single" w:sz="4" w:space="0" w:color="auto"/>
-          <w:bottom w:val="single" w:sz="4" w:space="0" w:color="auto"/>
-          <w:right w:val="single" w:sz="4" w:space="0" w:color="auto"/>
-          <w:insideH w:val="single" w:sz="4" w:space="0" w:color="auto"/>
-          <w:insideV w:val="single" w:sz="4" w:space="0" w:color="auto"/>
-        </w:tblBorders>
-        <w:tblCellMar>
-          <w:left w:w="10" w:type="dxa"/>
-          <w:right w:w="10" w:type="dxa"/>
-        </w:tblCellMar>
-        <w:tblLook w:val="0000" w:firstRow="0" w:lastRow="0" w:firstColumn="0" w:lastColumn="0" w:noHBand="0" w:noVBand="0"/>
-      </w:tblPr>
-      <w:tblGrid>
-        <w:gridCol w:w="2800"/>
-        <w:gridCol w:w="1200"/>
-        <w:gridCol w:w="1200"/>
-        <w:gridCol w:w="4306"/>
-      </w:tblGrid>
-      <w:tr>
-        <w:tblPrEx>
-          <w:tblCellMar>
-            <w:top w:w="0" w:type="dxa"/>
-            <w:bottom w:w="0" w:type="dxa"/>
-          </w:tblCellMar>
-        </w:tblPrEx>
-        <w:tc>
-          <w:tcPr>
-            <w:tcW w:w="2800" w:type="dxa"/>
-            <w:tcBorders>
-              <w:top w:val="single" w:sz="1" w:space="0" w:color="B0BEC5"/>
-              <w:left w:val="single" w:sz="1" w:space="0" w:color="B0BEC5"/>
-              <w:bottom w:val="single" w:sz="1" w:space="0" w:color="B0BEC5"/>
-              <w:right w:val="single" w:sz="1" w:space="0" w:color="B0BEC5"/>
-            </w:tcBorders>
-            <w:shd w:val="clear" w:color="auto" w:fill="1B3A5C"/>
-            <w:tcMar>
-              <w:top w:w="50" w:type="dxa"/>
-              <w:left w:w="80" w:type="dxa"/>
-              <w:bottom w:w="50" w:type="dxa"/>
-              <w:right w:w="80" w:type="dxa"/>
-            </w:tcMar>
-            <w:vAlign w:val="center"/>
-          </w:tcPr>
-          <w:p>
-            <w:pPr>
-              <w:jc w:val="center"/>
-            </w:pPr>
-            <w:r>
-              <w:rPr>
-                <w:b/>
-                <w:bCs/>
-                <w:color w:val="FFFFFF"/>
-              </w:rPr>
-              <w:t>이슈</w:t>
-            </w:r>
-          </w:p>
-        </w:tc>
-        <w:tc>
-          <w:tcPr>
-            <w:tcW w:w="1200" w:type="dxa"/>
-            <w:tcBorders>
-              <w:top w:val="single" w:sz="1" w:space="0" w:color="B0BEC5"/>
-              <w:left w:val="single" w:sz="1" w:space="0" w:color="B0BEC5"/>
-              <w:bottom w:val="single" w:sz="1" w:space="0" w:color="B0BEC5"/>
-              <w:right w:val="single" w:sz="1" w:space="0" w:color="B0BEC5"/>
-            </w:tcBorders>
-            <w:shd w:val="clear" w:color="auto" w:fill="1B3A5C"/>
-            <w:tcMar>
-              <w:top w:w="50" w:type="dxa"/>
-              <w:left w:w="80" w:type="dxa"/>
-              <w:bottom w:w="50" w:type="dxa"/>
-              <w:right w:w="80" w:type="dxa"/>
-            </w:tcMar>
-            <w:vAlign w:val="center"/>
-          </w:tcPr>
-          <w:p>
-            <w:pPr>
-              <w:jc w:val="center"/>
-            </w:pPr>
-            <w:r>
-              <w:rPr>
-                <w:b/>
-                <w:bCs/>
-                <w:color w:val="FFFFFF"/>
-              </w:rPr>
-              <w:t>영향도</w:t>
-            </w:r>
-          </w:p>
-        </w:tc>
-        <w:tc>
-          <w:tcPr>
-            <w:tcW w:w="1200" w:type="dxa"/>
-            <w:tcBorders>
-              <w:top w:val="single" w:sz="1" w:space="0" w:color="B0BEC5"/>
-              <w:left w:val="single" w:sz="1" w:space="0" w:color="B0BEC5"/>
-              <w:bottom w:val="single" w:sz="1" w:space="0" w:color="B0BEC5"/>
-              <w:right w:val="single" w:sz="1" w:space="0" w:color="B0BEC5"/>
-            </w:tcBorders>
-            <w:shd w:val="clear" w:color="auto" w:fill="1B3A5C"/>
-            <w:tcMar>
-              <w:top w:w="50" w:type="dxa"/>
-              <w:left w:w="80" w:type="dxa"/>
-              <w:bottom w:w="50" w:type="dxa"/>
-              <w:right w:w="80" w:type="dxa"/>
-            </w:tcMar>
-            <w:vAlign w:val="center"/>
-          </w:tcPr>
-          <w:p>
-            <w:pPr>
-              <w:jc w:val="center"/>
-            </w:pPr>
-            <w:r>
-              <w:rPr>
-                <w:b/>
-                <w:bCs/>
-                <w:color w:val="FFFFFF"/>
-              </w:rPr>
-              <w:t>상태</w:t>
-            </w:r>
-          </w:p>
-        </w:tc>
-        <w:tc>
-          <w:tcPr>
-            <w:tcW w:w="4306" w:type="dxa"/>
-            <w:tcBorders>
-              <w:top w:val="single" w:sz="1" w:space="0" w:color="B0BEC5"/>
-              <w:left w:val="single" w:sz="1" w:space="0" w:color="B0BEC5"/>
-              <w:bottom w:val="single" w:sz="1" w:space="0" w:color="B0BEC5"/>
-              <w:right w:val="single" w:sz="1" w:space="0" w:color="B0BEC5"/>
-            </w:tcBorders>
-            <w:shd w:val="clear" w:color="auto" w:fill="1B3A5C"/>
-            <w:tcMar>
-              <w:top w:w="50" w:type="dxa"/>
-              <w:left w:w="80" w:type="dxa"/>
-              <w:bottom w:w="50" w:type="dxa"/>
-              <w:right w:w="80" w:type="dxa"/>
-            </w:tcMar>
-            <w:vAlign w:val="center"/>
-          </w:tcPr>
-          <w:p>
-            <w:pPr>
-              <w:jc w:val="center"/>
-            </w:pPr>
-            <w:r>
-              <w:rPr>
-                <w:b/>
-                <w:bCs/>
-                <w:color w:val="FFFFFF"/>
-              </w:rPr>
-              <w:t>대응 방안</w:t>
-            </w:r>
-          </w:p>
-        </w:tc>
-      </w:tr>
-      <w:tr>
-        <w:tblPrEx>
-          <w:tblCellMar>
-            <w:top w:w="0" w:type="dxa"/>
-            <w:bottom w:w="0" w:type="dxa"/>
-          </w:tblCellMar>
-        </w:tblPrEx>
-        <w:tc>
-          <w:tcPr>
-            <w:tcW w:w="2800" w:type="dxa"/>
-            <w:tcBorders>
-              <w:top w:val="single" w:sz="1" w:space="0" w:color="B0BEC5"/>
-              <w:left w:val="single" w:sz="1" w:space="0" w:color="B0BEC5"/>
-              <w:bottom w:val="single" w:sz="1" w:space="0" w:color="B0BEC5"/>
-              <w:right w:val="single" w:sz="1" w:space="0" w:color="B0BEC5"/>
-            </w:tcBorders>
-            <w:tcMar>
-              <w:top w:w="50" w:type="dxa"/>
-              <w:left w:w="80" w:type="dxa"/>
-              <w:bottom w:w="50" w:type="dxa"/>
-              <w:right w:w="80" w:type="dxa"/>
-            </w:tcMar>
-            <w:vAlign w:val="center"/>
-          </w:tcPr>
-          <w:p>
-            <w:pPr>
-              <w:spacing w:before="20" w:after="20"/>
-            </w:pPr>
-          </w:p>
-        </w:tc>
-        <w:tc>
-          <w:tcPr>
-            <w:tcW w:w="1200" w:type="dxa"/>
-            <w:tcBorders>
-              <w:top w:val="single" w:sz="1" w:space="0" w:color="B0BEC5"/>
-              <w:left w:val="single" w:sz="1" w:space="0" w:color="B0BEC5"/>
-              <w:bottom w:val="single" w:sz="1" w:space="0" w:color="B0BEC5"/>
-              <w:right w:val="single" w:sz="1" w:space="0" w:color="B0BEC5"/>
-            </w:tcBorders>
-            <w:tcMar>
-              <w:top w:w="50" w:type="dxa"/>
-              <w:left w:w="80" w:type="dxa"/>
-              <w:bottom w:w="50" w:type="dxa"/>
-              <w:right w:w="80" w:type="dxa"/>
-            </w:tcMar>
-            <w:vAlign w:val="center"/>
-          </w:tcPr>
-          <w:p>
-            <w:pPr>
-              <w:spacing w:before="20" w:after="20"/>
-            </w:pPr>
-          </w:p>
-        </w:tc>
-        <w:tc>
-          <w:tcPr>
-            <w:tcW w:w="1200" w:type="dxa"/>
-            <w:tcBorders>
-              <w:top w:val="single" w:sz="1" w:space="0" w:color="B0BEC5"/>
-              <w:left w:val="single" w:sz="1" w:space="0" w:color="B0BEC5"/>
-              <w:bottom w:val="single" w:sz="1" w:space="0" w:color="B0BEC5"/>
-              <w:right w:val="single" w:sz="1" w:space="0" w:color="B0BEC5"/>
-            </w:tcBorders>
-            <w:tcMar>
-              <w:top w:w="50" w:type="dxa"/>
-              <w:left w:w="80" w:type="dxa"/>
-              <w:bottom w:w="50" w:type="dxa"/>
-              <w:right w:w="80" w:type="dxa"/>
-            </w:tcMar>
-            <w:vAlign w:val="center"/>
-          </w:tcPr>
-          <w:p>
-            <w:pPr>
-              <w:spacing w:before="20" w:after="20"/>
-            </w:pPr>
-          </w:p>
-        </w:tc>
-        <w:tc>
-          <w:tcPr>
-            <w:tcW w:w="4306" w:type="dxa"/>
-            <w:tcBorders>
-              <w:top w:val="single" w:sz="1" w:space="0" w:color="B0BEC5"/>
-              <w:left w:val="single" w:sz="1" w:space="0" w:color="B0BEC5"/>
-              <w:bottom w:val="single" w:sz="1" w:space="0" w:color="B0BEC5"/>
-              <w:right w:val="single" w:sz="1" w:space="0" w:color="B0BEC5"/>
-            </w:tcBorders>
-            <w:tcMar>
-              <w:top w:w="50" w:type="dxa"/>
-              <w:left w:w="80" w:type="dxa"/>
-              <w:bottom w:w="50" w:type="dxa"/>
-              <w:right w:w="80" w:type="dxa"/>
-            </w:tcMar>
-            <w:vAlign w:val="center"/>
-          </w:tcPr>
-          <w:p>
-            <w:pPr>
-              <w:spacing w:before="20" w:after="20"/>
-            </w:pPr>
-          </w:p>
-        </w:tc>
-      </w:tr>
-    </w:tbl>
-    <w:p>
-      <w:pPr>
-        <w:pBdr>
-          <w:bottom w:val="single" w:sz="3" w:space="3" w:color="2B579A"/>
-        </w:pBdr>
-        <w:spacing w:before="240" w:after="100"/>
-      </w:pPr>
-      <w:r>
-        <w:rPr>
-          <w:b/>
-          <w:bCs/>
-          <w:color w:val="2B579A"/>
-          <w:sz w:val="22"/>
-          <w:szCs w:val="22"/>
-        </w:rPr>
-        <w:t xml:space="preserve">4. </w:t>
-      </w:r>
-      <w:r>
-        <w:rPr>
-          <w:b/>
-          <w:bCs/>
-          <w:color w:val="1B3A5C"/>
-          <w:sz w:val="22"/>
-          <w:szCs w:val="22"/>
-        </w:rPr>
-        <w:t>차주 계획</w:t>
-      </w:r>
-    </w:p>
-    <w:p>
-      <w:pPr>
-        <w:pStyle w:val="a4"/>
-        <w:numPr>
-          <w:ilvl w:val="0"/>
-          <w:numId w:val="2"/>
-        </w:numPr>
-        <w:spacing w:after="50"/>
-      </w:pPr>
-    </w:p>
-    <w:p>
-      <w:pPr>
-        <w:pStyle w:val="a4"/>
-        <w:numPr>
-          <w:ilvl w:val="0"/>
-          <w:numId w:val="2"/>
-        </w:numPr>
-        <w:spacing w:after="50"/>
-      </w:pPr>
-    </w:p>
-    <w:p>
-      <w:pPr>
-        <w:pStyle w:val="a4"/>
-        <w:numPr>
-          <w:ilvl w:val="0"/>
-          <w:numId w:val="2"/>
-        </w:numPr>
-        <w:spacing w:after="50"/>
-      </w:pPr>
-    </w:p>
-    <w:p>
-      <w:pPr>
-        <w:pBdr>
-          <w:bottom w:val="single" w:sz="3" w:space="3" w:color="2B579A"/>
-        </w:pBdr>
-        <w:spacing w:before="240" w:after="100"/>
-      </w:pPr>
-      <w:r>
-        <w:rPr>
-          <w:b/>
-          <w:bCs/>
-          <w:color w:val="2B579A"/>
-          <w:sz w:val="22"/>
-          <w:szCs w:val="22"/>
-        </w:rPr>
-        <w:t xml:space="preserve">5. </w:t>
-      </w:r>
-      <w:r>
-        <w:rPr>
-          <w:b/>
-          <w:bCs/>
-          <w:color w:val="1B3A5C"/>
-          <w:sz w:val="22"/>
-          <w:szCs w:val="22"/>
-        </w:rPr>
-        <w:t>메모 및 참고사항</w:t>
-      </w:r>
-    </w:p>
-    <w:p>
-      <w:pPr>
-        <w:spacing w:after="60"/>
-      </w:pPr>
-    </w:p>
-    <w:p>
-      <w:pPr>
-        <w:spacing w:before="200"/>
-      </w:pPr>
-    </w:p>
-    <w:tbl>
-      <w:tblPr>
-        <w:tblW w:w="9506" w:type="dxa"/>
-        <w:tblBorders>
-          <w:top w:val="single" w:sz="4" w:space="0" w:color="auto"/>
-          <w:left w:val="single" w:sz="4" w:space="0" w:color="auto"/>
-          <w:bottom w:val="single" w:sz="4" w:space="0" w:color="auto"/>
-          <w:right w:val="single" w:sz="4" w:space="0" w:color="auto"/>
-          <w:insideH w:val="single" w:sz="4" w:space="0" w:color="auto"/>
-          <w:insideV w:val="single" w:sz="4" w:space="0" w:color="auto"/>
-        </w:tblBorders>
-        <w:tblCellMar>
-          <w:left w:w="10" w:type="dxa"/>
-          <w:right w:w="10" w:type="dxa"/>
-        </w:tblCellMar>
-        <w:tblLook w:val="0000" w:firstRow="0" w:lastRow="0" w:firstColumn="0" w:lastColumn="0" w:noHBand="0" w:noVBand="0"/>
-      </w:tblPr>
-      <w:tblGrid>
-        <w:gridCol w:w="4753"/>
-        <w:gridCol w:w="4753"/>
-      </w:tblGrid>
-      <w:tr>
-        <w:tblPrEx>
-          <w:tblCellMar>
-            <w:top w:w="0" w:type="dxa"/>
-            <w:bottom w:w="0" w:type="dxa"/>
-          </w:tblCellMar>
-        </w:tblPrEx>
-        <w:tc>
-          <w:tcPr>
-            <w:tcW w:w="4753" w:type="dxa"/>
-            <w:tcBorders>
-              <w:top w:val="single" w:sz="1" w:space="0" w:color="B0BEC5"/>
-              <w:left w:val="single" w:sz="1" w:space="0" w:color="B0BEC5"/>
-              <w:bottom w:val="single" w:sz="1" w:space="0" w:color="B0BEC5"/>
-              <w:right w:val="single" w:sz="1" w:space="0" w:color="B0BEC5"/>
-            </w:tcBorders>
-            <w:tcMar>
-              <w:top w:w="50" w:type="dxa"/>
-              <w:left w:w="80" w:type="dxa"/>
-              <w:bottom w:w="50" w:type="dxa"/>
-              <w:right w:w="80" w:type="dxa"/>
-            </w:tcMar>
-            <w:vAlign w:val="center"/>
-          </w:tcPr>
-          <w:p>
-            <w:pPr>
-              <w:spacing w:before="20" w:after="20"/>
-              <w:jc w:val="center"/>
-            </w:pPr>
-            <w:r>
-              <w:rPr>
-                <w:color w:val="888888"/>
-                <w:sz w:val="16"/>
-                <w:szCs w:val="16"/>
-              </w:rPr>
-              <w:t xml:space="preserve">기록자 서명:                          일자:          </w:t>
-            </w:r>
-          </w:p>
-        </w:tc>
-        <w:tc>
-          <w:tcPr>
-            <w:tcW w:w="4753" w:type="dxa"/>
-            <w:tcBorders>
-              <w:top w:val="single" w:sz="1" w:space="0" w:color="B0BEC5"/>
-              <w:left w:val="single" w:sz="1" w:space="0" w:color="B0BEC5"/>
-              <w:bottom w:val="single" w:sz="1" w:space="0" w:color="B0BEC5"/>
-              <w:right w:val="single" w:sz="1" w:space="0" w:color="B0BEC5"/>
-            </w:tcBorders>
-            <w:tcMar>
-              <w:top w:w="50" w:type="dxa"/>
-              <w:left w:w="80" w:type="dxa"/>
-              <w:bottom w:w="50" w:type="dxa"/>
-              <w:right w:w="80" w:type="dxa"/>
-            </w:tcMar>
-            <w:vAlign w:val="center"/>
-          </w:tcPr>
-          <w:p>
-            <w:pPr>
-              <w:spacing w:before="20" w:after="20"/>
-              <w:jc w:val="center"/>
-            </w:pPr>
-            <w:r>
-              <w:rPr>
-                <w:color w:val="888888"/>
-                <w:sz w:val="16"/>
-                <w:szCs w:val="16"/>
-              </w:rPr>
-              <w:t xml:space="preserve">확인자 서명:                          일자:          </w:t>
-            </w:r>
-          </w:p>
-        </w:tc>
-      </w:tr>
-    </w:tbl>
-    <w:p>
-      <w:r>
-        <w:br w:type="page"/>
-      </w:r>
-    </w:p>
-    <w:tbl>
-      <w:tblPr>
-        <w:tblW w:w="9506" w:type="dxa"/>
-        <w:tblBorders>
-          <w:top w:val="single" w:sz="4" w:space="0" w:color="auto"/>
-          <w:left w:val="single" w:sz="4" w:space="0" w:color="auto"/>
-          <w:bottom w:val="single" w:sz="4" w:space="0" w:color="auto"/>
-          <w:right w:val="single" w:sz="4" w:space="0" w:color="auto"/>
-          <w:insideH w:val="single" w:sz="4" w:space="0" w:color="auto"/>
-          <w:insideV w:val="single" w:sz="4" w:space="0" w:color="auto"/>
-        </w:tblBorders>
-        <w:tblCellMar>
-          <w:left w:w="10" w:type="dxa"/>
-          <w:right w:w="10" w:type="dxa"/>
-        </w:tblCellMar>
-        <w:tblLook w:val="0000" w:firstRow="0" w:lastRow="0" w:firstColumn="0" w:lastColumn="0" w:noHBand="0" w:noVBand="0"/>
-      </w:tblPr>
-      <w:tblGrid>
-        <w:gridCol w:w="1600"/>
-        <w:gridCol w:w="3153"/>
-        <w:gridCol w:w="1600"/>
-        <w:gridCol w:w="3153"/>
-      </w:tblGrid>
-      <w:tr>
-        <w:tblPrEx>
-          <w:tblCellMar>
-            <w:top w:w="0" w:type="dxa"/>
-            <w:bottom w:w="0" w:type="dxa"/>
-          </w:tblCellMar>
-        </w:tblPrEx>
-        <w:tc>
-          <w:tcPr>
-            <w:tcW w:w="1600" w:type="dxa"/>
-            <w:tcBorders>
-              <w:top w:val="single" w:sz="1" w:space="0" w:color="B0BEC5"/>
-              <w:left w:val="single" w:sz="1" w:space="0" w:color="B0BEC5"/>
-              <w:bottom w:val="single" w:sz="1" w:space="0" w:color="B0BEC5"/>
-              <w:right w:val="single" w:sz="1" w:space="0" w:color="B0BEC5"/>
-            </w:tcBorders>
-            <w:shd w:val="clear" w:color="auto" w:fill="1B3A5C"/>
-            <w:tcMar>
-              <w:top w:w="50" w:type="dxa"/>
-              <w:left w:w="80" w:type="dxa"/>
-              <w:bottom w:w="50" w:type="dxa"/>
-              <w:right w:w="80" w:type="dxa"/>
-            </w:tcMar>
-            <w:vAlign w:val="center"/>
-          </w:tcPr>
-          <w:p>
-            <w:pPr>
-              <w:jc w:val="center"/>
-            </w:pPr>
-            <w:r>
-              <w:rPr>
-                <w:b/>
-                <w:bCs/>
-                <w:color w:val="FFFFFF"/>
-              </w:rPr>
-              <w:lastRenderedPageBreak/>
-              <w:t>과제명</w:t>
-            </w:r>
-          </w:p>
-        </w:tc>
-        <w:tc>
-          <w:tcPr>
-            <w:tcW w:w="7906" w:type="dxa"/>
-            <w:gridSpan w:val="3"/>
-            <w:tcBorders>
-              <w:top w:val="single" w:sz="1" w:space="0" w:color="B0BEC5"/>
-              <w:left w:val="single" w:sz="1" w:space="0" w:color="B0BEC5"/>
-              <w:bottom w:val="single" w:sz="1" w:space="0" w:color="B0BEC5"/>
-              <w:right w:val="single" w:sz="1" w:space="0" w:color="B0BEC5"/>
-            </w:tcBorders>
-            <w:tcMar>
-              <w:top w:w="50" w:type="dxa"/>
-              <w:left w:w="80" w:type="dxa"/>
-              <w:bottom w:w="50" w:type="dxa"/>
-              <w:right w:w="80" w:type="dxa"/>
-            </w:tcMar>
-            <w:vAlign w:val="center"/>
-          </w:tcPr>
-          <w:p>
-            <w:pPr>
-              <w:spacing w:before="20" w:after="20"/>
-            </w:pPr>
-            <w:proofErr w:type="spellStart"/>
-            <w:r>
-              <w:rPr>
-                <w:b/>
-                <w:bCs/>
-                <w:color w:val="333333"/>
-              </w:rPr>
-              <w:t>VisionAI</w:t>
-            </w:r>
-            <w:proofErr w:type="spellEnd"/>
-            <w:r>
-              <w:rPr>
-                <w:b/>
-                <w:bCs/>
-                <w:color w:val="333333"/>
-              </w:rPr>
-              <w:t xml:space="preserve"> - 미술 시장 AI 플랫폼</w:t>
-            </w:r>
-          </w:p>
-        </w:tc>
-      </w:tr>
-      <w:tr>
-        <w:tblPrEx>
-          <w:tblCellMar>
-            <w:top w:w="0" w:type="dxa"/>
-            <w:bottom w:w="0" w:type="dxa"/>
-          </w:tblCellMar>
-        </w:tblPrEx>
-        <w:tc>
-          <w:tcPr>
-            <w:tcW w:w="1600" w:type="dxa"/>
-            <w:tcBorders>
-              <w:top w:val="single" w:sz="1" w:space="0" w:color="B0BEC5"/>
-              <w:left w:val="single" w:sz="1" w:space="0" w:color="B0BEC5"/>
-              <w:bottom w:val="single" w:sz="1" w:space="0" w:color="B0BEC5"/>
-              <w:right w:val="single" w:sz="1" w:space="0" w:color="B0BEC5"/>
-            </w:tcBorders>
-            <w:shd w:val="clear" w:color="auto" w:fill="1B3A5C"/>
-            <w:tcMar>
-              <w:top w:w="50" w:type="dxa"/>
-              <w:left w:w="80" w:type="dxa"/>
-              <w:bottom w:w="50" w:type="dxa"/>
-              <w:right w:w="80" w:type="dxa"/>
-            </w:tcMar>
-            <w:vAlign w:val="center"/>
-          </w:tcPr>
-          <w:p>
-            <w:pPr>
-              <w:jc w:val="center"/>
-            </w:pPr>
-            <w:r>
-              <w:rPr>
-                <w:b/>
-                <w:bCs/>
-                <w:color w:val="FFFFFF"/>
-              </w:rPr>
-              <w:t>세부과제</w:t>
-            </w:r>
-          </w:p>
-        </w:tc>
-        <w:tc>
-          <w:tcPr>
-            <w:tcW w:w="3153" w:type="dxa"/>
-            <w:tcBorders>
-              <w:top w:val="single" w:sz="1" w:space="0" w:color="B0BEC5"/>
-              <w:left w:val="single" w:sz="1" w:space="0" w:color="B0BEC5"/>
-              <w:bottom w:val="single" w:sz="1" w:space="0" w:color="B0BEC5"/>
-              <w:right w:val="single" w:sz="1" w:space="0" w:color="B0BEC5"/>
-            </w:tcBorders>
-            <w:tcMar>
-              <w:top w:w="50" w:type="dxa"/>
-              <w:left w:w="80" w:type="dxa"/>
-              <w:bottom w:w="50" w:type="dxa"/>
-              <w:right w:w="80" w:type="dxa"/>
-            </w:tcMar>
-            <w:vAlign w:val="center"/>
-          </w:tcPr>
-          <w:p>
-            <w:pPr>
-              <w:spacing w:before="20" w:after="20"/>
-            </w:pPr>
-            <w:r>
-              <w:rPr>
-                <w:color w:val="333333"/>
-              </w:rPr>
-              <w:t>가격 예측 AI 모델 개발</w:t>
-            </w:r>
-          </w:p>
-        </w:tc>
-        <w:tc>
-          <w:tcPr>
-            <w:tcW w:w="1600" w:type="dxa"/>
-            <w:tcBorders>
-              <w:top w:val="single" w:sz="1" w:space="0" w:color="B0BEC5"/>
-              <w:left w:val="single" w:sz="1" w:space="0" w:color="B0BEC5"/>
-              <w:bottom w:val="single" w:sz="1" w:space="0" w:color="B0BEC5"/>
-              <w:right w:val="single" w:sz="1" w:space="0" w:color="B0BEC5"/>
-            </w:tcBorders>
-            <w:shd w:val="clear" w:color="auto" w:fill="1B3A5C"/>
-            <w:tcMar>
-              <w:top w:w="50" w:type="dxa"/>
-              <w:left w:w="80" w:type="dxa"/>
-              <w:bottom w:w="50" w:type="dxa"/>
-              <w:right w:w="80" w:type="dxa"/>
-            </w:tcMar>
-            <w:vAlign w:val="center"/>
-          </w:tcPr>
-          <w:p>
-            <w:pPr>
-              <w:jc w:val="center"/>
-            </w:pPr>
-            <w:r>
-              <w:rPr>
-                <w:b/>
-                <w:bCs/>
-                <w:color w:val="FFFFFF"/>
-              </w:rPr>
-              <w:t>과제번호</w:t>
-            </w:r>
-          </w:p>
-        </w:tc>
-        <w:tc>
-          <w:tcPr>
-            <w:tcW w:w="3153" w:type="dxa"/>
-            <w:tcBorders>
-              <w:top w:val="single" w:sz="1" w:space="0" w:color="B0BEC5"/>
-              <w:left w:val="single" w:sz="1" w:space="0" w:color="B0BEC5"/>
-              <w:bottom w:val="single" w:sz="1" w:space="0" w:color="B0BEC5"/>
-              <w:right w:val="single" w:sz="1" w:space="0" w:color="B0BEC5"/>
-            </w:tcBorders>
-            <w:tcMar>
-              <w:top w:w="50" w:type="dxa"/>
-              <w:left w:w="80" w:type="dxa"/>
-              <w:bottom w:w="50" w:type="dxa"/>
-              <w:right w:w="80" w:type="dxa"/>
-            </w:tcMar>
-            <w:vAlign w:val="center"/>
-          </w:tcPr>
-          <w:p>
-            <w:pPr>
-              <w:spacing w:before="20" w:after="20"/>
-            </w:pPr>
-            <w:r>
-              <w:rPr>
-                <w:color w:val="333333"/>
-              </w:rPr>
-              <w:t>TIPS-2026-XXXXX</w:t>
-            </w:r>
-          </w:p>
-        </w:tc>
-      </w:tr>
-      <w:tr>
-        <w:tblPrEx>
-          <w:tblCellMar>
-            <w:top w:w="0" w:type="dxa"/>
-            <w:bottom w:w="0" w:type="dxa"/>
-          </w:tblCellMar>
-        </w:tblPrEx>
-        <w:tc>
-          <w:tcPr>
-            <w:tcW w:w="1600" w:type="dxa"/>
-            <w:tcBorders>
-              <w:top w:val="single" w:sz="1" w:space="0" w:color="B0BEC5"/>
-              <w:left w:val="single" w:sz="1" w:space="0" w:color="B0BEC5"/>
-              <w:bottom w:val="single" w:sz="1" w:space="0" w:color="B0BEC5"/>
-              <w:right w:val="single" w:sz="1" w:space="0" w:color="B0BEC5"/>
-            </w:tcBorders>
-            <w:shd w:val="clear" w:color="auto" w:fill="1B3A5C"/>
-            <w:tcMar>
-              <w:top w:w="50" w:type="dxa"/>
-              <w:left w:w="80" w:type="dxa"/>
-              <w:bottom w:w="50" w:type="dxa"/>
-              <w:right w:w="80" w:type="dxa"/>
-            </w:tcMar>
-            <w:vAlign w:val="center"/>
-          </w:tcPr>
-          <w:p>
-            <w:pPr>
-              <w:jc w:val="center"/>
-            </w:pPr>
-            <w:r>
-              <w:rPr>
-                <w:b/>
-                <w:bCs/>
-                <w:color w:val="FFFFFF"/>
-              </w:rPr>
-              <w:t>기록자</w:t>
-            </w:r>
-          </w:p>
-        </w:tc>
-        <w:tc>
-          <w:tcPr>
-            <w:tcW w:w="3153" w:type="dxa"/>
-            <w:tcBorders>
-              <w:top w:val="single" w:sz="1" w:space="0" w:color="B0BEC5"/>
-              <w:left w:val="single" w:sz="1" w:space="0" w:color="B0BEC5"/>
-              <w:bottom w:val="single" w:sz="1" w:space="0" w:color="B0BEC5"/>
-              <w:right w:val="single" w:sz="1" w:space="0" w:color="B0BEC5"/>
-            </w:tcBorders>
-            <w:tcMar>
-              <w:top w:w="50" w:type="dxa"/>
-              <w:left w:w="80" w:type="dxa"/>
-              <w:bottom w:w="50" w:type="dxa"/>
-              <w:right w:w="80" w:type="dxa"/>
-            </w:tcMar>
-            <w:vAlign w:val="center"/>
-          </w:tcPr>
-          <w:p>
-            <w:pPr>
-              <w:spacing w:before="20" w:after="20"/>
-            </w:pPr>
-            <w:proofErr w:type="spellStart"/>
-            <w:r>
-              <w:rPr>
-                <w:rFonts w:hint="eastAsia"/>
-                <w:color w:val="333333"/>
-              </w:rPr>
-              <w:t>고보승</w:t>
-            </w:r>
-            <w:proofErr w:type="spellEnd"/>
             <w:r>
               <w:rPr>
                 <w:color w:val="333333"/>
